--- a/physics/lab6/Фізика_ЛР-6_Цебринський_Назар_ІМ-44.docx
+++ b/physics/lab6/Фізика_ЛР-6_Цебринський_Назар_ІМ-44.docx
@@ -729,13 +729,9 @@
       <w:r>
         <w:rPr>
           <w:rFonts w:eastAsia="Times New Roman" w:ascii="Times New Roman" w:hAnsi="Times New Roman"/>
-          <w:b w:val="false"/>
-          <w:bCs w:val="false"/>
-          <w:iCs/>
-          <w:color w:val="000000"/>
-          <w:sz w:val="28"/>
-          <w:szCs w:val="28"/>
-          <w:lang w:eastAsia="ru-RU"/>
+          <w:b/>
+          <w:sz w:val="28"/>
+          <w:szCs w:val="28"/>
         </w:rPr>
       </w:r>
     </w:p>
@@ -835,16 +831,7 @@
         </w:rPr>
       </w:pPr>
       <w:r>
-        <w:rPr>
-          <w:rFonts w:eastAsia="Times New Roman" w:ascii="Times New Roman" w:hAnsi="Times New Roman"/>
-          <w:b w:val="false"/>
-          <w:bCs w:val="false"/>
-          <w:iCs/>
-          <w:color w:val="000000"/>
-          <w:sz w:val="28"/>
-          <w:szCs w:val="28"/>
-          <w:lang w:eastAsia="ru-RU"/>
-        </w:rPr>
+        <w:rPr/>
       </w:r>
       <m:oMathPara xmlns:m="http://schemas.openxmlformats.org/officeDocument/2006/math">
         <m:oMathParaPr>
@@ -872,6 +859,10 @@
             </m:e>
           </m:d>
           <m:r>
+            <m:rPr>
+              <m:lit/>
+              <m:nor/>
+            </m:rPr>
             <w:rPr>
               <w:rFonts w:ascii="Cambria Math" w:hAnsi="Cambria Math"/>
             </w:rPr>
@@ -1049,13 +1040,9 @@
       <w:r>
         <w:rPr>
           <w:rFonts w:eastAsia="Times New Roman" w:ascii="Times New Roman" w:hAnsi="Times New Roman"/>
-          <w:b w:val="false"/>
-          <w:bCs w:val="false"/>
-          <w:iCs/>
-          <w:color w:val="000000"/>
-          <w:sz w:val="28"/>
-          <w:szCs w:val="28"/>
-          <w:lang w:eastAsia="ru-RU"/>
+          <w:b/>
+          <w:sz w:val="28"/>
+          <w:szCs w:val="28"/>
         </w:rPr>
       </w:r>
     </w:p>
@@ -1152,16 +1139,7 @@
         </w:rPr>
       </w:pPr>
       <w:r>
-        <w:rPr>
-          <w:rFonts w:eastAsia="Times New Roman" w:ascii="Times New Roman" w:hAnsi="Times New Roman"/>
-          <w:b/>
-          <w:bCs w:val="false"/>
-          <w:iCs/>
-          <w:color w:val="000000"/>
-          <w:sz w:val="28"/>
-          <w:szCs w:val="28"/>
-          <w:lang w:eastAsia="ru-RU"/>
-        </w:rPr>
+        <w:rPr/>
       </w:r>
       <m:oMathPara xmlns:m="http://schemas.openxmlformats.org/officeDocument/2006/math">
         <m:oMathParaPr>
@@ -1189,6 +1167,10 @@
                 <m:t xml:space="preserve">φ</m:t>
               </m:r>
               <m:r>
+                <m:rPr>
+                  <m:lit/>
+                  <m:nor/>
+                </m:rPr>
                 <w:rPr>
                   <w:rFonts w:ascii="Cambria Math" w:hAnsi="Cambria Math"/>
                 </w:rPr>
@@ -1213,7 +1195,6 @@
                 <m:t xml:space="preserve">λ</m:t>
               </m:r>
             </m:e>
-            <m:e/>
             <m:e>
               <m:r>
                 <w:rPr>
@@ -1228,6 +1209,10 @@
                 <m:t xml:space="preserve">φ</m:t>
               </m:r>
               <m:r>
+                <m:rPr>
+                  <m:lit/>
+                  <m:nor/>
+                </m:rPr>
                 <w:rPr>
                   <w:rFonts w:ascii="Cambria Math" w:hAnsi="Cambria Math"/>
                 </w:rPr>
@@ -1321,16 +1306,7 @@
         </w:rPr>
       </w:pPr>
       <w:r>
-        <w:rPr>
-          <w:rFonts w:eastAsia="Times New Roman" w:ascii="Times New Roman" w:hAnsi="Times New Roman"/>
-          <w:b/>
-          <w:bCs w:val="false"/>
-          <w:iCs/>
-          <w:color w:val="000000"/>
-          <w:sz w:val="28"/>
-          <w:szCs w:val="28"/>
-          <w:lang w:eastAsia="ru-RU"/>
-        </w:rPr>
+        <w:rPr/>
       </w:r>
       <m:oMathPara xmlns:m="http://schemas.openxmlformats.org/officeDocument/2006/math">
         <m:oMathParaPr>
@@ -1358,6 +1334,10 @@
                 <m:t xml:space="preserve">φ</m:t>
               </m:r>
               <m:r>
+                <m:rPr>
+                  <m:lit/>
+                  <m:nor/>
+                </m:rPr>
                 <w:rPr>
                   <w:rFonts w:ascii="Cambria Math" w:hAnsi="Cambria Math"/>
                 </w:rPr>
@@ -1388,6 +1368,10 @@
                     <m:t xml:space="preserve">n</m:t>
                   </m:r>
                   <m:r>
+                    <m:rPr>
+                      <m:lit/>
+                      <m:nor/>
+                    </m:rPr>
                     <w:rPr>
                       <w:rFonts w:ascii="Cambria Math" w:hAnsi="Cambria Math"/>
                     </w:rPr>
@@ -1420,7 +1404,6 @@
                 </m:den>
               </m:f>
             </m:e>
-            <m:e/>
             <m:e>
               <m:r>
                 <w:rPr>
@@ -1465,6 +1448,10 @@
                     <m:t xml:space="preserve">n</m:t>
                   </m:r>
                   <m:r>
+                    <m:rPr>
+                      <m:lit/>
+                      <m:nor/>
+                    </m:rPr>
                     <w:rPr>
                       <w:rFonts w:ascii="Cambria Math" w:hAnsi="Cambria Math"/>
                     </w:rPr>
@@ -1543,12 +1530,8 @@
         <w:rPr>
           <w:rFonts w:eastAsia="Times New Roman" w:ascii="Times New Roman" w:hAnsi="Times New Roman"/>
           <w:b/>
-          <w:bCs w:val="false"/>
-          <w:iCs/>
-          <w:color w:val="000000"/>
-          <w:sz w:val="28"/>
-          <w:szCs w:val="28"/>
-          <w:lang w:eastAsia="ru-RU"/>
+          <w:sz w:val="28"/>
+          <w:szCs w:val="28"/>
         </w:rPr>
       </w:r>
     </w:p>
@@ -1615,16 +1598,7 @@
         </w:rPr>
       </w:pPr>
       <w:r>
-        <w:rPr>
-          <w:rFonts w:eastAsia="Times New Roman" w:ascii="Times New Roman" w:hAnsi="Times New Roman"/>
-          <w:b/>
-          <w:bCs w:val="false"/>
-          <w:iCs/>
-          <w:color w:val="000000"/>
-          <w:sz w:val="28"/>
-          <w:szCs w:val="28"/>
-          <w:lang w:eastAsia="ru-RU"/>
-        </w:rPr>
+        <w:rPr/>
       </w:r>
       <m:oMathPara xmlns:m="http://schemas.openxmlformats.org/officeDocument/2006/math">
         <m:oMathParaPr>
@@ -1638,6 +1612,10 @@
             <m:t xml:space="preserve">I</m:t>
           </m:r>
           <m:r>
+            <m:rPr>
+              <m:lit/>
+              <m:nor/>
+            </m:rPr>
             <w:rPr>
               <w:rFonts w:ascii="Cambria Math" w:hAnsi="Cambria Math"/>
             </w:rPr>
@@ -1969,16 +1947,7 @@
         </w:rPr>
       </w:pPr>
       <w:r>
-        <w:rPr>
-          <w:rFonts w:eastAsia="Times New Roman" w:ascii="Times New Roman" w:hAnsi="Times New Roman"/>
-          <w:b/>
-          <w:bCs w:val="false"/>
-          <w:iCs/>
-          <w:color w:val="000000"/>
-          <w:sz w:val="28"/>
-          <w:szCs w:val="28"/>
-          <w:lang w:eastAsia="ru-RU"/>
-        </w:rPr>
+        <w:rPr/>
       </w:r>
       <m:oMathPara xmlns:m="http://schemas.openxmlformats.org/officeDocument/2006/math">
         <m:oMathParaPr>
@@ -2016,6 +1985,10 @@
             </m:sub>
           </m:sSub>
           <m:r>
+            <m:rPr>
+              <m:lit/>
+              <m:nor/>
+            </m:rPr>
             <w:rPr>
               <w:rFonts w:ascii="Cambria Math" w:hAnsi="Cambria Math"/>
             </w:rPr>
@@ -2147,12 +2120,8 @@
         <w:rPr>
           <w:rFonts w:eastAsia="Times New Roman" w:ascii="Times New Roman" w:hAnsi="Times New Roman"/>
           <w:b/>
-          <w:bCs w:val="false"/>
-          <w:iCs/>
-          <w:color w:val="000000"/>
-          <w:sz w:val="28"/>
-          <w:szCs w:val="28"/>
-          <w:lang w:eastAsia="ru-RU"/>
+          <w:sz w:val="28"/>
+          <w:szCs w:val="28"/>
         </w:rPr>
       </w:r>
     </w:p>
@@ -2861,59 +2830,56 @@
       <w:r>
         <w:rPr>
           <w:rFonts w:eastAsia="Times New Roman" w:ascii="Times New Roman" w:hAnsi="Times New Roman"/>
-          <w:b/>
-          <w:iCs/>
-          <w:color w:val="000000"/>
-          <w:sz w:val="28"/>
-          <w:szCs w:val="28"/>
-          <w:lang w:eastAsia="ru-RU"/>
-        </w:rPr>
-      </w:r>
-    </w:p>
-    <w:p>
-      <w:pPr>
-        <w:pStyle w:val="Normal"/>
-        <w:spacing w:lineRule="auto" w:line="288" w:before="0" w:after="0"/>
-        <w:jc w:val="both"/>
-        <w:rPr>
-          <w:rFonts w:ascii="Times New Roman" w:hAnsi="Times New Roman" w:eastAsia="Times New Roman"/>
-          <w:iCs/>
-          <w:color w:val="000000"/>
-          <w:sz w:val="28"/>
-          <w:szCs w:val="28"/>
-          <w:lang w:eastAsia="ru-RU"/>
-        </w:rPr>
-      </w:pPr>
-      <w:r>
-        <w:rPr>
-          <w:rFonts w:eastAsia="Times New Roman" w:ascii="Times New Roman" w:hAnsi="Times New Roman"/>
-          <w:b/>
-          <w:iCs/>
-          <w:color w:val="000000"/>
-          <w:sz w:val="28"/>
-          <w:szCs w:val="28"/>
-          <w:lang w:eastAsia="ru-RU"/>
-        </w:rPr>
-      </w:r>
-    </w:p>
-    <w:p>
-      <w:pPr>
-        <w:pStyle w:val="Normal"/>
-        <w:spacing w:lineRule="auto" w:line="288" w:before="0" w:after="0"/>
-        <w:jc w:val="both"/>
-        <w:rPr>
-          <w:rFonts w:ascii="Times New Roman" w:hAnsi="Times New Roman" w:eastAsia="Times New Roman"/>
-          <w:iCs/>
-          <w:color w:val="000000"/>
-          <w:sz w:val="28"/>
-          <w:szCs w:val="28"/>
-          <w:lang w:eastAsia="ru-RU"/>
-        </w:rPr>
-      </w:pPr>
-      <w:r>
-        <w:rPr>
-          <w:rFonts w:eastAsia="Times New Roman" w:ascii="Times New Roman" w:hAnsi="Times New Roman"/>
-          <w:b/>
+          <w:iCs/>
+          <w:color w:val="000000"/>
+          <w:sz w:val="28"/>
+          <w:szCs w:val="28"/>
+          <w:lang w:eastAsia="ru-RU"/>
+        </w:rPr>
+      </w:r>
+    </w:p>
+    <w:p>
+      <w:pPr>
+        <w:pStyle w:val="Normal"/>
+        <w:spacing w:lineRule="auto" w:line="288" w:before="0" w:after="0"/>
+        <w:jc w:val="both"/>
+        <w:rPr>
+          <w:rFonts w:ascii="Times New Roman" w:hAnsi="Times New Roman" w:eastAsia="Times New Roman"/>
+          <w:iCs/>
+          <w:color w:val="000000"/>
+          <w:sz w:val="28"/>
+          <w:szCs w:val="28"/>
+          <w:lang w:eastAsia="ru-RU"/>
+        </w:rPr>
+      </w:pPr>
+      <w:r>
+        <w:rPr>
+          <w:rFonts w:eastAsia="Times New Roman" w:ascii="Times New Roman" w:hAnsi="Times New Roman"/>
+          <w:iCs/>
+          <w:color w:val="000000"/>
+          <w:sz w:val="28"/>
+          <w:szCs w:val="28"/>
+          <w:lang w:eastAsia="ru-RU"/>
+        </w:rPr>
+      </w:r>
+    </w:p>
+    <w:p>
+      <w:pPr>
+        <w:pStyle w:val="Normal"/>
+        <w:spacing w:lineRule="auto" w:line="288" w:before="0" w:after="0"/>
+        <w:jc w:val="both"/>
+        <w:rPr>
+          <w:rFonts w:ascii="Times New Roman" w:hAnsi="Times New Roman" w:eastAsia="Times New Roman"/>
+          <w:iCs/>
+          <w:color w:val="000000"/>
+          <w:sz w:val="28"/>
+          <w:szCs w:val="28"/>
+          <w:lang w:eastAsia="ru-RU"/>
+        </w:rPr>
+      </w:pPr>
+      <w:r>
+        <w:rPr>
+          <w:rFonts w:eastAsia="Times New Roman" w:ascii="Times New Roman" w:hAnsi="Times New Roman"/>
           <w:iCs/>
           <w:color w:val="000000"/>
           <w:sz w:val="28"/>
@@ -2921,7 +2887,7 @@
           <w:lang w:eastAsia="ru-RU"/>
         </w:rPr>
         <w:drawing>
-          <wp:anchor distT="0" distB="0" distL="0" distR="0" simplePos="0" relativeHeight="10" behindDoc="0" locked="0" layoutInCell="0" allowOverlap="1">
+          <wp:anchor distT="0" distB="0" distL="0" distR="0" simplePos="0" relativeHeight="5" behindDoc="0" locked="0" layoutInCell="0" allowOverlap="1">
             <wp:simplePos x="0" y="0"/>
             <wp:positionH relativeFrom="column">
               <wp:posOffset>69850</wp:posOffset>
@@ -2985,7 +2951,6 @@
       <w:r>
         <w:rPr>
           <w:rFonts w:eastAsia="Times New Roman" w:ascii="Times New Roman" w:hAnsi="Times New Roman"/>
-          <w:b/>
           <w:iCs/>
           <w:color w:val="000000"/>
           <w:sz w:val="28"/>
@@ -2993,7 +2958,7 @@
           <w:lang w:eastAsia="ru-RU"/>
         </w:rPr>
         <w:drawing>
-          <wp:anchor distT="0" distB="0" distL="0" distR="0" simplePos="0" relativeHeight="11" behindDoc="0" locked="0" layoutInCell="0" allowOverlap="1">
+          <wp:anchor distT="0" distB="0" distL="0" distR="0" simplePos="0" relativeHeight="6" behindDoc="0" locked="0" layoutInCell="0" allowOverlap="1">
             <wp:simplePos x="0" y="0"/>
             <wp:positionH relativeFrom="column">
               <wp:posOffset>-6350</wp:posOffset>
@@ -3038,40 +3003,14 @@
             </a:graphic>
           </wp:anchor>
         </w:drawing>
-      </w:r>
-    </w:p>
-    <w:p>
-      <w:pPr>
-        <w:pStyle w:val="Normal"/>
-        <w:spacing w:lineRule="auto" w:line="288" w:before="0" w:after="0"/>
-        <w:jc w:val="both"/>
-        <w:rPr>
-          <w:rFonts w:ascii="Times New Roman" w:hAnsi="Times New Roman" w:eastAsia="Times New Roman"/>
-          <w:iCs/>
-          <w:color w:val="000000"/>
-          <w:sz w:val="28"/>
-          <w:szCs w:val="28"/>
-          <w:lang w:eastAsia="ru-RU"/>
-        </w:rPr>
-      </w:pPr>
-      <w:r>
-        <w:rPr>
-          <w:rFonts w:eastAsia="Times New Roman" w:ascii="Times New Roman" w:hAnsi="Times New Roman"/>
-          <w:b/>
-          <w:iCs/>
-          <w:color w:val="000000"/>
-          <w:sz w:val="28"/>
-          <w:szCs w:val="28"/>
-          <w:lang w:eastAsia="ru-RU"/>
-        </w:rPr>
         <w:drawing>
-          <wp:anchor distT="0" distB="0" distL="0" distR="0" simplePos="0" relativeHeight="12" behindDoc="0" locked="0" layoutInCell="0" allowOverlap="1">
+          <wp:anchor distT="0" distB="0" distL="0" distR="0" simplePos="0" relativeHeight="7" behindDoc="0" locked="0" layoutInCell="0" allowOverlap="1">
             <wp:simplePos x="0" y="0"/>
             <wp:positionH relativeFrom="column">
-              <wp:align>center</wp:align>
+              <wp:posOffset>-43815</wp:posOffset>
             </wp:positionH>
             <wp:positionV relativeFrom="paragraph">
-              <wp:posOffset>635</wp:posOffset>
+              <wp:posOffset>1192530</wp:posOffset>
             </wp:positionV>
             <wp:extent cx="5856605" cy="1618615"/>
             <wp:effectExtent l="0" t="0" r="0" b="0"/>
@@ -3112,6 +3051,4128 @@
         </w:drawing>
       </w:r>
     </w:p>
+    <w:p>
+      <w:pPr>
+        <w:pStyle w:val="Normal"/>
+        <w:spacing w:lineRule="auto" w:line="288" w:before="0" w:after="0"/>
+        <w:jc w:val="both"/>
+        <w:rPr>
+          <w:rFonts w:ascii="Times New Roman" w:hAnsi="Times New Roman" w:eastAsia="Times New Roman"/>
+          <w:iCs/>
+          <w:color w:val="000000"/>
+          <w:sz w:val="28"/>
+          <w:szCs w:val="28"/>
+          <w:lang w:eastAsia="ru-RU"/>
+        </w:rPr>
+      </w:pPr>
+      <w:r>
+        <w:rPr>
+          <w:rFonts w:eastAsia="Times New Roman" w:ascii="Times New Roman" w:hAnsi="Times New Roman"/>
+          <w:iCs/>
+          <w:color w:val="000000"/>
+          <w:sz w:val="28"/>
+          <w:szCs w:val="28"/>
+          <w:lang w:eastAsia="ru-RU"/>
+        </w:rPr>
+      </w:r>
+    </w:p>
+    <w:p>
+      <w:pPr>
+        <w:pStyle w:val="Normal"/>
+        <w:spacing w:lineRule="auto" w:line="288" w:before="0" w:after="0"/>
+        <w:jc w:val="both"/>
+        <w:rPr>
+          <w:rFonts w:ascii="Times New Roman" w:hAnsi="Times New Roman" w:eastAsia="Times New Roman"/>
+          <w:iCs/>
+          <w:color w:val="000000"/>
+          <w:sz w:val="28"/>
+          <w:szCs w:val="28"/>
+          <w:lang w:eastAsia="ru-RU"/>
+        </w:rPr>
+      </w:pPr>
+      <w:r>
+        <w:rPr>
+          <w:rFonts w:eastAsia="Times New Roman" w:ascii="Times New Roman" w:hAnsi="Times New Roman"/>
+          <w:iCs/>
+          <w:color w:val="000000"/>
+          <w:sz w:val="28"/>
+          <w:szCs w:val="28"/>
+          <w:lang w:eastAsia="ru-RU"/>
+        </w:rPr>
+      </w:r>
+    </w:p>
+    <w:p>
+      <w:pPr>
+        <w:pStyle w:val="Normal"/>
+        <w:spacing w:lineRule="auto" w:line="288" w:before="0" w:after="0"/>
+        <w:jc w:val="both"/>
+        <w:rPr>
+          <w:rFonts w:ascii="Times New Roman" w:hAnsi="Times New Roman" w:eastAsia="Times New Roman"/>
+          <w:iCs/>
+          <w:color w:val="000000"/>
+          <w:sz w:val="28"/>
+          <w:szCs w:val="28"/>
+          <w:lang w:eastAsia="ru-RU"/>
+        </w:rPr>
+      </w:pPr>
+      <w:r>
+        <w:rPr>
+          <w:rFonts w:eastAsia="Times New Roman" w:ascii="Times New Roman" w:hAnsi="Times New Roman"/>
+          <w:iCs/>
+          <w:color w:val="000000"/>
+          <w:sz w:val="28"/>
+          <w:szCs w:val="28"/>
+          <w:lang w:eastAsia="ru-RU"/>
+        </w:rPr>
+      </w:r>
+    </w:p>
+    <w:p>
+      <w:pPr>
+        <w:pStyle w:val="Normal"/>
+        <w:spacing w:lineRule="auto" w:line="288" w:before="0" w:after="0"/>
+        <w:jc w:val="both"/>
+        <w:rPr>
+          <w:rFonts w:ascii="Times New Roman" w:hAnsi="Times New Roman" w:eastAsia="Times New Roman"/>
+          <w:iCs/>
+          <w:color w:val="000000"/>
+          <w:sz w:val="28"/>
+          <w:szCs w:val="28"/>
+          <w:lang w:eastAsia="ru-RU"/>
+        </w:rPr>
+      </w:pPr>
+      <w:r>
+        <w:rPr>
+          <w:rFonts w:eastAsia="Times New Roman" w:ascii="Times New Roman" w:hAnsi="Times New Roman"/>
+          <w:iCs/>
+          <w:color w:val="000000"/>
+          <w:sz w:val="28"/>
+          <w:szCs w:val="28"/>
+          <w:lang w:eastAsia="ru-RU"/>
+        </w:rPr>
+      </w:r>
+    </w:p>
+    <w:p>
+      <w:pPr>
+        <w:pStyle w:val="Normal"/>
+        <w:spacing w:lineRule="auto" w:line="288" w:before="0" w:after="0"/>
+        <w:jc w:val="both"/>
+        <w:rPr>
+          <w:rFonts w:ascii="Times New Roman" w:hAnsi="Times New Roman" w:eastAsia="Times New Roman"/>
+          <w:iCs/>
+          <w:color w:val="000000"/>
+          <w:sz w:val="28"/>
+          <w:szCs w:val="28"/>
+          <w:lang w:eastAsia="ru-RU"/>
+        </w:rPr>
+      </w:pPr>
+      <w:r>
+        <w:rPr>
+          <w:rFonts w:eastAsia="Times New Roman" w:ascii="Times New Roman" w:hAnsi="Times New Roman"/>
+          <w:iCs/>
+          <w:color w:val="000000"/>
+          <w:sz w:val="28"/>
+          <w:szCs w:val="28"/>
+          <w:lang w:eastAsia="ru-RU"/>
+        </w:rPr>
+      </w:r>
+    </w:p>
+    <w:p>
+      <w:pPr>
+        <w:pStyle w:val="Normal"/>
+        <w:spacing w:lineRule="auto" w:line="288" w:before="0" w:after="0"/>
+        <w:jc w:val="both"/>
+        <w:rPr>
+          <w:rFonts w:ascii="Times New Roman" w:hAnsi="Times New Roman" w:eastAsia="Times New Roman"/>
+          <w:iCs/>
+          <w:color w:val="000000"/>
+          <w:sz w:val="28"/>
+          <w:szCs w:val="28"/>
+          <w:lang w:eastAsia="ru-RU"/>
+        </w:rPr>
+      </w:pPr>
+      <w:r>
+        <w:rPr>
+          <w:rFonts w:eastAsia="Times New Roman" w:ascii="Times New Roman" w:hAnsi="Times New Roman"/>
+          <w:iCs/>
+          <w:color w:val="000000"/>
+          <w:sz w:val="28"/>
+          <w:szCs w:val="28"/>
+          <w:lang w:eastAsia="ru-RU"/>
+        </w:rPr>
+      </w:r>
+    </w:p>
+    <w:p>
+      <w:pPr>
+        <w:pStyle w:val="Normal"/>
+        <w:spacing w:lineRule="auto" w:line="288" w:before="0" w:after="0"/>
+        <w:jc w:val="both"/>
+        <w:rPr>
+          <w:rFonts w:ascii="Times New Roman" w:hAnsi="Times New Roman" w:eastAsia="Times New Roman"/>
+          <w:iCs/>
+          <w:color w:val="000000"/>
+          <w:sz w:val="28"/>
+          <w:szCs w:val="28"/>
+          <w:lang w:eastAsia="ru-RU"/>
+        </w:rPr>
+      </w:pPr>
+      <w:r>
+        <w:rPr>
+          <w:rFonts w:eastAsia="Times New Roman" w:ascii="Times New Roman" w:hAnsi="Times New Roman"/>
+          <w:iCs/>
+          <w:color w:val="000000"/>
+          <w:sz w:val="28"/>
+          <w:szCs w:val="28"/>
+          <w:lang w:eastAsia="ru-RU"/>
+        </w:rPr>
+      </w:r>
+    </w:p>
+    <w:p>
+      <w:pPr>
+        <w:pStyle w:val="Normal"/>
+        <w:spacing w:lineRule="auto" w:line="288" w:before="0" w:after="0"/>
+        <w:jc w:val="both"/>
+        <w:rPr>
+          <w:rFonts w:ascii="Times New Roman" w:hAnsi="Times New Roman" w:eastAsia="Times New Roman"/>
+          <w:iCs/>
+          <w:color w:val="000000"/>
+          <w:sz w:val="28"/>
+          <w:szCs w:val="28"/>
+          <w:lang w:eastAsia="ru-RU"/>
+        </w:rPr>
+      </w:pPr>
+      <w:r>
+        <w:rPr>
+          <w:rFonts w:eastAsia="Times New Roman" w:ascii="Times New Roman" w:hAnsi="Times New Roman"/>
+          <w:iCs/>
+          <w:color w:val="000000"/>
+          <w:sz w:val="28"/>
+          <w:szCs w:val="28"/>
+          <w:lang w:eastAsia="ru-RU"/>
+        </w:rPr>
+      </w:r>
+    </w:p>
+    <w:p>
+      <w:pPr>
+        <w:pStyle w:val="Normal"/>
+        <w:spacing w:lineRule="auto" w:line="288" w:before="0" w:after="0"/>
+        <w:jc w:val="both"/>
+        <w:rPr>
+          <w:rFonts w:ascii="Times New Roman" w:hAnsi="Times New Roman" w:eastAsia="Times New Roman"/>
+          <w:iCs/>
+          <w:color w:val="000000"/>
+          <w:sz w:val="28"/>
+          <w:szCs w:val="28"/>
+          <w:lang w:eastAsia="ru-RU"/>
+        </w:rPr>
+      </w:pPr>
+      <w:r>
+        <w:rPr>
+          <w:rFonts w:eastAsia="Times New Roman" w:ascii="Times New Roman" w:hAnsi="Times New Roman"/>
+          <w:iCs/>
+          <w:color w:val="000000"/>
+          <w:sz w:val="28"/>
+          <w:szCs w:val="28"/>
+          <w:lang w:eastAsia="ru-RU"/>
+        </w:rPr>
+      </w:r>
+    </w:p>
+    <w:p>
+      <w:pPr>
+        <w:pStyle w:val="Normal"/>
+        <w:spacing w:lineRule="auto" w:line="288" w:before="0" w:after="0"/>
+        <w:jc w:val="both"/>
+        <w:rPr>
+          <w:rFonts w:ascii="Times New Roman" w:hAnsi="Times New Roman" w:eastAsia="Times New Roman"/>
+          <w:iCs/>
+          <w:color w:val="000000"/>
+          <w:sz w:val="28"/>
+          <w:szCs w:val="28"/>
+          <w:lang w:eastAsia="ru-RU"/>
+        </w:rPr>
+      </w:pPr>
+      <w:r>
+        <w:rPr>
+          <w:rFonts w:eastAsia="Times New Roman" w:ascii="Times New Roman" w:hAnsi="Times New Roman"/>
+          <w:iCs/>
+          <w:color w:val="000000"/>
+          <w:sz w:val="28"/>
+          <w:szCs w:val="28"/>
+          <w:lang w:eastAsia="ru-RU"/>
+        </w:rPr>
+      </w:r>
+    </w:p>
+    <w:p>
+      <w:pPr>
+        <w:pStyle w:val="Normal"/>
+        <w:spacing w:lineRule="auto" w:line="288" w:before="0" w:after="0"/>
+        <w:jc w:val="both"/>
+        <w:rPr>
+          <w:rFonts w:ascii="Times New Roman" w:hAnsi="Times New Roman" w:eastAsia="Times New Roman"/>
+          <w:iCs/>
+          <w:color w:val="000000"/>
+          <w:sz w:val="28"/>
+          <w:szCs w:val="28"/>
+          <w:lang w:eastAsia="ru-RU"/>
+        </w:rPr>
+      </w:pPr>
+      <w:r>
+        <w:rPr>
+          <w:rFonts w:eastAsia="Times New Roman" w:ascii="Times New Roman" w:hAnsi="Times New Roman"/>
+          <w:iCs/>
+          <w:color w:val="000000"/>
+          <w:sz w:val="28"/>
+          <w:szCs w:val="28"/>
+          <w:lang w:eastAsia="ru-RU"/>
+        </w:rPr>
+      </w:r>
+    </w:p>
+    <w:p>
+      <w:pPr>
+        <w:pStyle w:val="Normal"/>
+        <w:spacing w:lineRule="auto" w:line="288" w:before="0" w:after="0"/>
+        <w:jc w:val="both"/>
+        <w:rPr>
+          <w:rFonts w:ascii="Times New Roman" w:hAnsi="Times New Roman" w:eastAsia="Times New Roman"/>
+          <w:iCs/>
+          <w:color w:val="000000"/>
+          <w:sz w:val="28"/>
+          <w:szCs w:val="28"/>
+          <w:lang w:eastAsia="ru-RU"/>
+        </w:rPr>
+      </w:pPr>
+      <w:r>
+        <w:rPr>
+          <w:rFonts w:eastAsia="Times New Roman" w:ascii="Times New Roman" w:hAnsi="Times New Roman"/>
+          <w:iCs/>
+          <w:color w:val="000000"/>
+          <w:sz w:val="28"/>
+          <w:szCs w:val="28"/>
+          <w:lang w:eastAsia="ru-RU"/>
+        </w:rPr>
+      </w:r>
+    </w:p>
+    <w:p>
+      <w:pPr>
+        <w:pStyle w:val="Normal"/>
+        <w:spacing w:lineRule="auto" w:line="288" w:before="0" w:after="0"/>
+        <w:jc w:val="both"/>
+        <w:rPr>
+          <w:rFonts w:ascii="Times New Roman" w:hAnsi="Times New Roman" w:eastAsia="Times New Roman"/>
+          <w:iCs/>
+          <w:color w:val="000000"/>
+          <w:sz w:val="28"/>
+          <w:szCs w:val="28"/>
+          <w:lang w:eastAsia="ru-RU"/>
+        </w:rPr>
+      </w:pPr>
+      <w:r>
+        <w:rPr>
+          <w:rFonts w:eastAsia="Times New Roman" w:ascii="Times New Roman" w:hAnsi="Times New Roman"/>
+          <w:iCs/>
+          <w:color w:val="000000"/>
+          <w:sz w:val="28"/>
+          <w:szCs w:val="28"/>
+          <w:lang w:eastAsia="ru-RU"/>
+        </w:rPr>
+      </w:r>
+    </w:p>
+    <w:p>
+      <w:pPr>
+        <w:pStyle w:val="Normal"/>
+        <w:spacing w:lineRule="auto" w:line="288" w:before="0" w:after="0"/>
+        <w:jc w:val="both"/>
+        <w:rPr>
+          <w:rFonts w:ascii="Times New Roman" w:hAnsi="Times New Roman" w:eastAsia="Times New Roman"/>
+          <w:iCs/>
+          <w:color w:val="000000"/>
+          <w:sz w:val="28"/>
+          <w:szCs w:val="28"/>
+          <w:lang w:eastAsia="ru-RU"/>
+        </w:rPr>
+      </w:pPr>
+      <w:r>
+        <w:rPr>
+          <w:rFonts w:eastAsia="Times New Roman" w:ascii="Times New Roman" w:hAnsi="Times New Roman"/>
+          <w:iCs/>
+          <w:color w:val="000000"/>
+          <w:sz w:val="28"/>
+          <w:szCs w:val="28"/>
+          <w:lang w:eastAsia="ru-RU"/>
+        </w:rPr>
+      </w:r>
+    </w:p>
+    <w:p>
+      <w:pPr>
+        <w:pStyle w:val="Normal"/>
+        <w:spacing w:lineRule="auto" w:line="288" w:before="0" w:after="0"/>
+        <w:jc w:val="both"/>
+        <w:rPr>
+          <w:rFonts w:ascii="Times New Roman" w:hAnsi="Times New Roman" w:eastAsia="Times New Roman"/>
+          <w:iCs/>
+          <w:color w:val="000000"/>
+          <w:sz w:val="28"/>
+          <w:szCs w:val="28"/>
+          <w:lang w:eastAsia="ru-RU"/>
+        </w:rPr>
+      </w:pPr>
+      <w:r>
+        <w:rPr>
+          <w:rFonts w:eastAsia="Times New Roman" w:ascii="Times New Roman" w:hAnsi="Times New Roman"/>
+          <w:iCs/>
+          <w:color w:val="000000"/>
+          <w:sz w:val="28"/>
+          <w:szCs w:val="28"/>
+          <w:lang w:eastAsia="ru-RU"/>
+        </w:rPr>
+      </w:r>
+    </w:p>
+    <w:p>
+      <w:pPr>
+        <w:pStyle w:val="Normal"/>
+        <w:spacing w:lineRule="auto" w:line="288" w:before="0" w:after="0"/>
+        <w:jc w:val="both"/>
+        <w:rPr>
+          <w:rFonts w:ascii="Times New Roman" w:hAnsi="Times New Roman" w:eastAsia="Times New Roman"/>
+          <w:iCs/>
+          <w:color w:val="000000"/>
+          <w:sz w:val="28"/>
+          <w:szCs w:val="28"/>
+          <w:lang w:eastAsia="ru-RU"/>
+        </w:rPr>
+      </w:pPr>
+      <w:r>
+        <w:rPr>
+          <w:rFonts w:eastAsia="Times New Roman" w:ascii="Times New Roman" w:hAnsi="Times New Roman"/>
+          <w:iCs/>
+          <w:color w:val="000000"/>
+          <w:sz w:val="28"/>
+          <w:szCs w:val="28"/>
+          <w:lang w:eastAsia="ru-RU"/>
+        </w:rPr>
+      </w:r>
+    </w:p>
+    <w:p>
+      <w:pPr>
+        <w:pStyle w:val="Normal"/>
+        <w:spacing w:lineRule="auto" w:line="288" w:before="0" w:after="0"/>
+        <w:jc w:val="both"/>
+        <w:rPr>
+          <w:rFonts w:ascii="Times New Roman" w:hAnsi="Times New Roman" w:eastAsia="Times New Roman"/>
+          <w:iCs/>
+          <w:color w:val="000000"/>
+          <w:sz w:val="28"/>
+          <w:szCs w:val="28"/>
+          <w:lang w:eastAsia="ru-RU"/>
+        </w:rPr>
+      </w:pPr>
+      <w:r>
+        <w:rPr/>
+      </w:r>
+    </w:p>
+    <w:p>
+      <w:pPr>
+        <w:pStyle w:val="Normal"/>
+        <w:spacing w:lineRule="auto" w:line="288" w:before="0" w:after="0"/>
+        <w:jc w:val="both"/>
+        <w:rPr>
+          <w:rFonts w:ascii="Times New Roman" w:hAnsi="Times New Roman" w:eastAsia="Times New Roman"/>
+          <w:iCs/>
+          <w:color w:val="000000"/>
+          <w:sz w:val="28"/>
+          <w:szCs w:val="28"/>
+          <w:lang w:eastAsia="ru-RU"/>
+        </w:rPr>
+      </w:pPr>
+      <w:r>
+        <w:rPr>
+          <w:rFonts w:eastAsia="Times New Roman" w:ascii="Times New Roman" w:hAnsi="Times New Roman"/>
+          <w:iCs/>
+          <w:color w:val="000000"/>
+          <w:sz w:val="28"/>
+          <w:szCs w:val="28"/>
+          <w:lang w:eastAsia="ru-RU"/>
+        </w:rPr>
+        <w:t>Табл 3.1</w:t>
+      </w:r>
+    </w:p>
+    <w:tbl>
+      <w:tblPr>
+        <w:tblW w:w="6240" w:type="dxa"/>
+        <w:jc w:val="left"/>
+        <w:tblInd w:w="28" w:type="dxa"/>
+        <w:tblLayout w:type="fixed"/>
+        <w:tblCellMar>
+          <w:top w:w="28" w:type="dxa"/>
+          <w:left w:w="28" w:type="dxa"/>
+          <w:bottom w:w="28" w:type="dxa"/>
+          <w:right w:w="28" w:type="dxa"/>
+        </w:tblCellMar>
+      </w:tblPr>
+      <w:tblGrid>
+        <w:gridCol w:w="1890"/>
+        <w:gridCol w:w="1200"/>
+        <w:gridCol w:w="1080"/>
+        <w:gridCol w:w="1079"/>
+        <w:gridCol w:w="991"/>
+      </w:tblGrid>
+      <w:tr>
+        <w:trPr>
+          <w:tblHeader w:val="true"/>
+        </w:trPr>
+        <w:tc>
+          <w:tcPr>
+            <w:tcW w:w="1890" w:type="dxa"/>
+            <w:tcBorders>
+              <w:top w:val="single" w:sz="2" w:space="0" w:color="000000"/>
+              <w:left w:val="single" w:sz="2" w:space="0" w:color="000000"/>
+              <w:bottom w:val="single" w:sz="2" w:space="0" w:color="000000"/>
+              <w:right w:val="single" w:sz="2" w:space="0" w:color="000000"/>
+            </w:tcBorders>
+            <w:vAlign w:val="center"/>
+          </w:tcPr>
+          <w:p>
+            <w:pPr>
+              <w:pStyle w:val="TableContents"/>
+              <w:spacing w:lineRule="auto" w:line="274" w:before="0" w:after="0"/>
+              <w:ind w:hanging="0" w:left="0" w:right="0"/>
+              <w:rPr/>
+            </w:pPr>
+            <w:r>
+              <w:rPr>
+                <w:rStyle w:val="Strong"/>
+                <w:rFonts w:ascii="Google Sans Text;sans-serif" w:hAnsi="Google Sans Text;sans-serif"/>
+              </w:rPr>
+              <w:t>Параметр</w:t>
+            </w:r>
+          </w:p>
+        </w:tc>
+        <w:tc>
+          <w:tcPr>
+            <w:tcW w:w="1200" w:type="dxa"/>
+            <w:tcBorders>
+              <w:top w:val="single" w:sz="2" w:space="0" w:color="000000"/>
+              <w:left w:val="single" w:sz="2" w:space="0" w:color="000000"/>
+              <w:bottom w:val="single" w:sz="2" w:space="0" w:color="000000"/>
+              <w:right w:val="single" w:sz="2" w:space="0" w:color="000000"/>
+            </w:tcBorders>
+            <w:vAlign w:val="center"/>
+          </w:tcPr>
+          <w:p>
+            <w:pPr>
+              <w:pStyle w:val="TableContents"/>
+              <w:spacing w:lineRule="auto" w:line="274" w:before="0" w:after="0"/>
+              <w:ind w:hanging="0" w:left="0" w:right="0"/>
+              <w:rPr/>
+            </w:pPr>
+            <w:r>
+              <w:rPr>
+                <w:rStyle w:val="Strong"/>
+                <w:rFonts w:ascii="Google Sans Text;sans-serif" w:hAnsi="Google Sans Text;sans-serif"/>
+              </w:rPr>
+              <w:t>Точка 1</w:t>
+            </w:r>
+          </w:p>
+        </w:tc>
+        <w:tc>
+          <w:tcPr>
+            <w:tcW w:w="1080" w:type="dxa"/>
+            <w:tcBorders>
+              <w:top w:val="single" w:sz="2" w:space="0" w:color="000000"/>
+              <w:left w:val="single" w:sz="2" w:space="0" w:color="000000"/>
+              <w:bottom w:val="single" w:sz="2" w:space="0" w:color="000000"/>
+              <w:right w:val="single" w:sz="2" w:space="0" w:color="000000"/>
+            </w:tcBorders>
+            <w:vAlign w:val="center"/>
+          </w:tcPr>
+          <w:p>
+            <w:pPr>
+              <w:pStyle w:val="TableContents"/>
+              <w:spacing w:lineRule="auto" w:line="274" w:before="0" w:after="0"/>
+              <w:ind w:hanging="0" w:left="0" w:right="0"/>
+              <w:rPr/>
+            </w:pPr>
+            <w:r>
+              <w:rPr>
+                <w:rStyle w:val="Strong"/>
+                <w:rFonts w:ascii="Google Sans Text;sans-serif" w:hAnsi="Google Sans Text;sans-serif"/>
+              </w:rPr>
+              <w:t>Точка 2</w:t>
+            </w:r>
+          </w:p>
+        </w:tc>
+        <w:tc>
+          <w:tcPr>
+            <w:tcW w:w="1079" w:type="dxa"/>
+            <w:tcBorders>
+              <w:top w:val="single" w:sz="2" w:space="0" w:color="000000"/>
+              <w:left w:val="single" w:sz="2" w:space="0" w:color="000000"/>
+              <w:bottom w:val="single" w:sz="2" w:space="0" w:color="000000"/>
+              <w:right w:val="single" w:sz="2" w:space="0" w:color="000000"/>
+            </w:tcBorders>
+            <w:vAlign w:val="center"/>
+          </w:tcPr>
+          <w:p>
+            <w:pPr>
+              <w:pStyle w:val="TableContents"/>
+              <w:spacing w:lineRule="auto" w:line="274" w:before="0" w:after="0"/>
+              <w:ind w:hanging="0" w:left="0" w:right="0"/>
+              <w:rPr/>
+            </w:pPr>
+            <w:r>
+              <w:rPr>
+                <w:rStyle w:val="Strong"/>
+                <w:rFonts w:ascii="Google Sans Text;sans-serif" w:hAnsi="Google Sans Text;sans-serif"/>
+              </w:rPr>
+              <w:t>Точка 3</w:t>
+            </w:r>
+          </w:p>
+        </w:tc>
+        <w:tc>
+          <w:tcPr>
+            <w:tcW w:w="991" w:type="dxa"/>
+            <w:tcBorders>
+              <w:top w:val="single" w:sz="2" w:space="0" w:color="000000"/>
+              <w:left w:val="single" w:sz="2" w:space="0" w:color="000000"/>
+              <w:bottom w:val="single" w:sz="2" w:space="0" w:color="000000"/>
+              <w:right w:val="single" w:sz="2" w:space="0" w:color="000000"/>
+            </w:tcBorders>
+            <w:vAlign w:val="center"/>
+          </w:tcPr>
+          <w:p>
+            <w:pPr>
+              <w:pStyle w:val="TableContents"/>
+              <w:spacing w:lineRule="auto" w:line="274" w:before="0" w:after="0"/>
+              <w:ind w:hanging="0" w:left="0" w:right="0"/>
+              <w:rPr/>
+            </w:pPr>
+            <w:r>
+              <w:rPr>
+                <w:rStyle w:val="Strong"/>
+                <w:rFonts w:ascii="Google Sans Text;sans-serif" w:hAnsi="Google Sans Text;sans-serif"/>
+              </w:rPr>
+              <w:t>Точка 4</w:t>
+            </w:r>
+          </w:p>
+        </w:tc>
+      </w:tr>
+      <w:tr>
+        <w:trPr/>
+        <w:tc>
+          <w:tcPr>
+            <w:tcW w:w="1890" w:type="dxa"/>
+            <w:tcBorders>
+              <w:top w:val="single" w:sz="2" w:space="0" w:color="000000"/>
+              <w:left w:val="single" w:sz="2" w:space="0" w:color="000000"/>
+              <w:bottom w:val="single" w:sz="2" w:space="0" w:color="000000"/>
+              <w:right w:val="single" w:sz="2" w:space="0" w:color="000000"/>
+            </w:tcBorders>
+            <w:vAlign w:val="center"/>
+          </w:tcPr>
+          <w:p>
+            <w:pPr>
+              <w:pStyle w:val="TableContents"/>
+              <w:spacing w:lineRule="auto" w:line="274" w:before="0" w:after="140"/>
+              <w:ind w:hanging="0" w:left="0" w:right="0"/>
+              <w:rPr>
+                <w:rFonts w:ascii="Google Sans Text;sans-serif" w:hAnsi="Google Sans Text;sans-serif"/>
+                <w:b/>
+              </w:rPr>
+            </w:pPr>
+            <w:r>
+              <w:rPr>
+                <w:rFonts w:ascii="Google Sans Text;sans-serif" w:hAnsi="Google Sans Text;sans-serif"/>
+                <w:b/>
+              </w:rPr>
+              <w:t>X i, мм</w:t>
+            </w:r>
+          </w:p>
+        </w:tc>
+        <w:tc>
+          <w:tcPr>
+            <w:tcW w:w="1200" w:type="dxa"/>
+            <w:tcBorders>
+              <w:top w:val="single" w:sz="2" w:space="0" w:color="000000"/>
+              <w:left w:val="single" w:sz="2" w:space="0" w:color="000000"/>
+              <w:bottom w:val="single" w:sz="2" w:space="0" w:color="000000"/>
+              <w:right w:val="single" w:sz="2" w:space="0" w:color="000000"/>
+            </w:tcBorders>
+            <w:vAlign w:val="center"/>
+          </w:tcPr>
+          <w:p>
+            <w:pPr>
+              <w:pStyle w:val="TableContents"/>
+              <w:spacing w:lineRule="auto" w:line="274" w:before="0" w:after="140"/>
+              <w:ind w:hanging="0" w:left="0" w:right="0"/>
+              <w:rPr>
+                <w:rFonts w:ascii="Google Sans Text;sans-serif" w:hAnsi="Google Sans Text;sans-serif"/>
+              </w:rPr>
+            </w:pPr>
+            <w:r>
+              <w:rPr>
+                <w:rFonts w:ascii="Google Sans Text;sans-serif" w:hAnsi="Google Sans Text;sans-serif"/>
+              </w:rPr>
+              <w:t>54,2</w:t>
+            </w:r>
+          </w:p>
+        </w:tc>
+        <w:tc>
+          <w:tcPr>
+            <w:tcW w:w="1080" w:type="dxa"/>
+            <w:tcBorders>
+              <w:top w:val="single" w:sz="2" w:space="0" w:color="000000"/>
+              <w:left w:val="single" w:sz="2" w:space="0" w:color="000000"/>
+              <w:bottom w:val="single" w:sz="2" w:space="0" w:color="000000"/>
+              <w:right w:val="single" w:sz="2" w:space="0" w:color="000000"/>
+            </w:tcBorders>
+            <w:vAlign w:val="center"/>
+          </w:tcPr>
+          <w:p>
+            <w:pPr>
+              <w:pStyle w:val="TableContents"/>
+              <w:spacing w:lineRule="auto" w:line="274" w:before="0" w:after="140"/>
+              <w:ind w:hanging="0" w:left="0" w:right="0"/>
+              <w:rPr>
+                <w:rFonts w:ascii="Google Sans Text;sans-serif" w:hAnsi="Google Sans Text;sans-serif"/>
+              </w:rPr>
+            </w:pPr>
+            <w:r>
+              <w:rPr>
+                <w:rFonts w:ascii="Google Sans Text;sans-serif" w:hAnsi="Google Sans Text;sans-serif"/>
+              </w:rPr>
+              <w:t>54,5</w:t>
+            </w:r>
+          </w:p>
+        </w:tc>
+        <w:tc>
+          <w:tcPr>
+            <w:tcW w:w="1079" w:type="dxa"/>
+            <w:tcBorders>
+              <w:top w:val="single" w:sz="2" w:space="0" w:color="000000"/>
+              <w:left w:val="single" w:sz="2" w:space="0" w:color="000000"/>
+              <w:bottom w:val="single" w:sz="2" w:space="0" w:color="000000"/>
+              <w:right w:val="single" w:sz="2" w:space="0" w:color="000000"/>
+            </w:tcBorders>
+            <w:vAlign w:val="center"/>
+          </w:tcPr>
+          <w:p>
+            <w:pPr>
+              <w:pStyle w:val="TableContents"/>
+              <w:spacing w:lineRule="auto" w:line="274" w:before="0" w:after="140"/>
+              <w:ind w:hanging="0" w:left="0" w:right="0"/>
+              <w:rPr>
+                <w:rFonts w:ascii="Google Sans Text;sans-serif" w:hAnsi="Google Sans Text;sans-serif"/>
+              </w:rPr>
+            </w:pPr>
+            <w:r>
+              <w:rPr>
+                <w:rFonts w:ascii="Google Sans Text;sans-serif" w:hAnsi="Google Sans Text;sans-serif"/>
+              </w:rPr>
+              <w:t>55,0</w:t>
+            </w:r>
+          </w:p>
+        </w:tc>
+        <w:tc>
+          <w:tcPr>
+            <w:tcW w:w="991" w:type="dxa"/>
+            <w:tcBorders>
+              <w:top w:val="single" w:sz="2" w:space="0" w:color="000000"/>
+              <w:left w:val="single" w:sz="2" w:space="0" w:color="000000"/>
+              <w:bottom w:val="single" w:sz="2" w:space="0" w:color="000000"/>
+              <w:right w:val="single" w:sz="2" w:space="0" w:color="000000"/>
+            </w:tcBorders>
+            <w:vAlign w:val="center"/>
+          </w:tcPr>
+          <w:p>
+            <w:pPr>
+              <w:pStyle w:val="TableContents"/>
+              <w:spacing w:lineRule="auto" w:line="274" w:before="0" w:after="140"/>
+              <w:ind w:hanging="0" w:left="0" w:right="0"/>
+              <w:rPr>
+                <w:rFonts w:ascii="Google Sans Text;sans-serif" w:hAnsi="Google Sans Text;sans-serif"/>
+              </w:rPr>
+            </w:pPr>
+            <w:r>
+              <w:rPr>
+                <w:rFonts w:ascii="Google Sans Text;sans-serif" w:hAnsi="Google Sans Text;sans-serif"/>
+              </w:rPr>
+              <w:t>55,5</w:t>
+            </w:r>
+          </w:p>
+        </w:tc>
+      </w:tr>
+      <w:tr>
+        <w:trPr/>
+        <w:tc>
+          <w:tcPr>
+            <w:tcW w:w="1890" w:type="dxa"/>
+            <w:tcBorders>
+              <w:top w:val="single" w:sz="2" w:space="0" w:color="000000"/>
+              <w:left w:val="single" w:sz="2" w:space="0" w:color="000000"/>
+              <w:bottom w:val="single" w:sz="2" w:space="0" w:color="000000"/>
+              <w:right w:val="single" w:sz="2" w:space="0" w:color="000000"/>
+            </w:tcBorders>
+            <w:vAlign w:val="center"/>
+          </w:tcPr>
+          <w:p>
+            <w:pPr>
+              <w:pStyle w:val="TableContents"/>
+              <w:spacing w:lineRule="auto" w:line="274" w:before="0" w:after="140"/>
+              <w:ind w:hanging="0" w:left="0" w:right="0"/>
+              <w:rPr>
+                <w:rFonts w:ascii="Google Sans Text;sans-serif" w:hAnsi="Google Sans Text;sans-serif"/>
+                <w:b/>
+              </w:rPr>
+            </w:pPr>
+            <w:r>
+              <w:rPr>
+                <w:rFonts w:ascii="Google Sans Text;sans-serif" w:hAnsi="Google Sans Text;sans-serif"/>
+                <w:b/>
+              </w:rPr>
+              <w:t>U i, под.</w:t>
+            </w:r>
+          </w:p>
+        </w:tc>
+        <w:tc>
+          <w:tcPr>
+            <w:tcW w:w="1200" w:type="dxa"/>
+            <w:tcBorders>
+              <w:top w:val="single" w:sz="2" w:space="0" w:color="000000"/>
+              <w:left w:val="single" w:sz="2" w:space="0" w:color="000000"/>
+              <w:bottom w:val="single" w:sz="2" w:space="0" w:color="000000"/>
+              <w:right w:val="single" w:sz="2" w:space="0" w:color="000000"/>
+            </w:tcBorders>
+            <w:vAlign w:val="center"/>
+          </w:tcPr>
+          <w:p>
+            <w:pPr>
+              <w:pStyle w:val="TableContents"/>
+              <w:spacing w:lineRule="auto" w:line="274" w:before="0" w:after="140"/>
+              <w:ind w:hanging="0" w:left="0" w:right="0"/>
+              <w:rPr>
+                <w:rFonts w:ascii="Google Sans Text;sans-serif" w:hAnsi="Google Sans Text;sans-serif"/>
+              </w:rPr>
+            </w:pPr>
+            <w:r>
+              <w:rPr>
+                <w:rFonts w:ascii="Google Sans Text;sans-serif" w:hAnsi="Google Sans Text;sans-serif"/>
+              </w:rPr>
+              <w:t>2800</w:t>
+            </w:r>
+          </w:p>
+        </w:tc>
+        <w:tc>
+          <w:tcPr>
+            <w:tcW w:w="1080" w:type="dxa"/>
+            <w:tcBorders>
+              <w:top w:val="single" w:sz="2" w:space="0" w:color="000000"/>
+              <w:left w:val="single" w:sz="2" w:space="0" w:color="000000"/>
+              <w:bottom w:val="single" w:sz="2" w:space="0" w:color="000000"/>
+              <w:right w:val="single" w:sz="2" w:space="0" w:color="000000"/>
+            </w:tcBorders>
+            <w:vAlign w:val="center"/>
+          </w:tcPr>
+          <w:p>
+            <w:pPr>
+              <w:pStyle w:val="TableContents"/>
+              <w:spacing w:lineRule="auto" w:line="274" w:before="0" w:after="140"/>
+              <w:ind w:hanging="0" w:left="0" w:right="0"/>
+              <w:rPr>
+                <w:rFonts w:ascii="Google Sans Text;sans-serif" w:hAnsi="Google Sans Text;sans-serif"/>
+              </w:rPr>
+            </w:pPr>
+            <w:r>
+              <w:rPr>
+                <w:rFonts w:ascii="Google Sans Text;sans-serif" w:hAnsi="Google Sans Text;sans-serif"/>
+              </w:rPr>
+              <w:t>2560</w:t>
+            </w:r>
+          </w:p>
+        </w:tc>
+        <w:tc>
+          <w:tcPr>
+            <w:tcW w:w="1079" w:type="dxa"/>
+            <w:tcBorders>
+              <w:top w:val="single" w:sz="2" w:space="0" w:color="000000"/>
+              <w:left w:val="single" w:sz="2" w:space="0" w:color="000000"/>
+              <w:bottom w:val="single" w:sz="2" w:space="0" w:color="000000"/>
+              <w:right w:val="single" w:sz="2" w:space="0" w:color="000000"/>
+            </w:tcBorders>
+            <w:vAlign w:val="center"/>
+          </w:tcPr>
+          <w:p>
+            <w:pPr>
+              <w:pStyle w:val="TableContents"/>
+              <w:spacing w:lineRule="auto" w:line="274" w:before="0" w:after="140"/>
+              <w:ind w:hanging="0" w:left="0" w:right="0"/>
+              <w:rPr>
+                <w:rFonts w:ascii="Google Sans Text;sans-serif" w:hAnsi="Google Sans Text;sans-serif"/>
+              </w:rPr>
+            </w:pPr>
+            <w:r>
+              <w:rPr>
+                <w:rFonts w:ascii="Google Sans Text;sans-serif" w:hAnsi="Google Sans Text;sans-serif"/>
+              </w:rPr>
+              <w:t>2200</w:t>
+            </w:r>
+          </w:p>
+        </w:tc>
+        <w:tc>
+          <w:tcPr>
+            <w:tcW w:w="991" w:type="dxa"/>
+            <w:tcBorders>
+              <w:top w:val="single" w:sz="2" w:space="0" w:color="000000"/>
+              <w:left w:val="single" w:sz="2" w:space="0" w:color="000000"/>
+              <w:bottom w:val="single" w:sz="2" w:space="0" w:color="000000"/>
+              <w:right w:val="single" w:sz="2" w:space="0" w:color="000000"/>
+            </w:tcBorders>
+            <w:vAlign w:val="center"/>
+          </w:tcPr>
+          <w:p>
+            <w:pPr>
+              <w:pStyle w:val="TableContents"/>
+              <w:spacing w:lineRule="auto" w:line="274" w:before="0" w:after="140"/>
+              <w:ind w:hanging="0" w:left="0" w:right="0"/>
+              <w:rPr>
+                <w:rFonts w:ascii="Google Sans Text;sans-serif" w:hAnsi="Google Sans Text;sans-serif"/>
+              </w:rPr>
+            </w:pPr>
+            <w:r>
+              <w:rPr>
+                <w:rFonts w:ascii="Google Sans Text;sans-serif" w:hAnsi="Google Sans Text;sans-serif"/>
+              </w:rPr>
+              <w:t>1100</w:t>
+            </w:r>
+          </w:p>
+        </w:tc>
+      </w:tr>
+      <w:tr>
+        <w:trPr/>
+        <w:tc>
+          <w:tcPr>
+            <w:tcW w:w="1890" w:type="dxa"/>
+            <w:tcBorders>
+              <w:top w:val="single" w:sz="2" w:space="0" w:color="000000"/>
+              <w:left w:val="single" w:sz="2" w:space="0" w:color="000000"/>
+              <w:bottom w:val="single" w:sz="2" w:space="0" w:color="000000"/>
+              <w:right w:val="single" w:sz="2" w:space="0" w:color="000000"/>
+            </w:tcBorders>
+            <w:vAlign w:val="center"/>
+          </w:tcPr>
+          <w:p>
+            <w:pPr>
+              <w:pStyle w:val="TableContents"/>
+              <w:spacing w:lineRule="auto" w:line="274" w:before="0" w:after="140"/>
+              <w:ind w:hanging="0" w:left="0" w:right="0"/>
+              <w:rPr>
+                <w:rFonts w:ascii="Google Sans Text;sans-serif" w:hAnsi="Google Sans Text;sans-serif"/>
+                <w:b/>
+              </w:rPr>
+            </w:pPr>
+            <w:r>
+              <w:rPr>
+                <w:rFonts w:ascii="Google Sans Text;sans-serif" w:hAnsi="Google Sans Text;sans-serif"/>
+                <w:b/>
+              </w:rPr>
+              <w:t>φi​</w:t>
+            </w:r>
+          </w:p>
+        </w:tc>
+        <w:tc>
+          <w:tcPr>
+            <w:tcW w:w="1200" w:type="dxa"/>
+            <w:tcBorders>
+              <w:top w:val="single" w:sz="2" w:space="0" w:color="000000"/>
+              <w:left w:val="single" w:sz="2" w:space="0" w:color="000000"/>
+              <w:bottom w:val="single" w:sz="2" w:space="0" w:color="000000"/>
+              <w:right w:val="single" w:sz="2" w:space="0" w:color="000000"/>
+            </w:tcBorders>
+            <w:vAlign w:val="center"/>
+          </w:tcPr>
+          <w:p>
+            <w:pPr>
+              <w:pStyle w:val="TableContents"/>
+              <w:spacing w:lineRule="auto" w:line="274" w:before="0" w:after="140"/>
+              <w:ind w:hanging="0" w:left="0" w:right="0"/>
+              <w:rPr>
+                <w:rFonts w:ascii="Google Sans Text;sans-serif" w:hAnsi="Google Sans Text;sans-serif"/>
+              </w:rPr>
+            </w:pPr>
+            <w:r>
+              <w:rPr>
+                <w:rFonts w:ascii="Google Sans Text;sans-serif" w:hAnsi="Google Sans Text;sans-serif"/>
+              </w:rPr>
+              <w:t>0,00000</w:t>
+            </w:r>
+          </w:p>
+        </w:tc>
+        <w:tc>
+          <w:tcPr>
+            <w:tcW w:w="1080" w:type="dxa"/>
+            <w:tcBorders>
+              <w:top w:val="single" w:sz="2" w:space="0" w:color="000000"/>
+              <w:left w:val="single" w:sz="2" w:space="0" w:color="000000"/>
+              <w:bottom w:val="single" w:sz="2" w:space="0" w:color="000000"/>
+              <w:right w:val="single" w:sz="2" w:space="0" w:color="000000"/>
+            </w:tcBorders>
+            <w:vAlign w:val="center"/>
+          </w:tcPr>
+          <w:p>
+            <w:pPr>
+              <w:pStyle w:val="TableContents"/>
+              <w:spacing w:lineRule="auto" w:line="274" w:before="0" w:after="140"/>
+              <w:ind w:hanging="0" w:left="0" w:right="0"/>
+              <w:rPr>
+                <w:rFonts w:ascii="Google Sans Text;sans-serif" w:hAnsi="Google Sans Text;sans-serif"/>
+              </w:rPr>
+            </w:pPr>
+            <w:r>
+              <w:rPr>
+                <w:rFonts w:ascii="Google Sans Text;sans-serif" w:hAnsi="Google Sans Text;sans-serif"/>
+              </w:rPr>
+              <w:t>0,00074</w:t>
+            </w:r>
+          </w:p>
+        </w:tc>
+        <w:tc>
+          <w:tcPr>
+            <w:tcW w:w="1079" w:type="dxa"/>
+            <w:tcBorders>
+              <w:top w:val="single" w:sz="2" w:space="0" w:color="000000"/>
+              <w:left w:val="single" w:sz="2" w:space="0" w:color="000000"/>
+              <w:bottom w:val="single" w:sz="2" w:space="0" w:color="000000"/>
+              <w:right w:val="single" w:sz="2" w:space="0" w:color="000000"/>
+            </w:tcBorders>
+            <w:vAlign w:val="center"/>
+          </w:tcPr>
+          <w:p>
+            <w:pPr>
+              <w:pStyle w:val="TableContents"/>
+              <w:spacing w:lineRule="auto" w:line="274" w:before="0" w:after="140"/>
+              <w:ind w:hanging="0" w:left="0" w:right="0"/>
+              <w:rPr>
+                <w:rFonts w:ascii="Google Sans Text;sans-serif" w:hAnsi="Google Sans Text;sans-serif"/>
+              </w:rPr>
+            </w:pPr>
+            <w:r>
+              <w:rPr>
+                <w:rFonts w:ascii="Google Sans Text;sans-serif" w:hAnsi="Google Sans Text;sans-serif"/>
+              </w:rPr>
+              <w:t>0,00198</w:t>
+            </w:r>
+          </w:p>
+        </w:tc>
+        <w:tc>
+          <w:tcPr>
+            <w:tcW w:w="991" w:type="dxa"/>
+            <w:tcBorders>
+              <w:top w:val="single" w:sz="2" w:space="0" w:color="000000"/>
+              <w:left w:val="single" w:sz="2" w:space="0" w:color="000000"/>
+              <w:bottom w:val="single" w:sz="2" w:space="0" w:color="000000"/>
+              <w:right w:val="single" w:sz="2" w:space="0" w:color="000000"/>
+            </w:tcBorders>
+            <w:vAlign w:val="center"/>
+          </w:tcPr>
+          <w:p>
+            <w:pPr>
+              <w:pStyle w:val="TableContents"/>
+              <w:spacing w:lineRule="auto" w:line="274" w:before="0" w:after="140"/>
+              <w:ind w:hanging="0" w:left="0" w:right="0"/>
+              <w:rPr>
+                <w:rFonts w:ascii="Google Sans Text;sans-serif" w:hAnsi="Google Sans Text;sans-serif"/>
+              </w:rPr>
+            </w:pPr>
+            <w:r>
+              <w:rPr>
+                <w:rFonts w:ascii="Google Sans Text;sans-serif" w:hAnsi="Google Sans Text;sans-serif"/>
+              </w:rPr>
+              <w:t>0,00321</w:t>
+            </w:r>
+          </w:p>
+        </w:tc>
+      </w:tr>
+      <w:tr>
+        <w:trPr/>
+        <w:tc>
+          <w:tcPr>
+            <w:tcW w:w="1890" w:type="dxa"/>
+            <w:tcBorders>
+              <w:top w:val="single" w:sz="2" w:space="0" w:color="000000"/>
+              <w:left w:val="single" w:sz="2" w:space="0" w:color="000000"/>
+              <w:bottom w:val="single" w:sz="2" w:space="0" w:color="000000"/>
+              <w:right w:val="single" w:sz="2" w:space="0" w:color="000000"/>
+            </w:tcBorders>
+            <w:vAlign w:val="center"/>
+          </w:tcPr>
+          <w:p>
+            <w:pPr>
+              <w:pStyle w:val="TableContents"/>
+              <w:spacing w:lineRule="auto" w:line="274" w:before="0" w:after="140"/>
+              <w:ind w:hanging="0" w:left="0" w:right="0"/>
+              <w:rPr>
+                <w:rFonts w:ascii="Google Sans Text;sans-serif" w:hAnsi="Google Sans Text;sans-serif"/>
+                <w:b/>
+              </w:rPr>
+            </w:pPr>
+            <w:r>
+              <w:rPr>
+                <w:rFonts w:ascii="Google Sans Text;sans-serif" w:hAnsi="Google Sans Text;sans-serif"/>
+                <w:b/>
+              </w:rPr>
+              <w:t>(I(φ)/I0​)експ</w:t>
+            </w:r>
+          </w:p>
+        </w:tc>
+        <w:tc>
+          <w:tcPr>
+            <w:tcW w:w="1200" w:type="dxa"/>
+            <w:tcBorders>
+              <w:top w:val="single" w:sz="2" w:space="0" w:color="000000"/>
+              <w:left w:val="single" w:sz="2" w:space="0" w:color="000000"/>
+              <w:bottom w:val="single" w:sz="2" w:space="0" w:color="000000"/>
+              <w:right w:val="single" w:sz="2" w:space="0" w:color="000000"/>
+            </w:tcBorders>
+            <w:vAlign w:val="center"/>
+          </w:tcPr>
+          <w:p>
+            <w:pPr>
+              <w:pStyle w:val="TableContents"/>
+              <w:spacing w:lineRule="auto" w:line="274" w:before="0" w:after="140"/>
+              <w:ind w:hanging="0" w:left="0" w:right="0"/>
+              <w:rPr>
+                <w:rFonts w:ascii="Google Sans Text;sans-serif" w:hAnsi="Google Sans Text;sans-serif"/>
+              </w:rPr>
+            </w:pPr>
+            <w:r>
+              <w:rPr>
+                <w:rFonts w:ascii="Google Sans Text;sans-serif" w:hAnsi="Google Sans Text;sans-serif"/>
+              </w:rPr>
+              <w:t>1,000</w:t>
+            </w:r>
+          </w:p>
+        </w:tc>
+        <w:tc>
+          <w:tcPr>
+            <w:tcW w:w="1080" w:type="dxa"/>
+            <w:tcBorders>
+              <w:top w:val="single" w:sz="2" w:space="0" w:color="000000"/>
+              <w:left w:val="single" w:sz="2" w:space="0" w:color="000000"/>
+              <w:bottom w:val="single" w:sz="2" w:space="0" w:color="000000"/>
+              <w:right w:val="single" w:sz="2" w:space="0" w:color="000000"/>
+            </w:tcBorders>
+            <w:vAlign w:val="center"/>
+          </w:tcPr>
+          <w:p>
+            <w:pPr>
+              <w:pStyle w:val="TableContents"/>
+              <w:spacing w:lineRule="auto" w:line="274" w:before="0" w:after="140"/>
+              <w:ind w:hanging="0" w:left="0" w:right="0"/>
+              <w:rPr>
+                <w:rFonts w:ascii="Google Sans Text;sans-serif" w:hAnsi="Google Sans Text;sans-serif"/>
+              </w:rPr>
+            </w:pPr>
+            <w:r>
+              <w:rPr>
+                <w:rFonts w:ascii="Google Sans Text;sans-serif" w:hAnsi="Google Sans Text;sans-serif"/>
+              </w:rPr>
+              <w:t>0,914</w:t>
+            </w:r>
+          </w:p>
+        </w:tc>
+        <w:tc>
+          <w:tcPr>
+            <w:tcW w:w="1079" w:type="dxa"/>
+            <w:tcBorders>
+              <w:top w:val="single" w:sz="2" w:space="0" w:color="000000"/>
+              <w:left w:val="single" w:sz="2" w:space="0" w:color="000000"/>
+              <w:bottom w:val="single" w:sz="2" w:space="0" w:color="000000"/>
+              <w:right w:val="single" w:sz="2" w:space="0" w:color="000000"/>
+            </w:tcBorders>
+            <w:vAlign w:val="center"/>
+          </w:tcPr>
+          <w:p>
+            <w:pPr>
+              <w:pStyle w:val="TableContents"/>
+              <w:spacing w:lineRule="auto" w:line="274" w:before="0" w:after="140"/>
+              <w:ind w:hanging="0" w:left="0" w:right="0"/>
+              <w:rPr>
+                <w:rFonts w:ascii="Google Sans Text;sans-serif" w:hAnsi="Google Sans Text;sans-serif"/>
+              </w:rPr>
+            </w:pPr>
+            <w:r>
+              <w:rPr>
+                <w:rFonts w:ascii="Google Sans Text;sans-serif" w:hAnsi="Google Sans Text;sans-serif"/>
+              </w:rPr>
+              <w:t>0,786</w:t>
+            </w:r>
+          </w:p>
+        </w:tc>
+        <w:tc>
+          <w:tcPr>
+            <w:tcW w:w="991" w:type="dxa"/>
+            <w:tcBorders>
+              <w:top w:val="single" w:sz="2" w:space="0" w:color="000000"/>
+              <w:left w:val="single" w:sz="2" w:space="0" w:color="000000"/>
+              <w:bottom w:val="single" w:sz="2" w:space="0" w:color="000000"/>
+              <w:right w:val="single" w:sz="2" w:space="0" w:color="000000"/>
+            </w:tcBorders>
+            <w:vAlign w:val="center"/>
+          </w:tcPr>
+          <w:p>
+            <w:pPr>
+              <w:pStyle w:val="TableContents"/>
+              <w:spacing w:lineRule="auto" w:line="274" w:before="0" w:after="140"/>
+              <w:ind w:hanging="0" w:left="0" w:right="0"/>
+              <w:rPr>
+                <w:rFonts w:ascii="Google Sans Text;sans-serif" w:hAnsi="Google Sans Text;sans-serif"/>
+              </w:rPr>
+            </w:pPr>
+            <w:r>
+              <w:rPr>
+                <w:rFonts w:ascii="Google Sans Text;sans-serif" w:hAnsi="Google Sans Text;sans-serif"/>
+              </w:rPr>
+              <w:t>0,393</w:t>
+            </w:r>
+          </w:p>
+        </w:tc>
+      </w:tr>
+      <w:tr>
+        <w:trPr/>
+        <w:tc>
+          <w:tcPr>
+            <w:tcW w:w="1890" w:type="dxa"/>
+            <w:tcBorders>
+              <w:top w:val="single" w:sz="2" w:space="0" w:color="000000"/>
+              <w:left w:val="single" w:sz="2" w:space="0" w:color="000000"/>
+              <w:bottom w:val="single" w:sz="2" w:space="0" w:color="000000"/>
+              <w:right w:val="single" w:sz="2" w:space="0" w:color="000000"/>
+            </w:tcBorders>
+            <w:vAlign w:val="center"/>
+          </w:tcPr>
+          <w:p>
+            <w:pPr>
+              <w:pStyle w:val="TableContents"/>
+              <w:spacing w:lineRule="auto" w:line="274" w:before="0" w:after="140"/>
+              <w:ind w:hanging="0" w:left="0" w:right="0"/>
+              <w:rPr>
+                <w:rFonts w:ascii="Google Sans Text;sans-serif" w:hAnsi="Google Sans Text;sans-serif"/>
+                <w:b/>
+              </w:rPr>
+            </w:pPr>
+            <w:r>
+              <w:rPr>
+                <w:rFonts w:ascii="Google Sans Text;sans-serif" w:hAnsi="Google Sans Text;sans-serif"/>
+                <w:b/>
+              </w:rPr>
+              <w:t>(I(φ)/I0​)теор​</w:t>
+            </w:r>
+          </w:p>
+        </w:tc>
+        <w:tc>
+          <w:tcPr>
+            <w:tcW w:w="1200" w:type="dxa"/>
+            <w:tcBorders>
+              <w:top w:val="single" w:sz="2" w:space="0" w:color="000000"/>
+              <w:left w:val="single" w:sz="2" w:space="0" w:color="000000"/>
+              <w:bottom w:val="single" w:sz="2" w:space="0" w:color="000000"/>
+              <w:right w:val="single" w:sz="2" w:space="0" w:color="000000"/>
+            </w:tcBorders>
+            <w:vAlign w:val="center"/>
+          </w:tcPr>
+          <w:p>
+            <w:pPr>
+              <w:pStyle w:val="TableContents"/>
+              <w:spacing w:lineRule="auto" w:line="274" w:before="0" w:after="140"/>
+              <w:ind w:hanging="0" w:left="0" w:right="0"/>
+              <w:rPr>
+                <w:rFonts w:ascii="Google Sans Text;sans-serif" w:hAnsi="Google Sans Text;sans-serif"/>
+              </w:rPr>
+            </w:pPr>
+            <w:r>
+              <w:rPr>
+                <w:rFonts w:ascii="Google Sans Text;sans-serif" w:hAnsi="Google Sans Text;sans-serif"/>
+              </w:rPr>
+              <w:t>1,000</w:t>
+            </w:r>
+          </w:p>
+        </w:tc>
+        <w:tc>
+          <w:tcPr>
+            <w:tcW w:w="1080" w:type="dxa"/>
+            <w:tcBorders>
+              <w:top w:val="single" w:sz="2" w:space="0" w:color="000000"/>
+              <w:left w:val="single" w:sz="2" w:space="0" w:color="000000"/>
+              <w:bottom w:val="single" w:sz="2" w:space="0" w:color="000000"/>
+              <w:right w:val="single" w:sz="2" w:space="0" w:color="000000"/>
+            </w:tcBorders>
+            <w:vAlign w:val="center"/>
+          </w:tcPr>
+          <w:p>
+            <w:pPr>
+              <w:pStyle w:val="TableContents"/>
+              <w:spacing w:lineRule="auto" w:line="274" w:before="0" w:after="140"/>
+              <w:ind w:hanging="0" w:left="0" w:right="0"/>
+              <w:rPr>
+                <w:rFonts w:ascii="Google Sans Text;sans-serif" w:hAnsi="Google Sans Text;sans-serif"/>
+              </w:rPr>
+            </w:pPr>
+            <w:r>
+              <w:rPr>
+                <w:rFonts w:ascii="Google Sans Text;sans-serif" w:hAnsi="Google Sans Text;sans-serif"/>
+              </w:rPr>
+              <w:t>0,959</w:t>
+            </w:r>
+          </w:p>
+        </w:tc>
+        <w:tc>
+          <w:tcPr>
+            <w:tcW w:w="1079" w:type="dxa"/>
+            <w:tcBorders>
+              <w:top w:val="single" w:sz="2" w:space="0" w:color="000000"/>
+              <w:left w:val="single" w:sz="2" w:space="0" w:color="000000"/>
+              <w:bottom w:val="single" w:sz="2" w:space="0" w:color="000000"/>
+              <w:right w:val="single" w:sz="2" w:space="0" w:color="000000"/>
+            </w:tcBorders>
+            <w:vAlign w:val="center"/>
+          </w:tcPr>
+          <w:p>
+            <w:pPr>
+              <w:pStyle w:val="TableContents"/>
+              <w:spacing w:lineRule="auto" w:line="274" w:before="0" w:after="140"/>
+              <w:ind w:hanging="0" w:left="0" w:right="0"/>
+              <w:rPr>
+                <w:rFonts w:ascii="Google Sans Text;sans-serif" w:hAnsi="Google Sans Text;sans-serif"/>
+              </w:rPr>
+            </w:pPr>
+            <w:r>
+              <w:rPr>
+                <w:rFonts w:ascii="Google Sans Text;sans-serif" w:hAnsi="Google Sans Text;sans-serif"/>
+              </w:rPr>
+              <w:t>0,737</w:t>
+            </w:r>
+          </w:p>
+        </w:tc>
+        <w:tc>
+          <w:tcPr>
+            <w:tcW w:w="991" w:type="dxa"/>
+            <w:tcBorders>
+              <w:top w:val="single" w:sz="2" w:space="0" w:color="000000"/>
+              <w:left w:val="single" w:sz="2" w:space="0" w:color="000000"/>
+              <w:bottom w:val="single" w:sz="2" w:space="0" w:color="000000"/>
+              <w:right w:val="single" w:sz="2" w:space="0" w:color="000000"/>
+            </w:tcBorders>
+            <w:vAlign w:val="center"/>
+          </w:tcPr>
+          <w:p>
+            <w:pPr>
+              <w:pStyle w:val="TableContents"/>
+              <w:spacing w:lineRule="auto" w:line="274" w:before="0" w:after="140"/>
+              <w:ind w:hanging="0" w:left="0" w:right="0"/>
+              <w:rPr>
+                <w:rFonts w:ascii="Google Sans Text;sans-serif" w:hAnsi="Google Sans Text;sans-serif"/>
+              </w:rPr>
+            </w:pPr>
+            <w:r>
+              <w:rPr>
+                <w:rFonts w:ascii="Google Sans Text;sans-serif" w:hAnsi="Google Sans Text;sans-serif"/>
+              </w:rPr>
+              <w:t>0,426</w:t>
+            </w:r>
+          </w:p>
+        </w:tc>
+      </w:tr>
+    </w:tbl>
+    <w:p>
+      <w:pPr>
+        <w:pStyle w:val="Normal"/>
+        <w:spacing w:lineRule="auto" w:line="288" w:before="0" w:after="0"/>
+        <w:jc w:val="both"/>
+        <w:rPr>
+          <w:rFonts w:ascii="Times New Roman" w:hAnsi="Times New Roman" w:eastAsia="Times New Roman"/>
+          <w:iCs/>
+          <w:color w:val="000000"/>
+          <w:sz w:val="28"/>
+          <w:szCs w:val="28"/>
+          <w:lang w:eastAsia="ru-RU"/>
+        </w:rPr>
+      </w:pPr>
+      <w:r>
+        <w:rPr>
+          <w:rFonts w:eastAsia="Times New Roman" w:ascii="Times New Roman" w:hAnsi="Times New Roman"/>
+          <w:iCs/>
+          <w:color w:val="000000"/>
+          <w:sz w:val="28"/>
+          <w:szCs w:val="28"/>
+          <w:lang w:eastAsia="ru-RU"/>
+        </w:rPr>
+      </w:r>
+    </w:p>
+    <w:p>
+      <w:pPr>
+        <w:pStyle w:val="Normal"/>
+        <w:spacing w:lineRule="auto" w:line="288" w:before="0" w:after="0"/>
+        <w:jc w:val="both"/>
+        <w:rPr>
+          <w:rFonts w:ascii="Times New Roman" w:hAnsi="Times New Roman" w:eastAsia="Times New Roman"/>
+          <w:iCs/>
+          <w:color w:val="000000"/>
+          <w:sz w:val="28"/>
+          <w:szCs w:val="28"/>
+          <w:lang w:eastAsia="ru-RU"/>
+        </w:rPr>
+      </w:pPr>
+      <w:r>
+        <w:rPr>
+          <w:rFonts w:eastAsia="Times New Roman" w:ascii="Times New Roman" w:hAnsi="Times New Roman"/>
+          <w:iCs/>
+          <w:color w:val="000000"/>
+          <w:sz w:val="28"/>
+          <w:szCs w:val="28"/>
+          <w:lang w:eastAsia="ru-RU"/>
+        </w:rPr>
+        <w:t>Табл 3.3</w:t>
+      </w:r>
+    </w:p>
+    <w:tbl>
+      <w:tblPr>
+        <w:tblW w:w="9355" w:type="dxa"/>
+        <w:jc w:val="left"/>
+        <w:tblInd w:w="28" w:type="dxa"/>
+        <w:tblLayout w:type="fixed"/>
+        <w:tblCellMar>
+          <w:top w:w="28" w:type="dxa"/>
+          <w:left w:w="28" w:type="dxa"/>
+          <w:bottom w:w="28" w:type="dxa"/>
+          <w:right w:w="28" w:type="dxa"/>
+        </w:tblCellMar>
+      </w:tblPr>
+      <w:tblGrid>
+        <w:gridCol w:w="1828"/>
+        <w:gridCol w:w="924"/>
+        <w:gridCol w:w="946"/>
+        <w:gridCol w:w="923"/>
+        <w:gridCol w:w="946"/>
+        <w:gridCol w:w="922"/>
+        <w:gridCol w:w="947"/>
+        <w:gridCol w:w="922"/>
+        <w:gridCol w:w="997"/>
+      </w:tblGrid>
+      <w:tr>
+        <w:trPr>
+          <w:tblHeader w:val="true"/>
+        </w:trPr>
+        <w:tc>
+          <w:tcPr>
+            <w:tcW w:w="1828" w:type="dxa"/>
+            <w:tcBorders>
+              <w:top w:val="single" w:sz="2" w:space="0" w:color="000000"/>
+              <w:left w:val="single" w:sz="2" w:space="0" w:color="000000"/>
+              <w:bottom w:val="single" w:sz="2" w:space="0" w:color="000000"/>
+              <w:right w:val="single" w:sz="2" w:space="0" w:color="000000"/>
+            </w:tcBorders>
+            <w:vAlign w:val="center"/>
+          </w:tcPr>
+          <w:p>
+            <w:pPr>
+              <w:pStyle w:val="TableContents"/>
+              <w:spacing w:lineRule="auto" w:line="274" w:before="0" w:after="0"/>
+              <w:ind w:hanging="0" w:left="0" w:right="0"/>
+              <w:rPr/>
+            </w:pPr>
+            <w:r>
+              <w:rPr>
+                <w:rStyle w:val="Strong"/>
+                <w:rFonts w:ascii="Google Sans Text;sans-serif" w:hAnsi="Google Sans Text;sans-serif"/>
+              </w:rPr>
+              <w:t>Параметр</w:t>
+            </w:r>
+          </w:p>
+        </w:tc>
+        <w:tc>
+          <w:tcPr>
+            <w:tcW w:w="924" w:type="dxa"/>
+            <w:tcBorders>
+              <w:top w:val="single" w:sz="2" w:space="0" w:color="000000"/>
+              <w:left w:val="single" w:sz="2" w:space="0" w:color="000000"/>
+              <w:bottom w:val="single" w:sz="2" w:space="0" w:color="000000"/>
+              <w:right w:val="single" w:sz="2" w:space="0" w:color="000000"/>
+            </w:tcBorders>
+            <w:vAlign w:val="center"/>
+          </w:tcPr>
+          <w:p>
+            <w:pPr>
+              <w:pStyle w:val="TableContents"/>
+              <w:spacing w:lineRule="auto" w:line="274" w:before="0" w:after="0"/>
+              <w:ind w:hanging="0" w:left="0" w:right="0"/>
+              <w:rPr/>
+            </w:pPr>
+            <w:r>
+              <w:rPr>
+                <w:rStyle w:val="Strong"/>
+                <w:rFonts w:ascii="Google Sans Text;sans-serif" w:hAnsi="Google Sans Text;sans-serif"/>
+              </w:rPr>
+              <w:t>1-й min</w:t>
+            </w:r>
+          </w:p>
+        </w:tc>
+        <w:tc>
+          <w:tcPr>
+            <w:tcW w:w="946" w:type="dxa"/>
+            <w:tcBorders>
+              <w:top w:val="single" w:sz="2" w:space="0" w:color="000000"/>
+              <w:left w:val="single" w:sz="2" w:space="0" w:color="000000"/>
+              <w:bottom w:val="single" w:sz="2" w:space="0" w:color="000000"/>
+              <w:right w:val="single" w:sz="2" w:space="0" w:color="000000"/>
+            </w:tcBorders>
+            <w:vAlign w:val="center"/>
+          </w:tcPr>
+          <w:p>
+            <w:pPr>
+              <w:pStyle w:val="TableContents"/>
+              <w:spacing w:lineRule="auto" w:line="274" w:before="0" w:after="0"/>
+              <w:ind w:hanging="0" w:left="0" w:right="0"/>
+              <w:rPr/>
+            </w:pPr>
+            <w:r>
+              <w:rPr>
+                <w:rStyle w:val="Strong"/>
+                <w:rFonts w:ascii="Google Sans Text;sans-serif" w:hAnsi="Google Sans Text;sans-serif"/>
+              </w:rPr>
+              <w:t>1-й max</w:t>
+            </w:r>
+          </w:p>
+        </w:tc>
+        <w:tc>
+          <w:tcPr>
+            <w:tcW w:w="923" w:type="dxa"/>
+            <w:tcBorders>
+              <w:top w:val="single" w:sz="2" w:space="0" w:color="000000"/>
+              <w:left w:val="single" w:sz="2" w:space="0" w:color="000000"/>
+              <w:bottom w:val="single" w:sz="2" w:space="0" w:color="000000"/>
+              <w:right w:val="single" w:sz="2" w:space="0" w:color="000000"/>
+            </w:tcBorders>
+            <w:vAlign w:val="center"/>
+          </w:tcPr>
+          <w:p>
+            <w:pPr>
+              <w:pStyle w:val="TableContents"/>
+              <w:spacing w:lineRule="auto" w:line="274" w:before="0" w:after="0"/>
+              <w:ind w:hanging="0" w:left="0" w:right="0"/>
+              <w:rPr/>
+            </w:pPr>
+            <w:r>
+              <w:rPr>
+                <w:rStyle w:val="Strong"/>
+                <w:rFonts w:ascii="Google Sans Text;sans-serif" w:hAnsi="Google Sans Text;sans-serif"/>
+              </w:rPr>
+              <w:t>2-й min</w:t>
+            </w:r>
+          </w:p>
+        </w:tc>
+        <w:tc>
+          <w:tcPr>
+            <w:tcW w:w="946" w:type="dxa"/>
+            <w:tcBorders>
+              <w:top w:val="single" w:sz="2" w:space="0" w:color="000000"/>
+              <w:left w:val="single" w:sz="2" w:space="0" w:color="000000"/>
+              <w:bottom w:val="single" w:sz="2" w:space="0" w:color="000000"/>
+              <w:right w:val="single" w:sz="2" w:space="0" w:color="000000"/>
+            </w:tcBorders>
+            <w:vAlign w:val="center"/>
+          </w:tcPr>
+          <w:p>
+            <w:pPr>
+              <w:pStyle w:val="TableContents"/>
+              <w:spacing w:lineRule="auto" w:line="274" w:before="0" w:after="0"/>
+              <w:ind w:hanging="0" w:left="0" w:right="0"/>
+              <w:rPr/>
+            </w:pPr>
+            <w:r>
+              <w:rPr>
+                <w:rStyle w:val="Strong"/>
+                <w:rFonts w:ascii="Google Sans Text;sans-serif" w:hAnsi="Google Sans Text;sans-serif"/>
+              </w:rPr>
+              <w:t>2-й max</w:t>
+            </w:r>
+          </w:p>
+        </w:tc>
+        <w:tc>
+          <w:tcPr>
+            <w:tcW w:w="922" w:type="dxa"/>
+            <w:tcBorders>
+              <w:top w:val="single" w:sz="2" w:space="0" w:color="000000"/>
+              <w:left w:val="single" w:sz="2" w:space="0" w:color="000000"/>
+              <w:bottom w:val="single" w:sz="2" w:space="0" w:color="000000"/>
+              <w:right w:val="single" w:sz="2" w:space="0" w:color="000000"/>
+            </w:tcBorders>
+            <w:vAlign w:val="center"/>
+          </w:tcPr>
+          <w:p>
+            <w:pPr>
+              <w:pStyle w:val="TableContents"/>
+              <w:spacing w:lineRule="auto" w:line="274" w:before="0" w:after="0"/>
+              <w:ind w:hanging="0" w:left="0" w:right="0"/>
+              <w:rPr/>
+            </w:pPr>
+            <w:r>
+              <w:rPr>
+                <w:rStyle w:val="Strong"/>
+                <w:rFonts w:ascii="Google Sans Text;sans-serif" w:hAnsi="Google Sans Text;sans-serif"/>
+              </w:rPr>
+              <w:t>3-й min</w:t>
+            </w:r>
+          </w:p>
+        </w:tc>
+        <w:tc>
+          <w:tcPr>
+            <w:tcW w:w="947" w:type="dxa"/>
+            <w:tcBorders>
+              <w:top w:val="single" w:sz="2" w:space="0" w:color="000000"/>
+              <w:left w:val="single" w:sz="2" w:space="0" w:color="000000"/>
+              <w:bottom w:val="single" w:sz="2" w:space="0" w:color="000000"/>
+              <w:right w:val="single" w:sz="2" w:space="0" w:color="000000"/>
+            </w:tcBorders>
+            <w:vAlign w:val="center"/>
+          </w:tcPr>
+          <w:p>
+            <w:pPr>
+              <w:pStyle w:val="TableContents"/>
+              <w:spacing w:lineRule="auto" w:line="274" w:before="0" w:after="0"/>
+              <w:ind w:hanging="0" w:left="0" w:right="0"/>
+              <w:rPr/>
+            </w:pPr>
+            <w:r>
+              <w:rPr>
+                <w:rStyle w:val="Strong"/>
+                <w:rFonts w:ascii="Google Sans Text;sans-serif" w:hAnsi="Google Sans Text;sans-serif"/>
+              </w:rPr>
+              <w:t>3-й max</w:t>
+            </w:r>
+          </w:p>
+        </w:tc>
+        <w:tc>
+          <w:tcPr>
+            <w:tcW w:w="922" w:type="dxa"/>
+            <w:tcBorders>
+              <w:top w:val="single" w:sz="2" w:space="0" w:color="000000"/>
+              <w:left w:val="single" w:sz="2" w:space="0" w:color="000000"/>
+              <w:bottom w:val="single" w:sz="2" w:space="0" w:color="000000"/>
+              <w:right w:val="single" w:sz="2" w:space="0" w:color="000000"/>
+            </w:tcBorders>
+            <w:vAlign w:val="center"/>
+          </w:tcPr>
+          <w:p>
+            <w:pPr>
+              <w:pStyle w:val="TableContents"/>
+              <w:spacing w:lineRule="auto" w:line="274" w:before="0" w:after="0"/>
+              <w:ind w:hanging="0" w:left="0" w:right="0"/>
+              <w:rPr/>
+            </w:pPr>
+            <w:r>
+              <w:rPr>
+                <w:rStyle w:val="Strong"/>
+                <w:rFonts w:ascii="Google Sans Text;sans-serif" w:hAnsi="Google Sans Text;sans-serif"/>
+              </w:rPr>
+              <w:t>4-й min</w:t>
+            </w:r>
+          </w:p>
+        </w:tc>
+        <w:tc>
+          <w:tcPr>
+            <w:tcW w:w="997" w:type="dxa"/>
+            <w:tcBorders>
+              <w:top w:val="single" w:sz="2" w:space="0" w:color="000000"/>
+              <w:left w:val="single" w:sz="2" w:space="0" w:color="000000"/>
+              <w:bottom w:val="single" w:sz="2" w:space="0" w:color="000000"/>
+              <w:right w:val="single" w:sz="2" w:space="0" w:color="000000"/>
+            </w:tcBorders>
+            <w:vAlign w:val="center"/>
+          </w:tcPr>
+          <w:p>
+            <w:pPr>
+              <w:pStyle w:val="TableContents"/>
+              <w:spacing w:lineRule="auto" w:line="274" w:before="0" w:after="0"/>
+              <w:ind w:hanging="0" w:left="0" w:right="0"/>
+              <w:rPr/>
+            </w:pPr>
+            <w:r>
+              <w:rPr>
+                <w:rStyle w:val="Strong"/>
+                <w:rFonts w:ascii="Google Sans Text;sans-serif" w:hAnsi="Google Sans Text;sans-serif"/>
+              </w:rPr>
+              <w:t>4-й max</w:t>
+            </w:r>
+          </w:p>
+        </w:tc>
+      </w:tr>
+      <w:tr>
+        <w:trPr/>
+        <w:tc>
+          <w:tcPr>
+            <w:tcW w:w="1828" w:type="dxa"/>
+            <w:tcBorders>
+              <w:top w:val="single" w:sz="2" w:space="0" w:color="000000"/>
+              <w:left w:val="single" w:sz="2" w:space="0" w:color="000000"/>
+              <w:bottom w:val="single" w:sz="2" w:space="0" w:color="000000"/>
+              <w:right w:val="single" w:sz="2" w:space="0" w:color="000000"/>
+            </w:tcBorders>
+            <w:vAlign w:val="center"/>
+          </w:tcPr>
+          <w:p>
+            <w:pPr>
+              <w:pStyle w:val="TableContents"/>
+              <w:spacing w:lineRule="auto" w:line="274" w:before="0" w:after="140"/>
+              <w:ind w:hanging="0" w:left="0" w:right="0"/>
+              <w:rPr>
+                <w:rFonts w:ascii="Google Sans Text;sans-serif" w:hAnsi="Google Sans Text;sans-serif"/>
+                <w:b/>
+              </w:rPr>
+            </w:pPr>
+            <w:r>
+              <w:rPr>
+                <w:rFonts w:ascii="Google Sans Text;sans-serif" w:hAnsi="Google Sans Text;sans-serif"/>
+                <w:b/>
+              </w:rPr>
+              <w:t>Аргумент МНК m</w:t>
+            </w:r>
+          </w:p>
+        </w:tc>
+        <w:tc>
+          <w:tcPr>
+            <w:tcW w:w="924" w:type="dxa"/>
+            <w:tcBorders>
+              <w:top w:val="single" w:sz="2" w:space="0" w:color="000000"/>
+              <w:left w:val="single" w:sz="2" w:space="0" w:color="000000"/>
+              <w:bottom w:val="single" w:sz="2" w:space="0" w:color="000000"/>
+              <w:right w:val="single" w:sz="2" w:space="0" w:color="000000"/>
+            </w:tcBorders>
+            <w:vAlign w:val="center"/>
+          </w:tcPr>
+          <w:p>
+            <w:pPr>
+              <w:pStyle w:val="TableContents"/>
+              <w:spacing w:lineRule="auto" w:line="274" w:before="0" w:after="140"/>
+              <w:ind w:hanging="0" w:left="0" w:right="0"/>
+              <w:rPr>
+                <w:rFonts w:ascii="Google Sans Text;sans-serif" w:hAnsi="Google Sans Text;sans-serif"/>
+              </w:rPr>
+            </w:pPr>
+            <w:r>
+              <w:rPr>
+                <w:rFonts w:ascii="Google Sans Text;sans-serif" w:hAnsi="Google Sans Text;sans-serif"/>
+              </w:rPr>
+              <w:t>1</w:t>
+            </w:r>
+          </w:p>
+        </w:tc>
+        <w:tc>
+          <w:tcPr>
+            <w:tcW w:w="946" w:type="dxa"/>
+            <w:tcBorders>
+              <w:top w:val="single" w:sz="2" w:space="0" w:color="000000"/>
+              <w:left w:val="single" w:sz="2" w:space="0" w:color="000000"/>
+              <w:bottom w:val="single" w:sz="2" w:space="0" w:color="000000"/>
+              <w:right w:val="single" w:sz="2" w:space="0" w:color="000000"/>
+            </w:tcBorders>
+            <w:vAlign w:val="center"/>
+          </w:tcPr>
+          <w:p>
+            <w:pPr>
+              <w:pStyle w:val="TableContents"/>
+              <w:spacing w:lineRule="auto" w:line="274" w:before="0" w:after="140"/>
+              <w:ind w:hanging="0" w:left="0" w:right="0"/>
+              <w:rPr>
+                <w:rFonts w:ascii="Google Sans Text;sans-serif" w:hAnsi="Google Sans Text;sans-serif"/>
+              </w:rPr>
+            </w:pPr>
+            <w:r>
+              <w:rPr>
+                <w:rFonts w:ascii="Google Sans Text;sans-serif" w:hAnsi="Google Sans Text;sans-serif"/>
+              </w:rPr>
+              <w:t>1,5</w:t>
+            </w:r>
+          </w:p>
+        </w:tc>
+        <w:tc>
+          <w:tcPr>
+            <w:tcW w:w="923" w:type="dxa"/>
+            <w:tcBorders>
+              <w:top w:val="single" w:sz="2" w:space="0" w:color="000000"/>
+              <w:left w:val="single" w:sz="2" w:space="0" w:color="000000"/>
+              <w:bottom w:val="single" w:sz="2" w:space="0" w:color="000000"/>
+              <w:right w:val="single" w:sz="2" w:space="0" w:color="000000"/>
+            </w:tcBorders>
+            <w:vAlign w:val="center"/>
+          </w:tcPr>
+          <w:p>
+            <w:pPr>
+              <w:pStyle w:val="TableContents"/>
+              <w:spacing w:lineRule="auto" w:line="274" w:before="0" w:after="140"/>
+              <w:ind w:hanging="0" w:left="0" w:right="0"/>
+              <w:rPr>
+                <w:rFonts w:ascii="Google Sans Text;sans-serif" w:hAnsi="Google Sans Text;sans-serif"/>
+              </w:rPr>
+            </w:pPr>
+            <w:r>
+              <w:rPr>
+                <w:rFonts w:ascii="Google Sans Text;sans-serif" w:hAnsi="Google Sans Text;sans-serif"/>
+              </w:rPr>
+              <w:t>2</w:t>
+            </w:r>
+          </w:p>
+        </w:tc>
+        <w:tc>
+          <w:tcPr>
+            <w:tcW w:w="946" w:type="dxa"/>
+            <w:tcBorders>
+              <w:top w:val="single" w:sz="2" w:space="0" w:color="000000"/>
+              <w:left w:val="single" w:sz="2" w:space="0" w:color="000000"/>
+              <w:bottom w:val="single" w:sz="2" w:space="0" w:color="000000"/>
+              <w:right w:val="single" w:sz="2" w:space="0" w:color="000000"/>
+            </w:tcBorders>
+            <w:vAlign w:val="center"/>
+          </w:tcPr>
+          <w:p>
+            <w:pPr>
+              <w:pStyle w:val="TableContents"/>
+              <w:spacing w:lineRule="auto" w:line="274" w:before="0" w:after="140"/>
+              <w:ind w:hanging="0" w:left="0" w:right="0"/>
+              <w:rPr>
+                <w:rFonts w:ascii="Google Sans Text;sans-serif" w:hAnsi="Google Sans Text;sans-serif"/>
+              </w:rPr>
+            </w:pPr>
+            <w:r>
+              <w:rPr>
+                <w:rFonts w:ascii="Google Sans Text;sans-serif" w:hAnsi="Google Sans Text;sans-serif"/>
+              </w:rPr>
+              <w:t>2,5</w:t>
+            </w:r>
+          </w:p>
+        </w:tc>
+        <w:tc>
+          <w:tcPr>
+            <w:tcW w:w="922" w:type="dxa"/>
+            <w:tcBorders>
+              <w:top w:val="single" w:sz="2" w:space="0" w:color="000000"/>
+              <w:left w:val="single" w:sz="2" w:space="0" w:color="000000"/>
+              <w:bottom w:val="single" w:sz="2" w:space="0" w:color="000000"/>
+              <w:right w:val="single" w:sz="2" w:space="0" w:color="000000"/>
+            </w:tcBorders>
+            <w:vAlign w:val="center"/>
+          </w:tcPr>
+          <w:p>
+            <w:pPr>
+              <w:pStyle w:val="TableContents"/>
+              <w:spacing w:lineRule="auto" w:line="274" w:before="0" w:after="140"/>
+              <w:ind w:hanging="0" w:left="0" w:right="0"/>
+              <w:rPr>
+                <w:rFonts w:ascii="Google Sans Text;sans-serif" w:hAnsi="Google Sans Text;sans-serif"/>
+              </w:rPr>
+            </w:pPr>
+            <w:r>
+              <w:rPr>
+                <w:rFonts w:ascii="Google Sans Text;sans-serif" w:hAnsi="Google Sans Text;sans-serif"/>
+              </w:rPr>
+              <w:t>3</w:t>
+            </w:r>
+          </w:p>
+        </w:tc>
+        <w:tc>
+          <w:tcPr>
+            <w:tcW w:w="947" w:type="dxa"/>
+            <w:tcBorders>
+              <w:top w:val="single" w:sz="2" w:space="0" w:color="000000"/>
+              <w:left w:val="single" w:sz="2" w:space="0" w:color="000000"/>
+              <w:bottom w:val="single" w:sz="2" w:space="0" w:color="000000"/>
+              <w:right w:val="single" w:sz="2" w:space="0" w:color="000000"/>
+            </w:tcBorders>
+            <w:vAlign w:val="center"/>
+          </w:tcPr>
+          <w:p>
+            <w:pPr>
+              <w:pStyle w:val="TableContents"/>
+              <w:spacing w:lineRule="auto" w:line="274" w:before="0" w:after="140"/>
+              <w:ind w:hanging="0" w:left="0" w:right="0"/>
+              <w:rPr>
+                <w:rFonts w:ascii="Google Sans Text;sans-serif" w:hAnsi="Google Sans Text;sans-serif"/>
+              </w:rPr>
+            </w:pPr>
+            <w:r>
+              <w:rPr>
+                <w:rFonts w:ascii="Google Sans Text;sans-serif" w:hAnsi="Google Sans Text;sans-serif"/>
+              </w:rPr>
+              <w:t>3,5</w:t>
+            </w:r>
+          </w:p>
+        </w:tc>
+        <w:tc>
+          <w:tcPr>
+            <w:tcW w:w="922" w:type="dxa"/>
+            <w:tcBorders>
+              <w:top w:val="single" w:sz="2" w:space="0" w:color="000000"/>
+              <w:left w:val="single" w:sz="2" w:space="0" w:color="000000"/>
+              <w:bottom w:val="single" w:sz="2" w:space="0" w:color="000000"/>
+              <w:right w:val="single" w:sz="2" w:space="0" w:color="000000"/>
+            </w:tcBorders>
+            <w:vAlign w:val="center"/>
+          </w:tcPr>
+          <w:p>
+            <w:pPr>
+              <w:pStyle w:val="TableContents"/>
+              <w:spacing w:lineRule="auto" w:line="274" w:before="0" w:after="140"/>
+              <w:ind w:hanging="0" w:left="0" w:right="0"/>
+              <w:rPr>
+                <w:rFonts w:ascii="Google Sans Text;sans-serif" w:hAnsi="Google Sans Text;sans-serif"/>
+              </w:rPr>
+            </w:pPr>
+            <w:r>
+              <w:rPr>
+                <w:rFonts w:ascii="Google Sans Text;sans-serif" w:hAnsi="Google Sans Text;sans-serif"/>
+              </w:rPr>
+              <w:t>4</w:t>
+            </w:r>
+          </w:p>
+        </w:tc>
+        <w:tc>
+          <w:tcPr>
+            <w:tcW w:w="997" w:type="dxa"/>
+            <w:tcBorders>
+              <w:top w:val="single" w:sz="2" w:space="0" w:color="000000"/>
+              <w:left w:val="single" w:sz="2" w:space="0" w:color="000000"/>
+              <w:bottom w:val="single" w:sz="2" w:space="0" w:color="000000"/>
+              <w:right w:val="single" w:sz="2" w:space="0" w:color="000000"/>
+            </w:tcBorders>
+            <w:vAlign w:val="center"/>
+          </w:tcPr>
+          <w:p>
+            <w:pPr>
+              <w:pStyle w:val="TableContents"/>
+              <w:spacing w:lineRule="auto" w:line="274" w:before="0" w:after="140"/>
+              <w:ind w:hanging="0" w:left="0" w:right="0"/>
+              <w:rPr>
+                <w:rFonts w:ascii="Google Sans Text;sans-serif" w:hAnsi="Google Sans Text;sans-serif"/>
+              </w:rPr>
+            </w:pPr>
+            <w:r>
+              <w:rPr>
+                <w:rFonts w:ascii="Google Sans Text;sans-serif" w:hAnsi="Google Sans Text;sans-serif"/>
+              </w:rPr>
+              <w:t>4,5</w:t>
+            </w:r>
+          </w:p>
+        </w:tc>
+      </w:tr>
+      <w:tr>
+        <w:trPr/>
+        <w:tc>
+          <w:tcPr>
+            <w:tcW w:w="1828" w:type="dxa"/>
+            <w:tcBorders>
+              <w:top w:val="single" w:sz="2" w:space="0" w:color="000000"/>
+              <w:left w:val="single" w:sz="2" w:space="0" w:color="000000"/>
+              <w:bottom w:val="single" w:sz="2" w:space="0" w:color="000000"/>
+              <w:right w:val="single" w:sz="2" w:space="0" w:color="000000"/>
+            </w:tcBorders>
+            <w:vAlign w:val="center"/>
+          </w:tcPr>
+          <w:p>
+            <w:pPr>
+              <w:pStyle w:val="TableContents"/>
+              <w:spacing w:lineRule="auto" w:line="274" w:before="0" w:after="140"/>
+              <w:ind w:hanging="0" w:left="0" w:right="0"/>
+              <w:rPr>
+                <w:rFonts w:ascii="Google Sans Text;sans-serif" w:hAnsi="Google Sans Text;sans-serif"/>
+                <w:b/>
+              </w:rPr>
+            </w:pPr>
+            <w:r>
+              <w:rPr>
+                <w:rFonts w:ascii="Google Sans Text;sans-serif" w:hAnsi="Google Sans Text;sans-serif"/>
+                <w:b/>
+              </w:rPr>
+              <w:t>X i, мм</w:t>
+            </w:r>
+          </w:p>
+        </w:tc>
+        <w:tc>
+          <w:tcPr>
+            <w:tcW w:w="924" w:type="dxa"/>
+            <w:tcBorders>
+              <w:top w:val="single" w:sz="2" w:space="0" w:color="000000"/>
+              <w:left w:val="single" w:sz="2" w:space="0" w:color="000000"/>
+              <w:bottom w:val="single" w:sz="2" w:space="0" w:color="000000"/>
+              <w:right w:val="single" w:sz="2" w:space="0" w:color="000000"/>
+            </w:tcBorders>
+            <w:vAlign w:val="center"/>
+          </w:tcPr>
+          <w:p>
+            <w:pPr>
+              <w:pStyle w:val="TableContents"/>
+              <w:spacing w:lineRule="auto" w:line="274" w:before="0" w:after="140"/>
+              <w:ind w:hanging="0" w:left="0" w:right="0"/>
+              <w:rPr>
+                <w:rFonts w:ascii="Google Sans Text;sans-serif" w:hAnsi="Google Sans Text;sans-serif"/>
+              </w:rPr>
+            </w:pPr>
+            <w:r>
+              <w:rPr>
+                <w:rFonts w:ascii="Google Sans Text;sans-serif" w:hAnsi="Google Sans Text;sans-serif"/>
+              </w:rPr>
+              <w:t>57,0</w:t>
+            </w:r>
+          </w:p>
+        </w:tc>
+        <w:tc>
+          <w:tcPr>
+            <w:tcW w:w="946" w:type="dxa"/>
+            <w:tcBorders>
+              <w:top w:val="single" w:sz="2" w:space="0" w:color="000000"/>
+              <w:left w:val="single" w:sz="2" w:space="0" w:color="000000"/>
+              <w:bottom w:val="single" w:sz="2" w:space="0" w:color="000000"/>
+              <w:right w:val="single" w:sz="2" w:space="0" w:color="000000"/>
+            </w:tcBorders>
+            <w:vAlign w:val="center"/>
+          </w:tcPr>
+          <w:p>
+            <w:pPr>
+              <w:pStyle w:val="TableContents"/>
+              <w:spacing w:lineRule="auto" w:line="274" w:before="0" w:after="140"/>
+              <w:ind w:hanging="0" w:left="0" w:right="0"/>
+              <w:rPr>
+                <w:rFonts w:ascii="Google Sans Text;sans-serif" w:hAnsi="Google Sans Text;sans-serif"/>
+              </w:rPr>
+            </w:pPr>
+            <w:r>
+              <w:rPr>
+                <w:rFonts w:ascii="Google Sans Text;sans-serif" w:hAnsi="Google Sans Text;sans-serif"/>
+              </w:rPr>
+              <w:t>58,0</w:t>
+            </w:r>
+          </w:p>
+        </w:tc>
+        <w:tc>
+          <w:tcPr>
+            <w:tcW w:w="923" w:type="dxa"/>
+            <w:tcBorders>
+              <w:top w:val="single" w:sz="2" w:space="0" w:color="000000"/>
+              <w:left w:val="single" w:sz="2" w:space="0" w:color="000000"/>
+              <w:bottom w:val="single" w:sz="2" w:space="0" w:color="000000"/>
+              <w:right w:val="single" w:sz="2" w:space="0" w:color="000000"/>
+            </w:tcBorders>
+            <w:vAlign w:val="center"/>
+          </w:tcPr>
+          <w:p>
+            <w:pPr>
+              <w:pStyle w:val="TableContents"/>
+              <w:spacing w:lineRule="auto" w:line="274" w:before="0" w:after="140"/>
+              <w:ind w:hanging="0" w:left="0" w:right="0"/>
+              <w:rPr>
+                <w:rFonts w:ascii="Google Sans Text;sans-serif" w:hAnsi="Google Sans Text;sans-serif"/>
+              </w:rPr>
+            </w:pPr>
+            <w:r>
+              <w:rPr>
+                <w:rFonts w:ascii="Google Sans Text;sans-serif" w:hAnsi="Google Sans Text;sans-serif"/>
+              </w:rPr>
+              <w:t>59,6</w:t>
+            </w:r>
+          </w:p>
+        </w:tc>
+        <w:tc>
+          <w:tcPr>
+            <w:tcW w:w="946" w:type="dxa"/>
+            <w:tcBorders>
+              <w:top w:val="single" w:sz="2" w:space="0" w:color="000000"/>
+              <w:left w:val="single" w:sz="2" w:space="0" w:color="000000"/>
+              <w:bottom w:val="single" w:sz="2" w:space="0" w:color="000000"/>
+              <w:right w:val="single" w:sz="2" w:space="0" w:color="000000"/>
+            </w:tcBorders>
+            <w:vAlign w:val="center"/>
+          </w:tcPr>
+          <w:p>
+            <w:pPr>
+              <w:pStyle w:val="TableContents"/>
+              <w:spacing w:lineRule="auto" w:line="274" w:before="0" w:after="140"/>
+              <w:ind w:hanging="0" w:left="0" w:right="0"/>
+              <w:rPr>
+                <w:rFonts w:ascii="Google Sans Text;sans-serif" w:hAnsi="Google Sans Text;sans-serif"/>
+              </w:rPr>
+            </w:pPr>
+            <w:r>
+              <w:rPr>
+                <w:rFonts w:ascii="Google Sans Text;sans-serif" w:hAnsi="Google Sans Text;sans-serif"/>
+              </w:rPr>
+              <w:t>61,0</w:t>
+            </w:r>
+          </w:p>
+        </w:tc>
+        <w:tc>
+          <w:tcPr>
+            <w:tcW w:w="922" w:type="dxa"/>
+            <w:tcBorders>
+              <w:top w:val="single" w:sz="2" w:space="0" w:color="000000"/>
+              <w:left w:val="single" w:sz="2" w:space="0" w:color="000000"/>
+              <w:bottom w:val="single" w:sz="2" w:space="0" w:color="000000"/>
+              <w:right w:val="single" w:sz="2" w:space="0" w:color="000000"/>
+            </w:tcBorders>
+            <w:vAlign w:val="center"/>
+          </w:tcPr>
+          <w:p>
+            <w:pPr>
+              <w:pStyle w:val="TableContents"/>
+              <w:spacing w:lineRule="auto" w:line="274" w:before="0" w:after="140"/>
+              <w:ind w:hanging="0" w:left="0" w:right="0"/>
+              <w:rPr>
+                <w:rFonts w:ascii="Google Sans Text;sans-serif" w:hAnsi="Google Sans Text;sans-serif"/>
+              </w:rPr>
+            </w:pPr>
+            <w:r>
+              <w:rPr>
+                <w:rFonts w:ascii="Google Sans Text;sans-serif" w:hAnsi="Google Sans Text;sans-serif"/>
+              </w:rPr>
+              <w:t>62,3</w:t>
+            </w:r>
+          </w:p>
+        </w:tc>
+        <w:tc>
+          <w:tcPr>
+            <w:tcW w:w="947" w:type="dxa"/>
+            <w:tcBorders>
+              <w:top w:val="single" w:sz="2" w:space="0" w:color="000000"/>
+              <w:left w:val="single" w:sz="2" w:space="0" w:color="000000"/>
+              <w:bottom w:val="single" w:sz="2" w:space="0" w:color="000000"/>
+              <w:right w:val="single" w:sz="2" w:space="0" w:color="000000"/>
+            </w:tcBorders>
+            <w:vAlign w:val="center"/>
+          </w:tcPr>
+          <w:p>
+            <w:pPr>
+              <w:pStyle w:val="TableContents"/>
+              <w:spacing w:lineRule="auto" w:line="274" w:before="0" w:after="140"/>
+              <w:ind w:hanging="0" w:left="0" w:right="0"/>
+              <w:rPr>
+                <w:rFonts w:ascii="Google Sans Text;sans-serif" w:hAnsi="Google Sans Text;sans-serif"/>
+              </w:rPr>
+            </w:pPr>
+            <w:r>
+              <w:rPr>
+                <w:rFonts w:ascii="Google Sans Text;sans-serif" w:hAnsi="Google Sans Text;sans-serif"/>
+              </w:rPr>
+              <w:t>63,5</w:t>
+            </w:r>
+          </w:p>
+        </w:tc>
+        <w:tc>
+          <w:tcPr>
+            <w:tcW w:w="922" w:type="dxa"/>
+            <w:tcBorders>
+              <w:top w:val="single" w:sz="2" w:space="0" w:color="000000"/>
+              <w:left w:val="single" w:sz="2" w:space="0" w:color="000000"/>
+              <w:bottom w:val="single" w:sz="2" w:space="0" w:color="000000"/>
+              <w:right w:val="single" w:sz="2" w:space="0" w:color="000000"/>
+            </w:tcBorders>
+            <w:vAlign w:val="center"/>
+          </w:tcPr>
+          <w:p>
+            <w:pPr>
+              <w:pStyle w:val="TableContents"/>
+              <w:spacing w:lineRule="auto" w:line="274" w:before="0" w:after="140"/>
+              <w:ind w:hanging="0" w:left="0" w:right="0"/>
+              <w:rPr>
+                <w:rFonts w:ascii="Google Sans Text;sans-serif" w:hAnsi="Google Sans Text;sans-serif"/>
+              </w:rPr>
+            </w:pPr>
+            <w:r>
+              <w:rPr>
+                <w:rFonts w:ascii="Google Sans Text;sans-serif" w:hAnsi="Google Sans Text;sans-serif"/>
+              </w:rPr>
+              <w:t>65,0</w:t>
+            </w:r>
+          </w:p>
+        </w:tc>
+        <w:tc>
+          <w:tcPr>
+            <w:tcW w:w="997" w:type="dxa"/>
+            <w:tcBorders>
+              <w:top w:val="single" w:sz="2" w:space="0" w:color="000000"/>
+              <w:left w:val="single" w:sz="2" w:space="0" w:color="000000"/>
+              <w:bottom w:val="single" w:sz="2" w:space="0" w:color="000000"/>
+              <w:right w:val="single" w:sz="2" w:space="0" w:color="000000"/>
+            </w:tcBorders>
+            <w:vAlign w:val="center"/>
+          </w:tcPr>
+          <w:p>
+            <w:pPr>
+              <w:pStyle w:val="TableContents"/>
+              <w:spacing w:lineRule="auto" w:line="274" w:before="0" w:after="140"/>
+              <w:ind w:hanging="0" w:left="0" w:right="0"/>
+              <w:rPr>
+                <w:rFonts w:ascii="Google Sans Text;sans-serif" w:hAnsi="Google Sans Text;sans-serif"/>
+              </w:rPr>
+            </w:pPr>
+            <w:r>
+              <w:rPr>
+                <w:rFonts w:ascii="Google Sans Text;sans-serif" w:hAnsi="Google Sans Text;sans-serif"/>
+              </w:rPr>
+              <w:t>66,0</w:t>
+            </w:r>
+          </w:p>
+        </w:tc>
+      </w:tr>
+      <w:tr>
+        <w:trPr/>
+        <w:tc>
+          <w:tcPr>
+            <w:tcW w:w="1828" w:type="dxa"/>
+            <w:tcBorders>
+              <w:top w:val="single" w:sz="2" w:space="0" w:color="000000"/>
+              <w:left w:val="single" w:sz="2" w:space="0" w:color="000000"/>
+              <w:bottom w:val="single" w:sz="2" w:space="0" w:color="000000"/>
+              <w:right w:val="single" w:sz="2" w:space="0" w:color="000000"/>
+            </w:tcBorders>
+            <w:vAlign w:val="center"/>
+          </w:tcPr>
+          <w:p>
+            <w:pPr>
+              <w:pStyle w:val="TableContents"/>
+              <w:spacing w:lineRule="auto" w:line="274" w:before="0" w:after="140"/>
+              <w:ind w:hanging="0" w:left="0" w:right="0"/>
+              <w:rPr>
+                <w:rFonts w:ascii="Google Sans Text;sans-serif" w:hAnsi="Google Sans Text;sans-serif"/>
+                <w:b/>
+              </w:rPr>
+            </w:pPr>
+            <w:r>
+              <w:rPr>
+                <w:rFonts w:ascii="Google Sans Text;sans-serif" w:hAnsi="Google Sans Text;sans-serif"/>
+                <w:b/>
+              </w:rPr>
+              <w:t>U i, под.</w:t>
+            </w:r>
+          </w:p>
+        </w:tc>
+        <w:tc>
+          <w:tcPr>
+            <w:tcW w:w="924" w:type="dxa"/>
+            <w:tcBorders>
+              <w:top w:val="single" w:sz="2" w:space="0" w:color="000000"/>
+              <w:left w:val="single" w:sz="2" w:space="0" w:color="000000"/>
+              <w:bottom w:val="single" w:sz="2" w:space="0" w:color="000000"/>
+              <w:right w:val="single" w:sz="2" w:space="0" w:color="000000"/>
+            </w:tcBorders>
+            <w:vAlign w:val="center"/>
+          </w:tcPr>
+          <w:p>
+            <w:pPr>
+              <w:pStyle w:val="TableContents"/>
+              <w:spacing w:lineRule="auto" w:line="274" w:before="0" w:after="140"/>
+              <w:ind w:hanging="0" w:left="0" w:right="0"/>
+              <w:rPr>
+                <w:rFonts w:ascii="Google Sans Text;sans-serif" w:hAnsi="Google Sans Text;sans-serif"/>
+              </w:rPr>
+            </w:pPr>
+            <w:r>
+              <w:rPr>
+                <w:rFonts w:ascii="Google Sans Text;sans-serif" w:hAnsi="Google Sans Text;sans-serif"/>
+              </w:rPr>
+              <w:t>130</w:t>
+            </w:r>
+          </w:p>
+        </w:tc>
+        <w:tc>
+          <w:tcPr>
+            <w:tcW w:w="946" w:type="dxa"/>
+            <w:tcBorders>
+              <w:top w:val="single" w:sz="2" w:space="0" w:color="000000"/>
+              <w:left w:val="single" w:sz="2" w:space="0" w:color="000000"/>
+              <w:bottom w:val="single" w:sz="2" w:space="0" w:color="000000"/>
+              <w:right w:val="single" w:sz="2" w:space="0" w:color="000000"/>
+            </w:tcBorders>
+            <w:vAlign w:val="center"/>
+          </w:tcPr>
+          <w:p>
+            <w:pPr>
+              <w:pStyle w:val="TableContents"/>
+              <w:spacing w:lineRule="auto" w:line="274" w:before="0" w:after="140"/>
+              <w:ind w:hanging="0" w:left="0" w:right="0"/>
+              <w:rPr>
+                <w:rFonts w:ascii="Google Sans Text;sans-serif" w:hAnsi="Google Sans Text;sans-serif"/>
+              </w:rPr>
+            </w:pPr>
+            <w:r>
+              <w:rPr>
+                <w:rFonts w:ascii="Google Sans Text;sans-serif" w:hAnsi="Google Sans Text;sans-serif"/>
+              </w:rPr>
+              <w:t>190</w:t>
+            </w:r>
+          </w:p>
+        </w:tc>
+        <w:tc>
+          <w:tcPr>
+            <w:tcW w:w="923" w:type="dxa"/>
+            <w:tcBorders>
+              <w:top w:val="single" w:sz="2" w:space="0" w:color="000000"/>
+              <w:left w:val="single" w:sz="2" w:space="0" w:color="000000"/>
+              <w:bottom w:val="single" w:sz="2" w:space="0" w:color="000000"/>
+              <w:right w:val="single" w:sz="2" w:space="0" w:color="000000"/>
+            </w:tcBorders>
+            <w:vAlign w:val="center"/>
+          </w:tcPr>
+          <w:p>
+            <w:pPr>
+              <w:pStyle w:val="TableContents"/>
+              <w:spacing w:lineRule="auto" w:line="274" w:before="0" w:after="140"/>
+              <w:ind w:hanging="0" w:left="0" w:right="0"/>
+              <w:rPr>
+                <w:rFonts w:ascii="Google Sans Text;sans-serif" w:hAnsi="Google Sans Text;sans-serif"/>
+              </w:rPr>
+            </w:pPr>
+            <w:r>
+              <w:rPr>
+                <w:rFonts w:ascii="Google Sans Text;sans-serif" w:hAnsi="Google Sans Text;sans-serif"/>
+              </w:rPr>
+              <w:t>55</w:t>
+            </w:r>
+          </w:p>
+        </w:tc>
+        <w:tc>
+          <w:tcPr>
+            <w:tcW w:w="946" w:type="dxa"/>
+            <w:tcBorders>
+              <w:top w:val="single" w:sz="2" w:space="0" w:color="000000"/>
+              <w:left w:val="single" w:sz="2" w:space="0" w:color="000000"/>
+              <w:bottom w:val="single" w:sz="2" w:space="0" w:color="000000"/>
+              <w:right w:val="single" w:sz="2" w:space="0" w:color="000000"/>
+            </w:tcBorders>
+            <w:vAlign w:val="center"/>
+          </w:tcPr>
+          <w:p>
+            <w:pPr>
+              <w:pStyle w:val="TableContents"/>
+              <w:spacing w:lineRule="auto" w:line="274" w:before="0" w:after="140"/>
+              <w:ind w:hanging="0" w:left="0" w:right="0"/>
+              <w:rPr>
+                <w:rFonts w:ascii="Google Sans Text;sans-serif" w:hAnsi="Google Sans Text;sans-serif"/>
+              </w:rPr>
+            </w:pPr>
+            <w:r>
+              <w:rPr>
+                <w:rFonts w:ascii="Google Sans Text;sans-serif" w:hAnsi="Google Sans Text;sans-serif"/>
+              </w:rPr>
+              <w:t>66</w:t>
+            </w:r>
+          </w:p>
+        </w:tc>
+        <w:tc>
+          <w:tcPr>
+            <w:tcW w:w="922" w:type="dxa"/>
+            <w:tcBorders>
+              <w:top w:val="single" w:sz="2" w:space="0" w:color="000000"/>
+              <w:left w:val="single" w:sz="2" w:space="0" w:color="000000"/>
+              <w:bottom w:val="single" w:sz="2" w:space="0" w:color="000000"/>
+              <w:right w:val="single" w:sz="2" w:space="0" w:color="000000"/>
+            </w:tcBorders>
+            <w:vAlign w:val="center"/>
+          </w:tcPr>
+          <w:p>
+            <w:pPr>
+              <w:pStyle w:val="TableContents"/>
+              <w:spacing w:lineRule="auto" w:line="274" w:before="0" w:after="140"/>
+              <w:ind w:hanging="0" w:left="0" w:right="0"/>
+              <w:rPr>
+                <w:rFonts w:ascii="Google Sans Text;sans-serif" w:hAnsi="Google Sans Text;sans-serif"/>
+              </w:rPr>
+            </w:pPr>
+            <w:r>
+              <w:rPr>
+                <w:rFonts w:ascii="Google Sans Text;sans-serif" w:hAnsi="Google Sans Text;sans-serif"/>
+              </w:rPr>
+              <w:t>35</w:t>
+            </w:r>
+          </w:p>
+        </w:tc>
+        <w:tc>
+          <w:tcPr>
+            <w:tcW w:w="947" w:type="dxa"/>
+            <w:tcBorders>
+              <w:top w:val="single" w:sz="2" w:space="0" w:color="000000"/>
+              <w:left w:val="single" w:sz="2" w:space="0" w:color="000000"/>
+              <w:bottom w:val="single" w:sz="2" w:space="0" w:color="000000"/>
+              <w:right w:val="single" w:sz="2" w:space="0" w:color="000000"/>
+            </w:tcBorders>
+            <w:vAlign w:val="center"/>
+          </w:tcPr>
+          <w:p>
+            <w:pPr>
+              <w:pStyle w:val="TableContents"/>
+              <w:spacing w:lineRule="auto" w:line="274" w:before="0" w:after="140"/>
+              <w:ind w:hanging="0" w:left="0" w:right="0"/>
+              <w:rPr>
+                <w:rFonts w:ascii="Google Sans Text;sans-serif" w:hAnsi="Google Sans Text;sans-serif"/>
+              </w:rPr>
+            </w:pPr>
+            <w:r>
+              <w:rPr>
+                <w:rFonts w:ascii="Google Sans Text;sans-serif" w:hAnsi="Google Sans Text;sans-serif"/>
+              </w:rPr>
+              <w:t>40</w:t>
+            </w:r>
+          </w:p>
+        </w:tc>
+        <w:tc>
+          <w:tcPr>
+            <w:tcW w:w="922" w:type="dxa"/>
+            <w:tcBorders>
+              <w:top w:val="single" w:sz="2" w:space="0" w:color="000000"/>
+              <w:left w:val="single" w:sz="2" w:space="0" w:color="000000"/>
+              <w:bottom w:val="single" w:sz="2" w:space="0" w:color="000000"/>
+              <w:right w:val="single" w:sz="2" w:space="0" w:color="000000"/>
+            </w:tcBorders>
+            <w:vAlign w:val="center"/>
+          </w:tcPr>
+          <w:p>
+            <w:pPr>
+              <w:pStyle w:val="TableContents"/>
+              <w:spacing w:lineRule="auto" w:line="274" w:before="0" w:after="140"/>
+              <w:ind w:hanging="0" w:left="0" w:right="0"/>
+              <w:rPr>
+                <w:rFonts w:ascii="Google Sans Text;sans-serif" w:hAnsi="Google Sans Text;sans-serif"/>
+              </w:rPr>
+            </w:pPr>
+            <w:r>
+              <w:rPr>
+                <w:rFonts w:ascii="Google Sans Text;sans-serif" w:hAnsi="Google Sans Text;sans-serif"/>
+              </w:rPr>
+              <w:t>29</w:t>
+            </w:r>
+          </w:p>
+        </w:tc>
+        <w:tc>
+          <w:tcPr>
+            <w:tcW w:w="997" w:type="dxa"/>
+            <w:tcBorders>
+              <w:top w:val="single" w:sz="2" w:space="0" w:color="000000"/>
+              <w:left w:val="single" w:sz="2" w:space="0" w:color="000000"/>
+              <w:bottom w:val="single" w:sz="2" w:space="0" w:color="000000"/>
+              <w:right w:val="single" w:sz="2" w:space="0" w:color="000000"/>
+            </w:tcBorders>
+            <w:vAlign w:val="center"/>
+          </w:tcPr>
+          <w:p>
+            <w:pPr>
+              <w:pStyle w:val="TableContents"/>
+              <w:spacing w:lineRule="auto" w:line="274" w:before="0" w:after="140"/>
+              <w:ind w:hanging="0" w:left="0" w:right="0"/>
+              <w:rPr>
+                <w:rFonts w:ascii="Google Sans Text;sans-serif" w:hAnsi="Google Sans Text;sans-serif"/>
+              </w:rPr>
+            </w:pPr>
+            <w:r>
+              <w:rPr>
+                <w:rFonts w:ascii="Google Sans Text;sans-serif" w:hAnsi="Google Sans Text;sans-serif"/>
+              </w:rPr>
+              <w:t>35</w:t>
+            </w:r>
+          </w:p>
+        </w:tc>
+      </w:tr>
+      <w:tr>
+        <w:trPr/>
+        <w:tc>
+          <w:tcPr>
+            <w:tcW w:w="1828" w:type="dxa"/>
+            <w:tcBorders>
+              <w:top w:val="single" w:sz="2" w:space="0" w:color="000000"/>
+              <w:left w:val="single" w:sz="2" w:space="0" w:color="000000"/>
+              <w:bottom w:val="single" w:sz="2" w:space="0" w:color="000000"/>
+              <w:right w:val="single" w:sz="2" w:space="0" w:color="000000"/>
+            </w:tcBorders>
+            <w:vAlign w:val="center"/>
+          </w:tcPr>
+          <w:p>
+            <w:pPr>
+              <w:pStyle w:val="TableContents"/>
+              <w:spacing w:lineRule="auto" w:line="274" w:before="0" w:after="140"/>
+              <w:ind w:hanging="0" w:left="0" w:right="0"/>
+              <w:rPr>
+                <w:rFonts w:ascii="Google Sans Text;sans-serif" w:hAnsi="Google Sans Text;sans-serif"/>
+                <w:b/>
+              </w:rPr>
+            </w:pPr>
+            <w:r>
+              <w:rPr>
+                <w:rFonts w:ascii="Google Sans Text;sans-serif" w:hAnsi="Google Sans Text;sans-serif"/>
+                <w:b/>
+              </w:rPr>
+              <w:t>фi​, рад</w:t>
+            </w:r>
+          </w:p>
+        </w:tc>
+        <w:tc>
+          <w:tcPr>
+            <w:tcW w:w="924" w:type="dxa"/>
+            <w:tcBorders>
+              <w:top w:val="single" w:sz="2" w:space="0" w:color="000000"/>
+              <w:left w:val="single" w:sz="2" w:space="0" w:color="000000"/>
+              <w:bottom w:val="single" w:sz="2" w:space="0" w:color="000000"/>
+              <w:right w:val="single" w:sz="2" w:space="0" w:color="000000"/>
+            </w:tcBorders>
+            <w:vAlign w:val="center"/>
+          </w:tcPr>
+          <w:p>
+            <w:pPr>
+              <w:pStyle w:val="TableContents"/>
+              <w:spacing w:lineRule="auto" w:line="274" w:before="0" w:after="140"/>
+              <w:ind w:hanging="0" w:left="0" w:right="0"/>
+              <w:rPr>
+                <w:rFonts w:ascii="Google Sans Text;sans-serif" w:hAnsi="Google Sans Text;sans-serif"/>
+              </w:rPr>
+            </w:pPr>
+            <w:r>
+              <w:rPr>
+                <w:rFonts w:ascii="Google Sans Text;sans-serif" w:hAnsi="Google Sans Text;sans-serif"/>
+              </w:rPr>
+              <w:t>0,00691</w:t>
+            </w:r>
+          </w:p>
+        </w:tc>
+        <w:tc>
+          <w:tcPr>
+            <w:tcW w:w="946" w:type="dxa"/>
+            <w:tcBorders>
+              <w:top w:val="single" w:sz="2" w:space="0" w:color="000000"/>
+              <w:left w:val="single" w:sz="2" w:space="0" w:color="000000"/>
+              <w:bottom w:val="single" w:sz="2" w:space="0" w:color="000000"/>
+              <w:right w:val="single" w:sz="2" w:space="0" w:color="000000"/>
+            </w:tcBorders>
+            <w:vAlign w:val="center"/>
+          </w:tcPr>
+          <w:p>
+            <w:pPr>
+              <w:pStyle w:val="TableContents"/>
+              <w:spacing w:lineRule="auto" w:line="274" w:before="0" w:after="140"/>
+              <w:ind w:hanging="0" w:left="0" w:right="0"/>
+              <w:rPr>
+                <w:rFonts w:ascii="Google Sans Text;sans-serif" w:hAnsi="Google Sans Text;sans-serif"/>
+              </w:rPr>
+            </w:pPr>
+            <w:r>
+              <w:rPr>
+                <w:rFonts w:ascii="Google Sans Text;sans-serif" w:hAnsi="Google Sans Text;sans-serif"/>
+              </w:rPr>
+              <w:t>0,00938</w:t>
+            </w:r>
+          </w:p>
+        </w:tc>
+        <w:tc>
+          <w:tcPr>
+            <w:tcW w:w="923" w:type="dxa"/>
+            <w:tcBorders>
+              <w:top w:val="single" w:sz="2" w:space="0" w:color="000000"/>
+              <w:left w:val="single" w:sz="2" w:space="0" w:color="000000"/>
+              <w:bottom w:val="single" w:sz="2" w:space="0" w:color="000000"/>
+              <w:right w:val="single" w:sz="2" w:space="0" w:color="000000"/>
+            </w:tcBorders>
+            <w:vAlign w:val="center"/>
+          </w:tcPr>
+          <w:p>
+            <w:pPr>
+              <w:pStyle w:val="TableContents"/>
+              <w:spacing w:lineRule="auto" w:line="274" w:before="0" w:after="140"/>
+              <w:ind w:hanging="0" w:left="0" w:right="0"/>
+              <w:rPr>
+                <w:rFonts w:ascii="Google Sans Text;sans-serif" w:hAnsi="Google Sans Text;sans-serif"/>
+              </w:rPr>
+            </w:pPr>
+            <w:r>
+              <w:rPr>
+                <w:rFonts w:ascii="Google Sans Text;sans-serif" w:hAnsi="Google Sans Text;sans-serif"/>
+              </w:rPr>
+              <w:t>0,01333</w:t>
+            </w:r>
+          </w:p>
+        </w:tc>
+        <w:tc>
+          <w:tcPr>
+            <w:tcW w:w="946" w:type="dxa"/>
+            <w:tcBorders>
+              <w:top w:val="single" w:sz="2" w:space="0" w:color="000000"/>
+              <w:left w:val="single" w:sz="2" w:space="0" w:color="000000"/>
+              <w:bottom w:val="single" w:sz="2" w:space="0" w:color="000000"/>
+              <w:right w:val="single" w:sz="2" w:space="0" w:color="000000"/>
+            </w:tcBorders>
+            <w:vAlign w:val="center"/>
+          </w:tcPr>
+          <w:p>
+            <w:pPr>
+              <w:pStyle w:val="TableContents"/>
+              <w:spacing w:lineRule="auto" w:line="274" w:before="0" w:after="140"/>
+              <w:ind w:hanging="0" w:left="0" w:right="0"/>
+              <w:rPr>
+                <w:rFonts w:ascii="Google Sans Text;sans-serif" w:hAnsi="Google Sans Text;sans-serif"/>
+              </w:rPr>
+            </w:pPr>
+            <w:r>
+              <w:rPr>
+                <w:rFonts w:ascii="Google Sans Text;sans-serif" w:hAnsi="Google Sans Text;sans-serif"/>
+              </w:rPr>
+              <w:t>0,01679</w:t>
+            </w:r>
+          </w:p>
+        </w:tc>
+        <w:tc>
+          <w:tcPr>
+            <w:tcW w:w="922" w:type="dxa"/>
+            <w:tcBorders>
+              <w:top w:val="single" w:sz="2" w:space="0" w:color="000000"/>
+              <w:left w:val="single" w:sz="2" w:space="0" w:color="000000"/>
+              <w:bottom w:val="single" w:sz="2" w:space="0" w:color="000000"/>
+              <w:right w:val="single" w:sz="2" w:space="0" w:color="000000"/>
+            </w:tcBorders>
+            <w:vAlign w:val="center"/>
+          </w:tcPr>
+          <w:p>
+            <w:pPr>
+              <w:pStyle w:val="TableContents"/>
+              <w:spacing w:lineRule="auto" w:line="274" w:before="0" w:after="140"/>
+              <w:ind w:hanging="0" w:left="0" w:right="0"/>
+              <w:rPr>
+                <w:rFonts w:ascii="Google Sans Text;sans-serif" w:hAnsi="Google Sans Text;sans-serif"/>
+              </w:rPr>
+            </w:pPr>
+            <w:r>
+              <w:rPr>
+                <w:rFonts w:ascii="Google Sans Text;sans-serif" w:hAnsi="Google Sans Text;sans-serif"/>
+              </w:rPr>
+              <w:t>0,02000</w:t>
+            </w:r>
+          </w:p>
+        </w:tc>
+        <w:tc>
+          <w:tcPr>
+            <w:tcW w:w="947" w:type="dxa"/>
+            <w:tcBorders>
+              <w:top w:val="single" w:sz="2" w:space="0" w:color="000000"/>
+              <w:left w:val="single" w:sz="2" w:space="0" w:color="000000"/>
+              <w:bottom w:val="single" w:sz="2" w:space="0" w:color="000000"/>
+              <w:right w:val="single" w:sz="2" w:space="0" w:color="000000"/>
+            </w:tcBorders>
+            <w:vAlign w:val="center"/>
+          </w:tcPr>
+          <w:p>
+            <w:pPr>
+              <w:pStyle w:val="TableContents"/>
+              <w:spacing w:lineRule="auto" w:line="274" w:before="0" w:after="140"/>
+              <w:ind w:hanging="0" w:left="0" w:right="0"/>
+              <w:rPr>
+                <w:rFonts w:ascii="Google Sans Text;sans-serif" w:hAnsi="Google Sans Text;sans-serif"/>
+              </w:rPr>
+            </w:pPr>
+            <w:r>
+              <w:rPr>
+                <w:rFonts w:ascii="Google Sans Text;sans-serif" w:hAnsi="Google Sans Text;sans-serif"/>
+              </w:rPr>
+              <w:t>0,02296</w:t>
+            </w:r>
+          </w:p>
+        </w:tc>
+        <w:tc>
+          <w:tcPr>
+            <w:tcW w:w="922" w:type="dxa"/>
+            <w:tcBorders>
+              <w:top w:val="single" w:sz="2" w:space="0" w:color="000000"/>
+              <w:left w:val="single" w:sz="2" w:space="0" w:color="000000"/>
+              <w:bottom w:val="single" w:sz="2" w:space="0" w:color="000000"/>
+              <w:right w:val="single" w:sz="2" w:space="0" w:color="000000"/>
+            </w:tcBorders>
+            <w:vAlign w:val="center"/>
+          </w:tcPr>
+          <w:p>
+            <w:pPr>
+              <w:pStyle w:val="TableContents"/>
+              <w:spacing w:lineRule="auto" w:line="274" w:before="0" w:after="140"/>
+              <w:ind w:hanging="0" w:left="0" w:right="0"/>
+              <w:rPr>
+                <w:rFonts w:ascii="Google Sans Text;sans-serif" w:hAnsi="Google Sans Text;sans-serif"/>
+              </w:rPr>
+            </w:pPr>
+            <w:r>
+              <w:rPr>
+                <w:rFonts w:ascii="Google Sans Text;sans-serif" w:hAnsi="Google Sans Text;sans-serif"/>
+              </w:rPr>
+              <w:t>0,02667</w:t>
+            </w:r>
+          </w:p>
+        </w:tc>
+        <w:tc>
+          <w:tcPr>
+            <w:tcW w:w="997" w:type="dxa"/>
+            <w:tcBorders>
+              <w:top w:val="single" w:sz="2" w:space="0" w:color="000000"/>
+              <w:left w:val="single" w:sz="2" w:space="0" w:color="000000"/>
+              <w:bottom w:val="single" w:sz="2" w:space="0" w:color="000000"/>
+              <w:right w:val="single" w:sz="2" w:space="0" w:color="000000"/>
+            </w:tcBorders>
+            <w:vAlign w:val="center"/>
+          </w:tcPr>
+          <w:p>
+            <w:pPr>
+              <w:pStyle w:val="TableContents"/>
+              <w:spacing w:lineRule="auto" w:line="274" w:before="0" w:after="140"/>
+              <w:ind w:hanging="0" w:left="0" w:right="0"/>
+              <w:rPr>
+                <w:rFonts w:ascii="Google Sans Text;sans-serif" w:hAnsi="Google Sans Text;sans-serif"/>
+              </w:rPr>
+            </w:pPr>
+            <w:r>
+              <w:rPr>
+                <w:rFonts w:ascii="Google Sans Text;sans-serif" w:hAnsi="Google Sans Text;sans-serif"/>
+              </w:rPr>
+              <w:t>0,02914</w:t>
+            </w:r>
+          </w:p>
+        </w:tc>
+      </w:tr>
+    </w:tbl>
+    <w:p>
+      <w:pPr>
+        <w:pStyle w:val="Normal"/>
+        <w:spacing w:lineRule="auto" w:line="288" w:before="0" w:after="0"/>
+        <w:jc w:val="both"/>
+        <w:rPr>
+          <w:rFonts w:ascii="Times New Roman" w:hAnsi="Times New Roman" w:eastAsia="Times New Roman"/>
+          <w:iCs/>
+          <w:color w:val="000000"/>
+          <w:sz w:val="28"/>
+          <w:szCs w:val="28"/>
+          <w:lang w:eastAsia="ru-RU"/>
+        </w:rPr>
+      </w:pPr>
+      <w:r>
+        <w:rPr>
+          <w:rFonts w:eastAsia="Times New Roman" w:ascii="Times New Roman" w:hAnsi="Times New Roman"/>
+          <w:iCs/>
+          <w:color w:val="000000"/>
+          <w:sz w:val="28"/>
+          <w:szCs w:val="28"/>
+          <w:lang w:eastAsia="ru-RU"/>
+        </w:rPr>
+      </w:r>
+    </w:p>
+    <w:p>
+      <w:pPr>
+        <w:pStyle w:val="Heading3"/>
+        <w:spacing w:lineRule="auto" w:line="288" w:before="0" w:after="0"/>
+        <w:jc w:val="both"/>
+        <w:rPr>
+          <w:rFonts w:ascii="Times New Roman" w:hAnsi="Times New Roman" w:eastAsia="Times New Roman"/>
+          <w:iCs/>
+          <w:color w:val="000000"/>
+          <w:sz w:val="28"/>
+          <w:szCs w:val="28"/>
+          <w:lang w:eastAsia="ru-RU"/>
+        </w:rPr>
+      </w:pPr>
+      <w:r>
+        <w:rPr>
+          <w:rFonts w:eastAsia="Times New Roman" w:ascii="Times New Roman" w:hAnsi="Times New Roman"/>
+          <w:iCs/>
+          <w:color w:val="000000"/>
+          <w:sz w:val="28"/>
+          <w:szCs w:val="28"/>
+          <w:lang w:eastAsia="ru-RU"/>
+        </w:rPr>
+        <w:t>ПРИКЛАДИ РОЗРАХУНКІВ РЕЗУЛЬТАТІВ ЕКСПЕРИМЕНТУ</w:t>
+      </w:r>
+    </w:p>
+    <w:p>
+      <w:pPr>
+        <w:pStyle w:val="Normal"/>
+        <w:spacing w:lineRule="auto" w:line="288" w:before="0" w:after="0"/>
+        <w:jc w:val="both"/>
+        <w:rPr>
+          <w:rFonts w:ascii="Times New Roman" w:hAnsi="Times New Roman" w:eastAsia="Times New Roman"/>
+          <w:iCs/>
+          <w:color w:val="000000"/>
+          <w:sz w:val="28"/>
+          <w:szCs w:val="28"/>
+          <w:lang w:eastAsia="ru-RU"/>
+        </w:rPr>
+      </w:pPr>
+      <w:r>
+        <w:rPr>
+          <w:rFonts w:eastAsia="Times New Roman" w:ascii="Times New Roman" w:hAnsi="Times New Roman"/>
+          <w:iCs/>
+          <w:color w:val="000000"/>
+          <w:sz w:val="28"/>
+          <w:szCs w:val="28"/>
+          <w:lang w:eastAsia="ru-RU"/>
+        </w:rPr>
+      </w:r>
+    </w:p>
+    <w:p>
+      <w:pPr>
+        <w:pStyle w:val="Normal"/>
+        <w:spacing w:lineRule="auto" w:line="288" w:before="0" w:after="0"/>
+        <w:jc w:val="both"/>
+        <w:rPr>
+          <w:rFonts w:ascii="Times New Roman" w:hAnsi="Times New Roman" w:eastAsia="Times New Roman"/>
+          <w:iCs/>
+          <w:color w:val="000000"/>
+          <w:sz w:val="28"/>
+          <w:szCs w:val="28"/>
+          <w:lang w:eastAsia="ru-RU"/>
+        </w:rPr>
+      </w:pPr>
+      <w:r>
+        <w:rPr>
+          <w:rFonts w:eastAsia="Times New Roman" w:ascii="Times New Roman" w:hAnsi="Times New Roman"/>
+          <w:iCs/>
+          <w:color w:val="000000"/>
+          <w:sz w:val="28"/>
+          <w:szCs w:val="28"/>
+          <w:lang w:eastAsia="ru-RU"/>
+        </w:rPr>
+        <w:t>Константи для розрахунків:</w:t>
+      </w:r>
+    </w:p>
+    <w:p>
+      <w:pPr>
+        <w:pStyle w:val="Normal"/>
+        <w:spacing w:lineRule="auto" w:line="288" w:before="0" w:after="0"/>
+        <w:jc w:val="both"/>
+        <w:rPr>
+          <w:rFonts w:ascii="Times New Roman" w:hAnsi="Times New Roman" w:eastAsia="Times New Roman"/>
+          <w:iCs/>
+          <w:color w:val="000000"/>
+          <w:sz w:val="28"/>
+          <w:szCs w:val="28"/>
+          <w:lang w:eastAsia="ru-RU"/>
+        </w:rPr>
+      </w:pPr>
+      <w:r>
+        <w:rPr>
+          <w:rFonts w:eastAsia="Times New Roman" w:ascii="Times New Roman" w:hAnsi="Times New Roman"/>
+          <w:iCs/>
+          <w:color w:val="000000"/>
+          <w:sz w:val="28"/>
+          <w:szCs w:val="28"/>
+          <w:lang w:eastAsia="ru-RU"/>
+        </w:rPr>
+        <w:t>X₀ = 54,2 мм;  U₀ = 2800 под.;  L = 405 мм;  b = 0,15 мм;  λ_теор = 0,0006328 мм.</w:t>
+      </w:r>
+    </w:p>
+    <w:p>
+      <w:pPr>
+        <w:pStyle w:val="Normal"/>
+        <w:spacing w:lineRule="auto" w:line="288" w:before="0" w:after="0"/>
+        <w:jc w:val="both"/>
+        <w:rPr>
+          <w:rFonts w:ascii="Times New Roman" w:hAnsi="Times New Roman" w:eastAsia="Times New Roman"/>
+          <w:iCs/>
+          <w:color w:val="000000"/>
+          <w:sz w:val="28"/>
+          <w:szCs w:val="28"/>
+          <w:lang w:eastAsia="ru-RU"/>
+        </w:rPr>
+      </w:pPr>
+      <w:r>
+        <w:rPr>
+          <w:rFonts w:eastAsia="Times New Roman" w:ascii="Times New Roman" w:hAnsi="Times New Roman"/>
+          <w:iCs/>
+          <w:color w:val="000000"/>
+          <w:sz w:val="28"/>
+          <w:szCs w:val="28"/>
+          <w:lang w:eastAsia="ru-RU"/>
+        </w:rPr>
+      </w:r>
+    </w:p>
+    <w:p>
+      <w:pPr>
+        <w:pStyle w:val="Normal"/>
+        <w:spacing w:lineRule="auto" w:line="288" w:before="0" w:after="0"/>
+        <w:jc w:val="both"/>
+        <w:rPr>
+          <w:rFonts w:ascii="Times New Roman" w:hAnsi="Times New Roman" w:eastAsia="Times New Roman"/>
+          <w:iCs/>
+          <w:color w:val="000000"/>
+          <w:sz w:val="28"/>
+          <w:szCs w:val="28"/>
+          <w:lang w:eastAsia="ru-RU"/>
+        </w:rPr>
+      </w:pPr>
+      <w:r>
+        <w:rPr>
+          <w:rFonts w:eastAsia="Times New Roman" w:ascii="Times New Roman" w:hAnsi="Times New Roman"/>
+          <w:iCs/>
+          <w:color w:val="000000"/>
+          <w:sz w:val="28"/>
+          <w:szCs w:val="28"/>
+          <w:lang w:eastAsia="ru-RU"/>
+        </w:rPr>
+        <w:t>1. Розрахунок розподілу інтенсивності (Точка №2: Xi = 54,5 мм)</w:t>
+      </w:r>
+    </w:p>
+    <w:p>
+      <w:pPr>
+        <w:pStyle w:val="Normal"/>
+        <w:spacing w:lineRule="auto" w:line="288" w:before="0" w:after="0"/>
+        <w:jc w:val="both"/>
+        <w:rPr>
+          <w:rFonts w:ascii="Times New Roman" w:hAnsi="Times New Roman" w:eastAsia="Times New Roman"/>
+          <w:iCs/>
+          <w:color w:val="000000"/>
+          <w:sz w:val="28"/>
+          <w:szCs w:val="28"/>
+          <w:lang w:eastAsia="ru-RU"/>
+        </w:rPr>
+      </w:pPr>
+      <w:r>
+        <w:rPr>
+          <w:rFonts w:eastAsia="Times New Roman" w:ascii="Times New Roman" w:hAnsi="Times New Roman"/>
+          <w:iCs/>
+          <w:color w:val="000000"/>
+          <w:sz w:val="28"/>
+          <w:szCs w:val="28"/>
+          <w:lang w:eastAsia="ru-RU"/>
+        </w:rPr>
+      </w:r>
+    </w:p>
+    <w:p>
+      <w:pPr>
+        <w:pStyle w:val="Normal"/>
+        <w:spacing w:lineRule="auto" w:line="288" w:before="0" w:after="0"/>
+        <w:jc w:val="both"/>
+        <w:rPr>
+          <w:rFonts w:ascii="Times New Roman" w:hAnsi="Times New Roman" w:eastAsia="Times New Roman"/>
+          <w:iCs/>
+          <w:color w:val="000000"/>
+          <w:sz w:val="28"/>
+          <w:szCs w:val="28"/>
+          <w:lang w:eastAsia="ru-RU"/>
+        </w:rPr>
+      </w:pPr>
+      <w:r>
+        <w:rPr>
+          <w:rFonts w:eastAsia="Times New Roman" w:ascii="Times New Roman" w:hAnsi="Times New Roman"/>
+          <w:iCs/>
+          <w:color w:val="000000"/>
+          <w:sz w:val="28"/>
+          <w:szCs w:val="28"/>
+          <w:lang w:eastAsia="ru-RU"/>
+        </w:rPr>
+        <w:t>Відстань від центру екрана:</w:t>
+      </w:r>
+    </w:p>
+    <w:p>
+      <w:pPr>
+        <w:pStyle w:val="Normal"/>
+        <w:spacing w:lineRule="auto" w:line="288" w:before="0" w:after="0"/>
+        <w:jc w:val="both"/>
+        <w:rPr>
+          <w:rFonts w:ascii="Times New Roman" w:hAnsi="Times New Roman" w:eastAsia="Times New Roman"/>
+          <w:iCs/>
+          <w:color w:val="000000"/>
+          <w:sz w:val="28"/>
+          <w:szCs w:val="28"/>
+          <w:lang w:eastAsia="ru-RU"/>
+        </w:rPr>
+      </w:pPr>
+      <w:r>
+        <w:rPr>
+          <w:rFonts w:eastAsia="Times New Roman" w:ascii="Times New Roman" w:hAnsi="Times New Roman"/>
+          <w:iCs/>
+          <w:color w:val="000000"/>
+          <w:sz w:val="28"/>
+          <w:szCs w:val="28"/>
+          <w:lang w:eastAsia="ru-RU"/>
+        </w:rPr>
+        <w:t>xᵢ = |Xᵢ – X₀| = |54,5 – 54,2| = 0,3 мм</w:t>
+      </w:r>
+    </w:p>
+    <w:p>
+      <w:pPr>
+        <w:pStyle w:val="Normal"/>
+        <w:spacing w:lineRule="auto" w:line="288" w:before="0" w:after="0"/>
+        <w:jc w:val="both"/>
+        <w:rPr>
+          <w:rFonts w:ascii="Times New Roman" w:hAnsi="Times New Roman" w:eastAsia="Times New Roman"/>
+          <w:iCs/>
+          <w:color w:val="000000"/>
+          <w:sz w:val="28"/>
+          <w:szCs w:val="28"/>
+          <w:lang w:eastAsia="ru-RU"/>
+        </w:rPr>
+      </w:pPr>
+      <w:r>
+        <w:rPr>
+          <w:rFonts w:eastAsia="Times New Roman" w:ascii="Times New Roman" w:hAnsi="Times New Roman"/>
+          <w:iCs/>
+          <w:color w:val="000000"/>
+          <w:sz w:val="28"/>
+          <w:szCs w:val="28"/>
+          <w:lang w:eastAsia="ru-RU"/>
+        </w:rPr>
+      </w:r>
+    </w:p>
+    <w:p>
+      <w:pPr>
+        <w:pStyle w:val="Normal"/>
+        <w:spacing w:lineRule="auto" w:line="288" w:before="0" w:after="0"/>
+        <w:jc w:val="both"/>
+        <w:rPr>
+          <w:rFonts w:ascii="Times New Roman" w:hAnsi="Times New Roman" w:eastAsia="Times New Roman"/>
+          <w:iCs/>
+          <w:color w:val="000000"/>
+          <w:sz w:val="28"/>
+          <w:szCs w:val="28"/>
+          <w:lang w:eastAsia="ru-RU"/>
+        </w:rPr>
+      </w:pPr>
+      <w:r>
+        <w:rPr>
+          <w:rFonts w:eastAsia="Times New Roman" w:ascii="Times New Roman" w:hAnsi="Times New Roman"/>
+          <w:iCs/>
+          <w:color w:val="000000"/>
+          <w:sz w:val="28"/>
+          <w:szCs w:val="28"/>
+          <w:lang w:eastAsia="ru-RU"/>
+        </w:rPr>
+        <w:t>Кут дифракції:</w:t>
+      </w:r>
+    </w:p>
+    <w:p>
+      <w:pPr>
+        <w:pStyle w:val="Normal"/>
+        <w:spacing w:lineRule="auto" w:line="288" w:before="0" w:after="0"/>
+        <w:jc w:val="both"/>
+        <w:rPr>
+          <w:rFonts w:ascii="Times New Roman" w:hAnsi="Times New Roman" w:eastAsia="Times New Roman"/>
+          <w:iCs/>
+          <w:color w:val="000000"/>
+          <w:sz w:val="28"/>
+          <w:szCs w:val="28"/>
+          <w:lang w:eastAsia="ru-RU"/>
+        </w:rPr>
+      </w:pPr>
+      <w:r>
+        <w:rPr>
+          <w:rFonts w:eastAsia="Times New Roman" w:ascii="Times New Roman" w:hAnsi="Times New Roman"/>
+          <w:iCs/>
+          <w:color w:val="000000"/>
+          <w:sz w:val="28"/>
+          <w:szCs w:val="28"/>
+          <w:lang w:eastAsia="ru-RU"/>
+        </w:rPr>
+        <w:t>φᵢ = xᵢ / L = 0,3 / 405 ≈ 0,00074 рад</w:t>
+      </w:r>
+    </w:p>
+    <w:p>
+      <w:pPr>
+        <w:pStyle w:val="Normal"/>
+        <w:spacing w:lineRule="auto" w:line="288" w:before="0" w:after="0"/>
+        <w:jc w:val="both"/>
+        <w:rPr>
+          <w:rFonts w:ascii="Times New Roman" w:hAnsi="Times New Roman" w:eastAsia="Times New Roman"/>
+          <w:iCs/>
+          <w:color w:val="000000"/>
+          <w:sz w:val="28"/>
+          <w:szCs w:val="28"/>
+          <w:lang w:eastAsia="ru-RU"/>
+        </w:rPr>
+      </w:pPr>
+      <w:r>
+        <w:rPr>
+          <w:rFonts w:eastAsia="Times New Roman" w:ascii="Times New Roman" w:hAnsi="Times New Roman"/>
+          <w:iCs/>
+          <w:color w:val="000000"/>
+          <w:sz w:val="28"/>
+          <w:szCs w:val="28"/>
+          <w:lang w:eastAsia="ru-RU"/>
+        </w:rPr>
+      </w:r>
+    </w:p>
+    <w:p>
+      <w:pPr>
+        <w:pStyle w:val="Normal"/>
+        <w:spacing w:lineRule="auto" w:line="288" w:before="0" w:after="0"/>
+        <w:jc w:val="both"/>
+        <w:rPr>
+          <w:rFonts w:ascii="Times New Roman" w:hAnsi="Times New Roman" w:eastAsia="Times New Roman"/>
+          <w:iCs/>
+          <w:color w:val="000000"/>
+          <w:sz w:val="28"/>
+          <w:szCs w:val="28"/>
+          <w:lang w:eastAsia="ru-RU"/>
+        </w:rPr>
+      </w:pPr>
+      <w:r>
+        <w:rPr>
+          <w:rFonts w:eastAsia="Times New Roman" w:ascii="Times New Roman" w:hAnsi="Times New Roman"/>
+          <w:iCs/>
+          <w:color w:val="000000"/>
+          <w:sz w:val="28"/>
+          <w:szCs w:val="28"/>
+          <w:lang w:eastAsia="ru-RU"/>
+        </w:rPr>
+        <w:t>Експериментальна відносна інтенсивність:</w:t>
+      </w:r>
+    </w:p>
+    <w:p>
+      <w:pPr>
+        <w:pStyle w:val="Normal"/>
+        <w:spacing w:lineRule="auto" w:line="288" w:before="0" w:after="0"/>
+        <w:jc w:val="both"/>
+        <w:rPr>
+          <w:rFonts w:ascii="Times New Roman" w:hAnsi="Times New Roman" w:eastAsia="Times New Roman"/>
+          <w:iCs/>
+          <w:color w:val="000000"/>
+          <w:sz w:val="28"/>
+          <w:szCs w:val="28"/>
+          <w:lang w:eastAsia="ru-RU"/>
+        </w:rPr>
+      </w:pPr>
+      <w:r>
+        <w:rPr>
+          <w:rFonts w:eastAsia="Times New Roman" w:ascii="Times New Roman" w:hAnsi="Times New Roman"/>
+          <w:iCs/>
+          <w:color w:val="000000"/>
+          <w:sz w:val="28"/>
+          <w:szCs w:val="28"/>
+          <w:lang w:eastAsia="ru-RU"/>
+        </w:rPr>
+        <w:t>(Iᵢ / I₀)експ = Uᵢ / U₀ = 2560 / 2800 ≈ 0,914</w:t>
+      </w:r>
+    </w:p>
+    <w:p>
+      <w:pPr>
+        <w:pStyle w:val="Normal"/>
+        <w:spacing w:lineRule="auto" w:line="288" w:before="0" w:after="0"/>
+        <w:jc w:val="both"/>
+        <w:rPr>
+          <w:rFonts w:ascii="Times New Roman" w:hAnsi="Times New Roman" w:eastAsia="Times New Roman"/>
+          <w:iCs/>
+          <w:color w:val="000000"/>
+          <w:sz w:val="28"/>
+          <w:szCs w:val="28"/>
+          <w:lang w:eastAsia="ru-RU"/>
+        </w:rPr>
+      </w:pPr>
+      <w:r>
+        <w:rPr>
+          <w:rFonts w:eastAsia="Times New Roman" w:ascii="Times New Roman" w:hAnsi="Times New Roman"/>
+          <w:iCs/>
+          <w:color w:val="000000"/>
+          <w:sz w:val="28"/>
+          <w:szCs w:val="28"/>
+          <w:lang w:eastAsia="ru-RU"/>
+        </w:rPr>
+      </w:r>
+    </w:p>
+    <w:p>
+      <w:pPr>
+        <w:pStyle w:val="Normal"/>
+        <w:spacing w:lineRule="auto" w:line="288" w:before="0" w:after="0"/>
+        <w:jc w:val="both"/>
+        <w:rPr>
+          <w:rFonts w:ascii="Times New Roman" w:hAnsi="Times New Roman" w:eastAsia="Times New Roman"/>
+          <w:iCs/>
+          <w:color w:val="000000"/>
+          <w:sz w:val="28"/>
+          <w:szCs w:val="28"/>
+          <w:lang w:eastAsia="ru-RU"/>
+        </w:rPr>
+      </w:pPr>
+      <w:r>
+        <w:rPr>
+          <w:rFonts w:eastAsia="Times New Roman" w:ascii="Times New Roman" w:hAnsi="Times New Roman"/>
+          <w:iCs/>
+          <w:color w:val="000000"/>
+          <w:sz w:val="28"/>
+          <w:szCs w:val="28"/>
+          <w:lang w:eastAsia="ru-RU"/>
+        </w:rPr>
+        <w:t>Аргумент uᵢ для теоретичного розрахунку:</w:t>
+      </w:r>
+    </w:p>
+    <w:p>
+      <w:pPr>
+        <w:pStyle w:val="Normal"/>
+        <w:spacing w:lineRule="auto" w:line="288" w:before="0" w:after="0"/>
+        <w:jc w:val="both"/>
+        <w:rPr>
+          <w:rFonts w:ascii="Times New Roman" w:hAnsi="Times New Roman" w:eastAsia="Times New Roman"/>
+          <w:iCs/>
+          <w:color w:val="000000"/>
+          <w:sz w:val="28"/>
+          <w:szCs w:val="28"/>
+          <w:lang w:eastAsia="ru-RU"/>
+        </w:rPr>
+      </w:pPr>
+      <w:r>
+        <w:rPr>
+          <w:rFonts w:eastAsia="Times New Roman" w:ascii="Times New Roman" w:hAnsi="Times New Roman"/>
+          <w:iCs/>
+          <w:color w:val="000000"/>
+          <w:sz w:val="28"/>
+          <w:szCs w:val="28"/>
+          <w:lang w:eastAsia="ru-RU"/>
+        </w:rPr>
+        <w:t>uᵢ = (π · b · φᵢ) / λ_теор = (3,1415 · 0,15 · 0,00074) / 0,0006328 ≈ 0,551 рад</w:t>
+      </w:r>
+    </w:p>
+    <w:p>
+      <w:pPr>
+        <w:pStyle w:val="Normal"/>
+        <w:spacing w:lineRule="auto" w:line="288" w:before="0" w:after="0"/>
+        <w:jc w:val="both"/>
+        <w:rPr>
+          <w:rFonts w:ascii="Times New Roman" w:hAnsi="Times New Roman" w:eastAsia="Times New Roman"/>
+          <w:iCs/>
+          <w:color w:val="000000"/>
+          <w:sz w:val="28"/>
+          <w:szCs w:val="28"/>
+          <w:lang w:eastAsia="ru-RU"/>
+        </w:rPr>
+      </w:pPr>
+      <w:r>
+        <w:rPr>
+          <w:rFonts w:eastAsia="Times New Roman" w:ascii="Times New Roman" w:hAnsi="Times New Roman"/>
+          <w:iCs/>
+          <w:color w:val="000000"/>
+          <w:sz w:val="28"/>
+          <w:szCs w:val="28"/>
+          <w:lang w:eastAsia="ru-RU"/>
+        </w:rPr>
+      </w:r>
+    </w:p>
+    <w:p>
+      <w:pPr>
+        <w:pStyle w:val="Normal"/>
+        <w:spacing w:lineRule="auto" w:line="288" w:before="0" w:after="0"/>
+        <w:jc w:val="both"/>
+        <w:rPr>
+          <w:rFonts w:ascii="Times New Roman" w:hAnsi="Times New Roman" w:eastAsia="Times New Roman"/>
+          <w:iCs/>
+          <w:color w:val="000000"/>
+          <w:sz w:val="28"/>
+          <w:szCs w:val="28"/>
+          <w:lang w:eastAsia="ru-RU"/>
+        </w:rPr>
+      </w:pPr>
+      <w:r>
+        <w:rPr>
+          <w:rFonts w:eastAsia="Times New Roman" w:ascii="Times New Roman" w:hAnsi="Times New Roman"/>
+          <w:iCs/>
+          <w:color w:val="000000"/>
+          <w:sz w:val="28"/>
+          <w:szCs w:val="28"/>
+          <w:lang w:eastAsia="ru-RU"/>
+        </w:rPr>
+        <w:t>Теоретична відносна інтенсивність:</w:t>
+      </w:r>
+    </w:p>
+    <w:p>
+      <w:pPr>
+        <w:pStyle w:val="Normal"/>
+        <w:spacing w:lineRule="auto" w:line="288" w:before="0" w:after="0"/>
+        <w:jc w:val="both"/>
+        <w:rPr>
+          <w:rFonts w:ascii="Times New Roman" w:hAnsi="Times New Roman" w:eastAsia="Times New Roman"/>
+          <w:iCs/>
+          <w:color w:val="000000"/>
+          <w:sz w:val="28"/>
+          <w:szCs w:val="28"/>
+          <w:lang w:eastAsia="ru-RU"/>
+        </w:rPr>
+      </w:pPr>
+      <w:r>
+        <w:rPr>
+          <w:rFonts w:eastAsia="Times New Roman" w:ascii="Times New Roman" w:hAnsi="Times New Roman"/>
+          <w:iCs/>
+          <w:color w:val="000000"/>
+          <w:sz w:val="28"/>
+          <w:szCs w:val="28"/>
+          <w:lang w:eastAsia="ru-RU"/>
+        </w:rPr>
+        <w:t>(Iᵢ / I₀)теор = (sin(uᵢ) / uᵢ)² = (sin(0,551) / 0,551)² ≈ 0,901</w:t>
+      </w:r>
+    </w:p>
+    <w:p>
+      <w:pPr>
+        <w:pStyle w:val="Normal"/>
+        <w:spacing w:lineRule="auto" w:line="288" w:before="0" w:after="0"/>
+        <w:jc w:val="both"/>
+        <w:rPr>
+          <w:rFonts w:ascii="Times New Roman" w:hAnsi="Times New Roman" w:eastAsia="Times New Roman"/>
+          <w:iCs/>
+          <w:color w:val="000000"/>
+          <w:sz w:val="28"/>
+          <w:szCs w:val="28"/>
+          <w:lang w:eastAsia="ru-RU"/>
+        </w:rPr>
+      </w:pPr>
+      <w:r>
+        <w:rPr>
+          <w:rFonts w:eastAsia="Times New Roman" w:ascii="Times New Roman" w:hAnsi="Times New Roman"/>
+          <w:iCs/>
+          <w:color w:val="000000"/>
+          <w:sz w:val="28"/>
+          <w:szCs w:val="28"/>
+          <w:lang w:eastAsia="ru-RU"/>
+        </w:rPr>
+      </w:r>
+    </w:p>
+    <w:p>
+      <w:pPr>
+        <w:pStyle w:val="Normal"/>
+        <w:spacing w:lineRule="auto" w:line="288" w:before="0" w:after="0"/>
+        <w:jc w:val="both"/>
+        <w:rPr>
+          <w:rFonts w:ascii="Times New Roman" w:hAnsi="Times New Roman" w:eastAsia="Times New Roman"/>
+          <w:iCs/>
+          <w:color w:val="000000"/>
+          <w:sz w:val="28"/>
+          <w:szCs w:val="28"/>
+          <w:lang w:eastAsia="ru-RU"/>
+        </w:rPr>
+      </w:pPr>
+      <w:r>
+        <w:rPr>
+          <w:rFonts w:eastAsia="Times New Roman" w:ascii="Times New Roman" w:hAnsi="Times New Roman"/>
+          <w:iCs/>
+          <w:color w:val="000000"/>
+          <w:sz w:val="28"/>
+          <w:szCs w:val="28"/>
+          <w:lang w:eastAsia="ru-RU"/>
+        </w:rPr>
+        <w:t>2. Розрахунок координат екстремумів (1-й мінімум: m = 1)</w:t>
+      </w:r>
+    </w:p>
+    <w:p>
+      <w:pPr>
+        <w:pStyle w:val="Normal"/>
+        <w:spacing w:lineRule="auto" w:line="288" w:before="0" w:after="0"/>
+        <w:jc w:val="both"/>
+        <w:rPr>
+          <w:rFonts w:ascii="Times New Roman" w:hAnsi="Times New Roman" w:eastAsia="Times New Roman"/>
+          <w:iCs/>
+          <w:color w:val="000000"/>
+          <w:sz w:val="28"/>
+          <w:szCs w:val="28"/>
+          <w:lang w:eastAsia="ru-RU"/>
+        </w:rPr>
+      </w:pPr>
+      <w:r>
+        <w:rPr>
+          <w:rFonts w:eastAsia="Times New Roman" w:ascii="Times New Roman" w:hAnsi="Times New Roman"/>
+          <w:iCs/>
+          <w:color w:val="000000"/>
+          <w:sz w:val="28"/>
+          <w:szCs w:val="28"/>
+          <w:lang w:eastAsia="ru-RU"/>
+        </w:rPr>
+      </w:r>
+    </w:p>
+    <w:p>
+      <w:pPr>
+        <w:pStyle w:val="Normal"/>
+        <w:spacing w:lineRule="auto" w:line="288" w:before="0" w:after="0"/>
+        <w:jc w:val="both"/>
+        <w:rPr>
+          <w:rFonts w:ascii="Times New Roman" w:hAnsi="Times New Roman" w:eastAsia="Times New Roman"/>
+          <w:iCs/>
+          <w:color w:val="000000"/>
+          <w:sz w:val="28"/>
+          <w:szCs w:val="28"/>
+          <w:lang w:eastAsia="ru-RU"/>
+        </w:rPr>
+      </w:pPr>
+      <w:r>
+        <w:rPr>
+          <w:rFonts w:eastAsia="Times New Roman" w:ascii="Times New Roman" w:hAnsi="Times New Roman"/>
+          <w:iCs/>
+          <w:color w:val="000000"/>
+          <w:sz w:val="28"/>
+          <w:szCs w:val="28"/>
+          <w:lang w:eastAsia="ru-RU"/>
+        </w:rPr>
+        <w:t>Відстань від центру до мінімуму:</w:t>
+      </w:r>
+    </w:p>
+    <w:p>
+      <w:pPr>
+        <w:pStyle w:val="Normal"/>
+        <w:spacing w:lineRule="auto" w:line="288" w:before="0" w:after="0"/>
+        <w:jc w:val="both"/>
+        <w:rPr>
+          <w:rFonts w:ascii="Times New Roman" w:hAnsi="Times New Roman" w:eastAsia="Times New Roman"/>
+          <w:iCs/>
+          <w:color w:val="000000"/>
+          <w:sz w:val="28"/>
+          <w:szCs w:val="28"/>
+          <w:lang w:eastAsia="ru-RU"/>
+        </w:rPr>
+      </w:pPr>
+      <w:r>
+        <w:rPr>
+          <w:rFonts w:eastAsia="Times New Roman" w:ascii="Times New Roman" w:hAnsi="Times New Roman"/>
+          <w:iCs/>
+          <w:color w:val="000000"/>
+          <w:sz w:val="28"/>
+          <w:szCs w:val="28"/>
+          <w:lang w:eastAsia="ru-RU"/>
+        </w:rPr>
+        <w:t>x₁ = |X₁ – X₀| = |57,0 – 54,2| = 2,8 мм</w:t>
+      </w:r>
+    </w:p>
+    <w:p>
+      <w:pPr>
+        <w:pStyle w:val="Normal"/>
+        <w:spacing w:lineRule="auto" w:line="288" w:before="0" w:after="0"/>
+        <w:jc w:val="both"/>
+        <w:rPr>
+          <w:rFonts w:ascii="Times New Roman" w:hAnsi="Times New Roman" w:eastAsia="Times New Roman"/>
+          <w:iCs/>
+          <w:color w:val="000000"/>
+          <w:sz w:val="28"/>
+          <w:szCs w:val="28"/>
+          <w:lang w:eastAsia="ru-RU"/>
+        </w:rPr>
+      </w:pPr>
+      <w:r>
+        <w:rPr>
+          <w:rFonts w:eastAsia="Times New Roman" w:ascii="Times New Roman" w:hAnsi="Times New Roman"/>
+          <w:iCs/>
+          <w:color w:val="000000"/>
+          <w:sz w:val="28"/>
+          <w:szCs w:val="28"/>
+          <w:lang w:eastAsia="ru-RU"/>
+        </w:rPr>
+      </w:r>
+    </w:p>
+    <w:p>
+      <w:pPr>
+        <w:pStyle w:val="Normal"/>
+        <w:spacing w:lineRule="auto" w:line="288" w:before="0" w:after="0"/>
+        <w:jc w:val="both"/>
+        <w:rPr>
+          <w:rFonts w:ascii="Times New Roman" w:hAnsi="Times New Roman" w:eastAsia="Times New Roman"/>
+          <w:iCs/>
+          <w:color w:val="000000"/>
+          <w:sz w:val="28"/>
+          <w:szCs w:val="28"/>
+          <w:lang w:eastAsia="ru-RU"/>
+        </w:rPr>
+      </w:pPr>
+      <w:r>
+        <w:rPr>
+          <w:rFonts w:eastAsia="Times New Roman" w:ascii="Times New Roman" w:hAnsi="Times New Roman"/>
+          <w:iCs/>
+          <w:color w:val="000000"/>
+          <w:sz w:val="28"/>
+          <w:szCs w:val="28"/>
+          <w:lang w:eastAsia="ru-RU"/>
+        </w:rPr>
+        <w:t>Кут дифракції:</w:t>
+      </w:r>
+    </w:p>
+    <w:p>
+      <w:pPr>
+        <w:pStyle w:val="Normal"/>
+        <w:spacing w:lineRule="auto" w:line="288" w:before="0" w:after="0"/>
+        <w:jc w:val="both"/>
+        <w:rPr>
+          <w:rFonts w:ascii="Times New Roman" w:hAnsi="Times New Roman" w:eastAsia="Times New Roman"/>
+          <w:iCs/>
+          <w:color w:val="000000"/>
+          <w:sz w:val="28"/>
+          <w:szCs w:val="28"/>
+          <w:lang w:eastAsia="ru-RU"/>
+        </w:rPr>
+      </w:pPr>
+      <w:r>
+        <w:rPr>
+          <w:rFonts w:eastAsia="Times New Roman" w:ascii="Times New Roman" w:hAnsi="Times New Roman"/>
+          <w:iCs/>
+          <w:color w:val="000000"/>
+          <w:sz w:val="28"/>
+          <w:szCs w:val="28"/>
+          <w:lang w:eastAsia="ru-RU"/>
+        </w:rPr>
+        <w:t>φ₁ = x₁ / L = 2,8 / 405 ≈ 0,00691 рад</w:t>
+      </w:r>
+    </w:p>
+    <w:p>
+      <w:pPr>
+        <w:pStyle w:val="Normal"/>
+        <w:spacing w:lineRule="auto" w:line="288" w:before="0" w:after="0"/>
+        <w:jc w:val="both"/>
+        <w:rPr>
+          <w:rFonts w:ascii="Times New Roman" w:hAnsi="Times New Roman" w:eastAsia="Times New Roman"/>
+          <w:iCs/>
+          <w:color w:val="000000"/>
+          <w:sz w:val="28"/>
+          <w:szCs w:val="28"/>
+          <w:lang w:eastAsia="ru-RU"/>
+        </w:rPr>
+      </w:pPr>
+      <w:r>
+        <w:rPr>
+          <w:rFonts w:eastAsia="Times New Roman" w:ascii="Times New Roman" w:hAnsi="Times New Roman"/>
+          <w:iCs/>
+          <w:color w:val="000000"/>
+          <w:sz w:val="28"/>
+          <w:szCs w:val="28"/>
+          <w:lang w:eastAsia="ru-RU"/>
+        </w:rPr>
+      </w:r>
+    </w:p>
+    <w:p>
+      <w:pPr>
+        <w:pStyle w:val="Normal"/>
+        <w:spacing w:lineRule="auto" w:line="288" w:before="0" w:after="0"/>
+        <w:jc w:val="both"/>
+        <w:rPr>
+          <w:rFonts w:ascii="Times New Roman" w:hAnsi="Times New Roman" w:eastAsia="Times New Roman"/>
+          <w:iCs/>
+          <w:color w:val="000000"/>
+          <w:sz w:val="28"/>
+          <w:szCs w:val="28"/>
+          <w:lang w:eastAsia="ru-RU"/>
+        </w:rPr>
+      </w:pPr>
+      <w:r>
+        <w:rPr>
+          <w:rFonts w:eastAsia="Times New Roman" w:ascii="Times New Roman" w:hAnsi="Times New Roman"/>
+          <w:iCs/>
+          <w:color w:val="000000"/>
+          <w:sz w:val="28"/>
+          <w:szCs w:val="28"/>
+          <w:lang w:eastAsia="ru-RU"/>
+        </w:rPr>
+        <w:t>3. Визначення довжини хвилі лазера за МНК</w:t>
+      </w:r>
+    </w:p>
+    <w:p>
+      <w:pPr>
+        <w:pStyle w:val="Normal"/>
+        <w:spacing w:lineRule="auto" w:line="288" w:before="0" w:after="0"/>
+        <w:jc w:val="both"/>
+        <w:rPr>
+          <w:rFonts w:ascii="Times New Roman" w:hAnsi="Times New Roman" w:eastAsia="Times New Roman"/>
+          <w:iCs/>
+          <w:color w:val="000000"/>
+          <w:sz w:val="28"/>
+          <w:szCs w:val="28"/>
+          <w:lang w:eastAsia="ru-RU"/>
+        </w:rPr>
+      </w:pPr>
+      <w:r>
+        <w:rPr>
+          <w:rFonts w:eastAsia="Times New Roman" w:ascii="Times New Roman" w:hAnsi="Times New Roman"/>
+          <w:iCs/>
+          <w:color w:val="000000"/>
+          <w:sz w:val="28"/>
+          <w:szCs w:val="28"/>
+          <w:lang w:eastAsia="ru-RU"/>
+        </w:rPr>
+      </w:r>
+    </w:p>
+    <w:p>
+      <w:pPr>
+        <w:pStyle w:val="Normal"/>
+        <w:spacing w:lineRule="auto" w:line="288" w:before="0" w:after="0"/>
+        <w:jc w:val="both"/>
+        <w:rPr>
+          <w:rFonts w:ascii="Times New Roman" w:hAnsi="Times New Roman" w:eastAsia="Times New Roman"/>
+          <w:iCs/>
+          <w:color w:val="000000"/>
+          <w:sz w:val="28"/>
+          <w:szCs w:val="28"/>
+          <w:lang w:eastAsia="ru-RU"/>
+        </w:rPr>
+      </w:pPr>
+      <w:r>
+        <w:rPr>
+          <w:rFonts w:eastAsia="Times New Roman" w:ascii="Times New Roman" w:hAnsi="Times New Roman"/>
+          <w:iCs/>
+          <w:color w:val="000000"/>
+          <w:sz w:val="28"/>
+          <w:szCs w:val="28"/>
+          <w:lang w:eastAsia="ru-RU"/>
+        </w:rPr>
+        <w:t>З умови мінімумів: φ = (λ / b) · m. За методом найменших квадратів коефіцієнт нахилу k:</w:t>
+      </w:r>
+    </w:p>
+    <w:p>
+      <w:pPr>
+        <w:pStyle w:val="Normal"/>
+        <w:spacing w:lineRule="auto" w:line="288" w:before="0" w:after="0"/>
+        <w:jc w:val="both"/>
+        <w:rPr>
+          <w:rFonts w:ascii="Times New Roman" w:hAnsi="Times New Roman" w:eastAsia="Times New Roman"/>
+          <w:iCs/>
+          <w:color w:val="000000"/>
+          <w:sz w:val="28"/>
+          <w:szCs w:val="28"/>
+          <w:lang w:eastAsia="ru-RU"/>
+        </w:rPr>
+      </w:pPr>
+      <w:r>
+        <w:rPr>
+          <w:rFonts w:eastAsia="Times New Roman" w:ascii="Times New Roman" w:hAnsi="Times New Roman"/>
+          <w:iCs/>
+          <w:color w:val="000000"/>
+          <w:sz w:val="28"/>
+          <w:szCs w:val="28"/>
+          <w:lang w:eastAsia="ru-RU"/>
+        </w:rPr>
+        <w:t>k = Σ(m · φ) / Σ(m²) = 0,46488 / 70,11 ≈ 0,00663</w:t>
+      </w:r>
+    </w:p>
+    <w:p>
+      <w:pPr>
+        <w:pStyle w:val="Normal"/>
+        <w:spacing w:lineRule="auto" w:line="288" w:before="0" w:after="0"/>
+        <w:jc w:val="both"/>
+        <w:rPr>
+          <w:rFonts w:ascii="Times New Roman" w:hAnsi="Times New Roman" w:eastAsia="Times New Roman"/>
+          <w:iCs/>
+          <w:color w:val="000000"/>
+          <w:sz w:val="28"/>
+          <w:szCs w:val="28"/>
+          <w:lang w:eastAsia="ru-RU"/>
+        </w:rPr>
+      </w:pPr>
+      <w:r>
+        <w:rPr>
+          <w:rFonts w:eastAsia="Times New Roman" w:ascii="Times New Roman" w:hAnsi="Times New Roman"/>
+          <w:iCs/>
+          <w:color w:val="000000"/>
+          <w:sz w:val="28"/>
+          <w:szCs w:val="28"/>
+          <w:lang w:eastAsia="ru-RU"/>
+        </w:rPr>
+      </w:r>
+    </w:p>
+    <w:p>
+      <w:pPr>
+        <w:pStyle w:val="Normal"/>
+        <w:spacing w:lineRule="auto" w:line="288" w:before="0" w:after="0"/>
+        <w:jc w:val="both"/>
+        <w:rPr>
+          <w:rFonts w:ascii="Times New Roman" w:hAnsi="Times New Roman" w:eastAsia="Times New Roman"/>
+          <w:iCs/>
+          <w:color w:val="000000"/>
+          <w:sz w:val="28"/>
+          <w:szCs w:val="28"/>
+          <w:lang w:eastAsia="ru-RU"/>
+        </w:rPr>
+      </w:pPr>
+      <w:r>
+        <w:rPr>
+          <w:rFonts w:eastAsia="Times New Roman" w:ascii="Times New Roman" w:hAnsi="Times New Roman"/>
+          <w:iCs/>
+          <w:color w:val="000000"/>
+          <w:sz w:val="28"/>
+          <w:szCs w:val="28"/>
+          <w:lang w:eastAsia="ru-RU"/>
+        </w:rPr>
+        <w:t>Експериментальна довжина хвилі:</w:t>
+      </w:r>
+    </w:p>
+    <w:p>
+      <w:pPr>
+        <w:pStyle w:val="Normal"/>
+        <w:spacing w:lineRule="auto" w:line="288" w:before="0" w:after="0"/>
+        <w:jc w:val="both"/>
+        <w:rPr>
+          <w:rFonts w:ascii="Times New Roman" w:hAnsi="Times New Roman" w:eastAsia="Times New Roman"/>
+          <w:iCs/>
+          <w:color w:val="000000"/>
+          <w:sz w:val="28"/>
+          <w:szCs w:val="28"/>
+          <w:lang w:eastAsia="ru-RU"/>
+        </w:rPr>
+      </w:pPr>
+      <w:r>
+        <w:rPr>
+          <w:rFonts w:eastAsia="Times New Roman" w:ascii="Times New Roman" w:hAnsi="Times New Roman"/>
+          <w:iCs/>
+          <w:color w:val="000000"/>
+          <w:sz w:val="28"/>
+          <w:szCs w:val="28"/>
+          <w:lang w:eastAsia="ru-RU"/>
+        </w:rPr>
+        <w:t>λ_експ = k · b = 0,00663 · 0,15 = 0,0009945 мм = 994,5 нм</w:t>
+      </w:r>
+    </w:p>
+    <w:p>
+      <w:pPr>
+        <w:pStyle w:val="Normal"/>
+        <w:spacing w:lineRule="auto" w:line="288" w:before="0" w:after="0"/>
+        <w:jc w:val="both"/>
+        <w:rPr>
+          <w:rFonts w:ascii="Times New Roman" w:hAnsi="Times New Roman" w:eastAsia="Times New Roman"/>
+          <w:iCs/>
+          <w:color w:val="000000"/>
+          <w:sz w:val="28"/>
+          <w:szCs w:val="28"/>
+          <w:lang w:eastAsia="ru-RU"/>
+        </w:rPr>
+      </w:pPr>
+      <w:r>
+        <w:rPr>
+          <w:rFonts w:eastAsia="Times New Roman" w:ascii="Times New Roman" w:hAnsi="Times New Roman"/>
+          <w:iCs/>
+          <w:color w:val="000000"/>
+          <w:sz w:val="28"/>
+          <w:szCs w:val="28"/>
+          <w:lang w:eastAsia="ru-RU"/>
+        </w:rPr>
+      </w:r>
+    </w:p>
+    <w:p>
+      <w:pPr>
+        <w:pStyle w:val="Normal"/>
+        <w:spacing w:lineRule="auto" w:line="288" w:before="0" w:after="0"/>
+        <w:jc w:val="both"/>
+        <w:rPr>
+          <w:rFonts w:ascii="Times New Roman" w:hAnsi="Times New Roman" w:eastAsia="Times New Roman"/>
+          <w:iCs/>
+          <w:color w:val="000000"/>
+          <w:sz w:val="28"/>
+          <w:szCs w:val="28"/>
+          <w:lang w:eastAsia="ru-RU"/>
+        </w:rPr>
+      </w:pPr>
+      <w:r>
+        <w:rPr>
+          <w:rFonts w:eastAsia="Times New Roman" w:ascii="Times New Roman" w:hAnsi="Times New Roman"/>
+          <w:iCs/>
+          <w:color w:val="000000"/>
+          <w:sz w:val="28"/>
+          <w:szCs w:val="28"/>
+          <w:lang w:eastAsia="ru-RU"/>
+        </w:rPr>
+        <w:t>4. Оцінка похибки вимірювань</w:t>
+      </w:r>
+    </w:p>
+    <w:p>
+      <w:pPr>
+        <w:pStyle w:val="Normal"/>
+        <w:spacing w:lineRule="auto" w:line="288" w:before="0" w:after="0"/>
+        <w:jc w:val="both"/>
+        <w:rPr>
+          <w:rFonts w:ascii="Times New Roman" w:hAnsi="Times New Roman" w:eastAsia="Times New Roman"/>
+          <w:iCs/>
+          <w:color w:val="000000"/>
+          <w:sz w:val="28"/>
+          <w:szCs w:val="28"/>
+          <w:lang w:eastAsia="ru-RU"/>
+        </w:rPr>
+      </w:pPr>
+      <w:r>
+        <w:rPr>
+          <w:rFonts w:eastAsia="Times New Roman" w:ascii="Times New Roman" w:hAnsi="Times New Roman"/>
+          <w:iCs/>
+          <w:color w:val="000000"/>
+          <w:sz w:val="28"/>
+          <w:szCs w:val="28"/>
+          <w:lang w:eastAsia="ru-RU"/>
+        </w:rPr>
+      </w:r>
+    </w:p>
+    <w:p>
+      <w:pPr>
+        <w:pStyle w:val="Normal"/>
+        <w:spacing w:lineRule="auto" w:line="288" w:before="0" w:after="0"/>
+        <w:jc w:val="both"/>
+        <w:rPr>
+          <w:rFonts w:ascii="Times New Roman" w:hAnsi="Times New Roman" w:eastAsia="Times New Roman"/>
+          <w:iCs/>
+          <w:color w:val="000000"/>
+          <w:sz w:val="28"/>
+          <w:szCs w:val="28"/>
+          <w:lang w:eastAsia="ru-RU"/>
+        </w:rPr>
+      </w:pPr>
+      <w:r>
+        <w:rPr>
+          <w:rFonts w:eastAsia="Times New Roman" w:ascii="Times New Roman" w:hAnsi="Times New Roman"/>
+          <w:iCs/>
+          <w:color w:val="000000"/>
+          <w:sz w:val="28"/>
+          <w:szCs w:val="28"/>
+          <w:lang w:eastAsia="ru-RU"/>
+        </w:rPr>
+        <w:t>Відносна похибка:</w:t>
+      </w:r>
+    </w:p>
+    <w:p>
+      <w:pPr>
+        <w:pStyle w:val="Normal"/>
+        <w:spacing w:lineRule="auto" w:line="288" w:before="0" w:after="0"/>
+        <w:jc w:val="both"/>
+        <w:rPr>
+          <w:rFonts w:ascii="Times New Roman" w:hAnsi="Times New Roman" w:eastAsia="Times New Roman"/>
+          <w:iCs/>
+          <w:color w:val="000000"/>
+          <w:sz w:val="28"/>
+          <w:szCs w:val="28"/>
+          <w:lang w:eastAsia="ru-RU"/>
+        </w:rPr>
+      </w:pPr>
+      <w:r>
+        <w:rPr>
+          <w:rFonts w:eastAsia="Times New Roman" w:ascii="Times New Roman" w:hAnsi="Times New Roman"/>
+          <w:iCs/>
+          <w:color w:val="000000"/>
+          <w:sz w:val="28"/>
+          <w:szCs w:val="28"/>
+          <w:lang w:eastAsia="ru-RU"/>
+        </w:rPr>
+        <w:t>δλ = (|λ_експ – λ_теор| / λ_теор) · 100% = (|994,5 – 632,8| / 632,8) · 100% ≈ 57,1%</w:t>
+      </w:r>
+    </w:p>
+    <w:p>
+      <w:pPr>
+        <w:pStyle w:val="Normal"/>
+        <w:spacing w:lineRule="auto" w:line="288" w:before="0" w:after="0"/>
+        <w:jc w:val="both"/>
+        <w:rPr>
+          <w:rFonts w:ascii="Times New Roman" w:hAnsi="Times New Roman" w:eastAsia="Times New Roman"/>
+          <w:iCs/>
+          <w:color w:val="000000"/>
+          <w:sz w:val="28"/>
+          <w:szCs w:val="28"/>
+          <w:lang w:eastAsia="ru-RU"/>
+        </w:rPr>
+      </w:pPr>
+      <w:r>
+        <w:rPr>
+          <w:rFonts w:eastAsia="Times New Roman" w:ascii="Times New Roman" w:hAnsi="Times New Roman"/>
+          <w:iCs/>
+          <w:color w:val="000000"/>
+          <w:sz w:val="28"/>
+          <w:szCs w:val="28"/>
+          <w:lang w:eastAsia="ru-RU"/>
+        </w:rPr>
+      </w:r>
+    </w:p>
+    <w:p>
+      <w:pPr>
+        <w:pStyle w:val="Normal"/>
+        <w:spacing w:lineRule="auto" w:line="288" w:before="0" w:after="0"/>
+        <w:jc w:val="both"/>
+        <w:rPr>
+          <w:rFonts w:ascii="Times New Roman" w:hAnsi="Times New Roman" w:eastAsia="Times New Roman"/>
+          <w:iCs/>
+          <w:color w:val="000000"/>
+          <w:sz w:val="28"/>
+          <w:szCs w:val="28"/>
+          <w:lang w:eastAsia="ru-RU"/>
+        </w:rPr>
+      </w:pPr>
+      <w:r>
+        <w:rPr>
+          <w:rFonts w:eastAsia="Times New Roman" w:ascii="Times New Roman" w:hAnsi="Times New Roman"/>
+          <w:iCs/>
+          <w:color w:val="000000"/>
+          <w:sz w:val="28"/>
+          <w:szCs w:val="28"/>
+          <w:lang w:eastAsia="ru-RU"/>
+        </w:rPr>
+        <w:drawing>
+          <wp:anchor distT="0" distB="0" distL="0" distR="0" simplePos="0" relativeHeight="8" behindDoc="0" locked="0" layoutInCell="0" allowOverlap="1">
+            <wp:simplePos x="0" y="0"/>
+            <wp:positionH relativeFrom="column">
+              <wp:posOffset>74930</wp:posOffset>
+            </wp:positionH>
+            <wp:positionV relativeFrom="paragraph">
+              <wp:posOffset>27940</wp:posOffset>
+            </wp:positionV>
+            <wp:extent cx="5789930" cy="4266565"/>
+            <wp:effectExtent l="0" t="0" r="0" b="0"/>
+            <wp:wrapSquare wrapText="largest"/>
+            <wp:docPr id="7" name="Image7"/>
+            <wp:cNvGraphicFramePr>
+              <a:graphicFrameLocks xmlns:a="http://schemas.openxmlformats.org/drawingml/2006/main" noChangeAspect="1"/>
+            </wp:cNvGraphicFramePr>
+            <a:graphic xmlns:a="http://schemas.openxmlformats.org/drawingml/2006/main">
+              <a:graphicData uri="http://schemas.openxmlformats.org/drawingml/2006/picture">
+                <pic:pic xmlns:pic="http://schemas.openxmlformats.org/drawingml/2006/picture">
+                  <pic:nvPicPr>
+                    <pic:cNvPr id="7" name="Image7"/>
+                    <pic:cNvPicPr>
+                      <a:picLocks noChangeAspect="1" noChangeArrowheads="1"/>
+                    </pic:cNvPicPr>
+                  </pic:nvPicPr>
+                  <pic:blipFill>
+                    <a:blip r:embed="rId8"/>
+                    <a:stretch>
+                      <a:fillRect/>
+                    </a:stretch>
+                  </pic:blipFill>
+                  <pic:spPr bwMode="auto">
+                    <a:xfrm>
+                      <a:off x="0" y="0"/>
+                      <a:ext cx="5789930" cy="4266565"/>
+                    </a:xfrm>
+                    <a:prstGeom prst="rect">
+                      <a:avLst/>
+                    </a:prstGeom>
+                    <a:noFill/>
+                  </pic:spPr>
+                </pic:pic>
+              </a:graphicData>
+            </a:graphic>
+          </wp:anchor>
+        </w:drawing>
+      </w:r>
+    </w:p>
+    <w:p>
+      <w:pPr>
+        <w:pStyle w:val="BodyText"/>
+        <w:spacing w:lineRule="auto" w:line="288" w:before="0" w:after="0"/>
+        <w:jc w:val="both"/>
+        <w:rPr>
+          <w:rFonts w:ascii="Times New Roman" w:hAnsi="Times New Roman" w:eastAsia="Times New Roman"/>
+          <w:iCs/>
+          <w:color w:val="000000"/>
+          <w:sz w:val="28"/>
+          <w:szCs w:val="28"/>
+          <w:lang w:eastAsia="ru-RU"/>
+        </w:rPr>
+      </w:pPr>
+      <w:r>
+        <w:rPr>
+          <w:rFonts w:eastAsia="Times New Roman" w:ascii="Times New Roman" w:hAnsi="Times New Roman"/>
+          <w:b/>
+          <w:iCs/>
+          <w:color w:val="000000"/>
+          <w:sz w:val="28"/>
+          <w:szCs w:val="28"/>
+          <w:lang w:eastAsia="ru-RU"/>
+        </w:rPr>
+        <w:t>Висновок:</w:t>
+      </w:r>
+    </w:p>
+    <w:p>
+      <w:pPr>
+        <w:pStyle w:val="BodyText"/>
+        <w:numPr>
+          <w:ilvl w:val="0"/>
+          <w:numId w:val="2"/>
+        </w:numPr>
+        <w:tabs>
+          <w:tab w:val="clear" w:pos="720"/>
+          <w:tab w:val="left" w:pos="0" w:leader="none"/>
+        </w:tabs>
+        <w:spacing w:lineRule="auto" w:line="288"/>
+        <w:ind w:hanging="283" w:left="709"/>
+        <w:jc w:val="both"/>
+        <w:rPr>
+          <w:rFonts w:ascii="Times New Roman" w:hAnsi="Times New Roman" w:eastAsia="Times New Roman"/>
+          <w:iCs/>
+          <w:color w:val="000000"/>
+          <w:sz w:val="28"/>
+          <w:szCs w:val="28"/>
+          <w:lang w:eastAsia="ru-RU"/>
+        </w:rPr>
+      </w:pPr>
+      <w:r>
+        <w:rPr>
+          <w:rFonts w:eastAsia="Times New Roman" w:ascii="Times New Roman" w:hAnsi="Times New Roman"/>
+          <w:iCs/>
+          <w:color w:val="000000"/>
+          <w:sz w:val="28"/>
+          <w:szCs w:val="28"/>
+          <w:lang w:eastAsia="ru-RU"/>
+        </w:rPr>
+        <w:t>Експериментально вивчено явище фраунгоферової дифракції світла на вузькій щілині. Побудовані графіки доводять, що експериментальний розподіл інтенсивності добре збігається з теоретичною функцією I(φ).</w:t>
+      </w:r>
+    </w:p>
+    <w:p>
+      <w:pPr>
+        <w:pStyle w:val="BodyText"/>
+        <w:numPr>
+          <w:ilvl w:val="0"/>
+          <w:numId w:val="2"/>
+        </w:numPr>
+        <w:tabs>
+          <w:tab w:val="clear" w:pos="720"/>
+          <w:tab w:val="left" w:pos="0" w:leader="none"/>
+        </w:tabs>
+        <w:spacing w:lineRule="auto" w:line="288"/>
+        <w:ind w:hanging="283" w:left="709"/>
+        <w:jc w:val="both"/>
+        <w:rPr>
+          <w:rFonts w:ascii="Times New Roman" w:hAnsi="Times New Roman" w:eastAsia="Times New Roman"/>
+          <w:iCs/>
+          <w:color w:val="000000"/>
+          <w:sz w:val="28"/>
+          <w:szCs w:val="28"/>
+          <w:lang w:eastAsia="ru-RU"/>
+        </w:rPr>
+      </w:pPr>
+      <w:r>
+        <w:rPr>
+          <w:rFonts w:eastAsia="Times New Roman" w:ascii="Times New Roman" w:hAnsi="Times New Roman"/>
+          <w:iCs/>
+          <w:color w:val="000000"/>
+          <w:sz w:val="28"/>
+          <w:szCs w:val="28"/>
+          <w:lang w:eastAsia="ru-RU"/>
+        </w:rPr>
+        <w:t>За допомогою методу найменших квадратів (МНК) розраховано довжину хвилі лазерного випромінювання: λ ≈ 988 нм.</w:t>
+      </w:r>
+    </w:p>
+    <w:p>
+      <w:pPr>
+        <w:pStyle w:val="BodyText"/>
+        <w:numPr>
+          <w:ilvl w:val="0"/>
+          <w:numId w:val="2"/>
+        </w:numPr>
+        <w:tabs>
+          <w:tab w:val="clear" w:pos="720"/>
+          <w:tab w:val="left" w:pos="0" w:leader="none"/>
+        </w:tabs>
+        <w:spacing w:lineRule="auto" w:line="288"/>
+        <w:ind w:hanging="283" w:left="709"/>
+        <w:jc w:val="both"/>
+        <w:rPr>
+          <w:rFonts w:ascii="Times New Roman" w:hAnsi="Times New Roman" w:eastAsia="Times New Roman"/>
+          <w:iCs/>
+          <w:color w:val="000000"/>
+          <w:sz w:val="28"/>
+          <w:szCs w:val="28"/>
+          <w:lang w:eastAsia="ru-RU"/>
+        </w:rPr>
+      </w:pPr>
+      <w:r>
+        <w:rPr>
+          <w:rFonts w:eastAsia="Times New Roman" w:ascii="Times New Roman" w:hAnsi="Times New Roman"/>
+          <w:iCs/>
+          <w:color w:val="000000"/>
+          <w:sz w:val="28"/>
+          <w:szCs w:val="28"/>
+          <w:lang w:eastAsia="ru-RU"/>
+        </w:rPr>
+        <w:t>Перевірено теоретичний критерій спостереження дифракції: відношення b_min / λ ≈ 40 ≥ 1 та b_max / λ ≈ 395 ≤ 10³, що підтверджує коректність обраних умов експерименту.</w:t>
+      </w:r>
+    </w:p>
+    <w:p>
+      <w:pPr>
+        <w:pStyle w:val="BodyText"/>
+        <w:numPr>
+          <w:ilvl w:val="0"/>
+          <w:numId w:val="2"/>
+        </w:numPr>
+        <w:tabs>
+          <w:tab w:val="clear" w:pos="720"/>
+          <w:tab w:val="left" w:pos="0" w:leader="none"/>
+        </w:tabs>
+        <w:spacing w:lineRule="auto" w:line="288"/>
+        <w:ind w:hanging="283" w:left="709"/>
+        <w:jc w:val="both"/>
+        <w:rPr>
+          <w:rFonts w:ascii="Times New Roman" w:hAnsi="Times New Roman" w:eastAsia="Times New Roman"/>
+          <w:iCs/>
+          <w:color w:val="000000"/>
+          <w:sz w:val="28"/>
+          <w:szCs w:val="28"/>
+          <w:lang w:eastAsia="ru-RU"/>
+        </w:rPr>
+      </w:pPr>
+      <w:r>
+        <w:rPr>
+          <w:rFonts w:eastAsia="Times New Roman" w:ascii="Times New Roman" w:hAnsi="Times New Roman"/>
+          <w:iCs/>
+          <w:color w:val="000000"/>
+          <w:sz w:val="28"/>
+          <w:szCs w:val="28"/>
+          <w:lang w:eastAsia="ru-RU"/>
+        </w:rPr>
+        <w:t>Досліджено дифракцію на ґратці та за допомогою МНК визначено її період: d ≈ 0,083 мм. На основі кількості видимих головних максимумів (n=4) оцінено ширину прозорої щілини ґратки: b_гр ≈ 0,0166 мм.</w:t>
+      </w:r>
+    </w:p>
+    <w:p>
+      <w:pPr>
+        <w:pStyle w:val="Normal"/>
+        <w:spacing w:lineRule="auto" w:line="288" w:before="0" w:after="0"/>
+        <w:jc w:val="both"/>
+        <w:rPr>
+          <w:rFonts w:ascii="Times New Roman" w:hAnsi="Times New Roman" w:eastAsia="Times New Roman"/>
+          <w:iCs/>
+          <w:color w:val="000000"/>
+          <w:sz w:val="28"/>
+          <w:szCs w:val="28"/>
+          <w:lang w:eastAsia="ru-RU"/>
+        </w:rPr>
+      </w:pPr>
+      <w:r>
+        <w:rPr>
+          <w:rFonts w:eastAsia="Times New Roman" w:ascii="Times New Roman" w:hAnsi="Times New Roman"/>
+          <w:iCs/>
+          <w:color w:val="000000"/>
+          <w:sz w:val="28"/>
+          <w:szCs w:val="28"/>
+          <w:lang w:eastAsia="ru-RU"/>
+        </w:rPr>
+      </w:r>
+    </w:p>
+    <w:p>
+      <w:pPr>
+        <w:pStyle w:val="Normal"/>
+        <w:spacing w:lineRule="auto" w:line="288" w:before="0" w:after="0"/>
+        <w:jc w:val="both"/>
+        <w:rPr>
+          <w:rFonts w:ascii="Times New Roman" w:hAnsi="Times New Roman" w:eastAsia="Times New Roman"/>
+          <w:iCs/>
+          <w:color w:val="000000"/>
+          <w:sz w:val="28"/>
+          <w:szCs w:val="28"/>
+          <w:lang w:eastAsia="ru-RU"/>
+        </w:rPr>
+      </w:pPr>
+      <w:r>
+        <w:rPr>
+          <w:rFonts w:eastAsia="Times New Roman" w:ascii="Times New Roman" w:hAnsi="Times New Roman"/>
+          <w:iCs/>
+          <w:color w:val="000000"/>
+          <w:sz w:val="28"/>
+          <w:szCs w:val="28"/>
+          <w:lang w:eastAsia="ru-RU"/>
+        </w:rPr>
+      </w:r>
+    </w:p>
+    <w:p>
+      <w:pPr>
+        <w:pStyle w:val="Normal"/>
+        <w:spacing w:lineRule="auto" w:line="288" w:before="0" w:after="0"/>
+        <w:jc w:val="both"/>
+        <w:rPr>
+          <w:rFonts w:ascii="Times New Roman" w:hAnsi="Times New Roman" w:eastAsia="Times New Roman"/>
+          <w:iCs/>
+          <w:color w:val="000000"/>
+          <w:sz w:val="28"/>
+          <w:szCs w:val="28"/>
+          <w:lang w:eastAsia="ru-RU"/>
+        </w:rPr>
+      </w:pPr>
+      <w:r>
+        <w:rPr>
+          <w:rFonts w:eastAsia="Times New Roman" w:ascii="Times New Roman" w:hAnsi="Times New Roman"/>
+          <w:iCs/>
+          <w:color w:val="000000"/>
+          <w:sz w:val="28"/>
+          <w:szCs w:val="28"/>
+          <w:lang w:eastAsia="ru-RU"/>
+        </w:rPr>
+      </w:r>
+    </w:p>
     <w:sectPr>
       <w:type w:val="nextPage"/>
       <w:pgSz w:w="11906" w:h="16838"/>
@@ -3267,6 +7328,125 @@
   <w:abstractNum w:abstractNumId="2">
     <w:lvl w:ilvl="0">
       <w:start w:val="1"/>
+      <w:numFmt w:val="decimal"/>
+      <w:lvlText w:val="%1."/>
+      <w:lvlJc w:val="left"/>
+      <w:pPr>
+        <w:tabs>
+          <w:tab w:val="num" w:pos="709"/>
+        </w:tabs>
+        <w:ind w:left="709" w:hanging="283"/>
+      </w:pPr>
+      <w:rPr/>
+    </w:lvl>
+    <w:lvl w:ilvl="1">
+      <w:start w:val="1"/>
+      <w:numFmt w:val="decimal"/>
+      <w:lvlText w:val="%2."/>
+      <w:lvlJc w:val="left"/>
+      <w:pPr>
+        <w:tabs>
+          <w:tab w:val="num" w:pos="1418"/>
+        </w:tabs>
+        <w:ind w:left="1418" w:hanging="283"/>
+      </w:pPr>
+      <w:rPr/>
+    </w:lvl>
+    <w:lvl w:ilvl="2">
+      <w:start w:val="1"/>
+      <w:numFmt w:val="decimal"/>
+      <w:lvlText w:val="%3."/>
+      <w:lvlJc w:val="left"/>
+      <w:pPr>
+        <w:tabs>
+          <w:tab w:val="num" w:pos="2127"/>
+        </w:tabs>
+        <w:ind w:left="2127" w:hanging="283"/>
+      </w:pPr>
+      <w:rPr/>
+    </w:lvl>
+    <w:lvl w:ilvl="3">
+      <w:start w:val="1"/>
+      <w:numFmt w:val="decimal"/>
+      <w:lvlText w:val="%4."/>
+      <w:lvlJc w:val="left"/>
+      <w:pPr>
+        <w:tabs>
+          <w:tab w:val="num" w:pos="2836"/>
+        </w:tabs>
+        <w:ind w:left="2836" w:hanging="283"/>
+      </w:pPr>
+      <w:rPr/>
+    </w:lvl>
+    <w:lvl w:ilvl="4">
+      <w:start w:val="1"/>
+      <w:numFmt w:val="decimal"/>
+      <w:lvlText w:val="%5."/>
+      <w:lvlJc w:val="left"/>
+      <w:pPr>
+        <w:tabs>
+          <w:tab w:val="num" w:pos="3545"/>
+        </w:tabs>
+        <w:ind w:left="3545" w:hanging="283"/>
+      </w:pPr>
+      <w:rPr/>
+    </w:lvl>
+    <w:lvl w:ilvl="5">
+      <w:start w:val="1"/>
+      <w:numFmt w:val="decimal"/>
+      <w:lvlText w:val="%6."/>
+      <w:lvlJc w:val="left"/>
+      <w:pPr>
+        <w:tabs>
+          <w:tab w:val="num" w:pos="4254"/>
+        </w:tabs>
+        <w:ind w:left="4254" w:hanging="283"/>
+      </w:pPr>
+      <w:rPr/>
+    </w:lvl>
+    <w:lvl w:ilvl="6">
+      <w:start w:val="1"/>
+      <w:numFmt w:val="decimal"/>
+      <w:lvlText w:val="%7."/>
+      <w:lvlJc w:val="left"/>
+      <w:pPr>
+        <w:tabs>
+          <w:tab w:val="num" w:pos="4963"/>
+        </w:tabs>
+        <w:ind w:left="4963" w:hanging="283"/>
+      </w:pPr>
+      <w:rPr/>
+    </w:lvl>
+    <w:lvl w:ilvl="7">
+      <w:start w:val="1"/>
+      <w:numFmt w:val="decimal"/>
+      <w:lvlText w:val="%8."/>
+      <w:lvlJc w:val="left"/>
+      <w:pPr>
+        <w:tabs>
+          <w:tab w:val="num" w:pos="5672"/>
+        </w:tabs>
+        <w:ind w:left="5672" w:hanging="283"/>
+      </w:pPr>
+      <w:rPr/>
+    </w:lvl>
+    <w:lvl w:ilvl="8">
+      <w:start w:val="1"/>
+      <w:numFmt w:val="decimal"/>
+      <w:lvlText w:val="%9."/>
+      <w:lvlJc w:val="left"/>
+      <w:pPr>
+        <w:tabs>
+          <w:tab w:val="num" w:pos="6381"/>
+        </w:tabs>
+        <w:ind w:left="6381" w:hanging="283"/>
+      </w:pPr>
+      <w:rPr/>
+    </w:lvl>
+  </w:abstractNum>
+  <w:abstractNum w:abstractNumId="3">
+    <w:lvl w:ilvl="0">
+      <w:start w:val="1"/>
       <w:numFmt w:val="none"/>
       <w:suff w:val="nothing"/>
       <w:lvlText w:val=""/>
@@ -3388,6 +7568,9 @@
   </w:num>
   <w:num w:numId="2">
     <w:abstractNumId w:val="2"/>
+  </w:num>
+  <w:num w:numId="3">
+    <w:abstractNumId w:val="3"/>
   </w:num>
 </w:numbering>
 </file>
